--- a/自动化测试/自动化测试任务.docx
+++ b/自动化测试/自动化测试任务.docx
@@ -1,7 +1,56 @@
 
 <file path=word/document.xml><?xml version="1.0" encoding="utf-8"?>
-<w:document xmlns:wpc="http://schemas.microsoft.com/office/word/2010/wordprocessingCanvas" xmlns:cx="http://schemas.microsoft.com/office/drawing/2014/chartex" xmlns:cx1="http://schemas.microsoft.com/office/drawing/2015/9/8/chartex" xmlns:cx2="http://schemas.microsoft.com/office/drawing/2015/10/21/chartex" xmlns:cx3="http://schemas.microsoft.com/office/drawing/2016/5/9/chartex" xmlns:cx4="http://schemas.microsoft.com/office/drawing/2016/5/10/chartex" xmlns:cx5="http://schemas.microsoft.com/office/drawing/2016/5/11/chartex" xmlns:cx6="http://schemas.microsoft.com/office/drawing/2016/5/12/chartex" xmlns:cx7="http://schemas.microsoft.com/office/drawing/2016/5/13/chartex" xmlns:cx8="http://schemas.microsoft.com/office/drawing/2016/5/14/chartex" xmlns:mc="http://schemas.openxmlformats.org/markup-compatibility/2006" xmlns:aink="http://schemas.microsoft.com/office/drawing/2016/ink" xmlns:am3d="http://schemas.microsoft.com/office/drawing/2017/model3d" xmlns:o="urn:schemas-microsoft-com:office:office" xmlns:oel="http://schemas.microsoft.com/office/2019/extlst" xmlns:r="http://schemas.openxmlformats.org/officeDocument/2006/relationships" xmlns:m="http://schemas.openxmlformats.org/officeDocument/2006/math" xmlns:v="urn:schemas-microsoft-com:vml" xmlns:wp14="http://schemas.microsoft.com/office/word/2010/wordprocessingDrawing" xmlns:wp="http://schemas.openxmlformats.org/drawingml/2006/wordprocessingDrawing" xmlns:w10="urn:schemas-microsoft-com:office:word" xmlns:w="http://schemas.openxmlformats.org/wordprocessingml/2006/main" xmlns:w14="http://schemas.microsoft.com/office/word/2010/wordml" xmlns:w15="http://schemas.microsoft.com/office/word/2012/wordml" xmlns:w16cex="http://schemas.microsoft.com/office/word/2018/wordml/cex" xmlns:w16cid="http://schemas.microsoft.com/office/word/2016/wordml/cid" xmlns:w16="http://schemas.microsoft.com/office/word/2018/wordml" xmlns:w16du="http://schemas.microsoft.com/office/word/2023/wordml/word16du" xmlns:w16sdtdh="http://schemas.microsoft.com/office/word/2020/wordml/sdtdatahash" xmlns:w16sdtfl="http://schemas.microsoft.com/office/word/2024/wordml/sdtformatlock" xmlns:w16se="http://schemas.microsoft.com/office/word/2015/wordml/symex" xmlns:wpg="http://schemas.microsoft.com/office/word/2010/wordprocessingGroup" xmlns:wpi="http://schemas.microsoft.com/office/word/2010/wordprocessingInk" xmlns:wne="http://schemas.microsoft.com/office/word/2006/wordml" xmlns:wps="http://schemas.microsoft.com/office/word/2010/wordprocessingShape" mc:Ignorable="w14 w15 w16se w16cid w16 w16cex w16sdtdh w16sdtfl w16du wp14">
+<w:document xmlns:wpc="http://schemas.microsoft.com/office/word/2010/wordprocessingCanvas" xmlns:mc="http://schemas.openxmlformats.org/markup-compatibility/2006" xmlns:o="urn:schemas-microsoft-com:office:office" xmlns:r="http://schemas.openxmlformats.org/officeDocument/2006/relationships" xmlns:m="http://schemas.openxmlformats.org/officeDocument/2006/math" xmlns:v="urn:schemas-microsoft-com:vml" xmlns:wp14="http://schemas.microsoft.com/office/word/2010/wordprocessingDrawing" xmlns:wp="http://schemas.openxmlformats.org/drawingml/2006/wordprocessingDrawing" xmlns:w="http://schemas.openxmlformats.org/wordprocessingml/2006/main" xmlns:w14="http://schemas.microsoft.com/office/word/2010/wordml" xmlns:w10="urn:schemas-microsoft-com:office:word" xmlns:w15="http://schemas.microsoft.com/office/word/2012/wordml" xmlns:wpg="http://schemas.microsoft.com/office/word/2010/wordprocessingGroup" xmlns:wpi="http://schemas.microsoft.com/office/word/2010/wordprocessingInk" xmlns:wne="http://schemas.microsoft.com/office/word/2006/wordml" xmlns:wps="http://schemas.microsoft.com/office/word/2010/wordprocessingShape" xmlns:wpsCustomData="http://www.wps.cn/officeDocument/2013/wpsCustomData" mc:Ignorable="w14 w15 wp14">
   <w:body>
+    <w:p/>
+    <w:p>
+      <w:pPr>
+        <w:rPr>
+          <w:rFonts w:hint="eastAsia"/>
+        </w:rPr>
+      </w:pPr>
+      <w:r>
+        <w:rPr>
+          <w:rFonts w:hint="eastAsia"/>
+        </w:rPr>
+        <w:t>apifox run "正常注册登录收支记录与查询.apifox-cli.json"</w:t>
+      </w:r>
+    </w:p>
+    <w:p>
+      <w:pPr>
+        <w:rPr>
+          <w:rFonts w:hint="eastAsia"/>
+        </w:rPr>
+      </w:pPr>
+      <w:r>
+        <w:rPr>
+          <w:rFonts w:hint="eastAsia"/>
+        </w:rPr>
+        <w:t>apifox run "支出与超额拦截.apifox-cli.json"</w:t>
+      </w:r>
+    </w:p>
+    <w:p>
+      <w:pPr>
+        <w:rPr>
+          <w:rFonts w:hint="eastAsia"/>
+        </w:rPr>
+      </w:pPr>
+      <w:r>
+        <w:rPr>
+          <w:rFonts w:hint="eastAsia"/>
+        </w:rPr>
+        <w:t>apifox run "统计图表.apifox-cli.json"</w:t>
+      </w:r>
+    </w:p>
+    <w:p>
+      <w:r>
+        <w:rPr>
+          <w:rFonts w:hint="eastAsia"/>
+        </w:rPr>
+        <w:t>apifox run "导出excel.apifox-cli.json"</w:t>
+      </w:r>
+    </w:p>
+    <w:p/>
     <w:p>
       <w:pPr>
         <w:rPr>
@@ -20,12 +69,14 @@
       <w:r>
         <w:t>核心目标</w:t>
       </w:r>
+      <w:bookmarkStart w:id="0" w:name="_GoBack"/>
+      <w:bookmarkEnd w:id="0"/>
     </w:p>
     <w:p>
       <w:pPr>
         <w:numPr>
           <w:ilvl w:val="0"/>
-          <w:numId w:val="2"/>
+          <w:numId w:val="1"/>
         </w:numPr>
         <w:rPr>
           <w:rFonts w:hint="eastAsia"/>
@@ -46,7 +97,7 @@
       <w:pPr>
         <w:numPr>
           <w:ilvl w:val="0"/>
-          <w:numId w:val="2"/>
+          <w:numId w:val="1"/>
         </w:numPr>
         <w:rPr>
           <w:rFonts w:hint="eastAsia"/>
@@ -67,7 +118,7 @@
       <w:pPr>
         <w:numPr>
           <w:ilvl w:val="0"/>
-          <w:numId w:val="2"/>
+          <w:numId w:val="1"/>
         </w:numPr>
         <w:rPr>
           <w:rFonts w:hint="eastAsia"/>
@@ -88,7 +139,7 @@
       <w:pPr>
         <w:numPr>
           <w:ilvl w:val="0"/>
-          <w:numId w:val="2"/>
+          <w:numId w:val="1"/>
         </w:numPr>
         <w:rPr>
           <w:rFonts w:hint="eastAsia"/>
@@ -161,23 +212,33 @@
     </w:p>
     <w:tbl>
       <w:tblPr>
+        <w:tblStyle w:val="16"/>
         <w:tblW w:w="5000" w:type="pct"/>
+        <w:tblInd w:w="0" w:type="dxa"/>
+        <w:tblLayout w:type="autofit"/>
         <w:tblCellMar>
           <w:top w:w="15" w:type="dxa"/>
           <w:left w:w="15" w:type="dxa"/>
           <w:bottom w:w="15" w:type="dxa"/>
           <w:right w:w="15" w:type="dxa"/>
         </w:tblCellMar>
-        <w:tblLook w:val="04A0" w:firstRow="1" w:lastRow="0" w:firstColumn="1" w:lastColumn="0" w:noHBand="0" w:noVBand="1"/>
       </w:tblPr>
       <w:tblGrid>
-        <w:gridCol w:w="1285"/>
-        <w:gridCol w:w="1136"/>
-        <w:gridCol w:w="2285"/>
-        <w:gridCol w:w="1401"/>
-        <w:gridCol w:w="2183"/>
+        <w:gridCol w:w="1325"/>
+        <w:gridCol w:w="1166"/>
+        <w:gridCol w:w="2367"/>
+        <w:gridCol w:w="1418"/>
+        <w:gridCol w:w="2270"/>
       </w:tblGrid>
       <w:tr>
+        <w:tblPrEx>
+          <w:tblCellMar>
+            <w:top w:w="15" w:type="dxa"/>
+            <w:left w:w="15" w:type="dxa"/>
+            <w:bottom w:w="15" w:type="dxa"/>
+            <w:right w:w="15" w:type="dxa"/>
+          </w:tblCellMar>
+        </w:tblPrEx>
         <w:trPr>
           <w:tblHeader/>
         </w:trPr>
@@ -185,19 +246,18 @@
           <w:tcPr>
             <w:tcW w:w="0" w:type="auto"/>
             <w:tcBorders>
-              <w:top w:val="single" w:sz="6" w:space="0" w:color="CCCCCC"/>
-              <w:left w:val="single" w:sz="6" w:space="0" w:color="CCCCCC"/>
-              <w:bottom w:val="single" w:sz="6" w:space="0" w:color="CCCCCC"/>
-              <w:right w:val="single" w:sz="6" w:space="0" w:color="CCCCCC"/>
-            </w:tcBorders>
-            <w:tcMar>
-              <w:top w:w="120" w:type="dxa"/>
-              <w:left w:w="120" w:type="dxa"/>
-              <w:bottom w:w="120" w:type="dxa"/>
-              <w:right w:w="120" w:type="dxa"/>
-            </w:tcMar>
-            <w:vAlign w:val="center"/>
-            <w:hideMark/>
+              <w:top w:val="single" w:color="CCCCCC" w:sz="6" w:space="0"/>
+              <w:left w:val="single" w:color="CCCCCC" w:sz="6" w:space="0"/>
+              <w:bottom w:val="single" w:color="CCCCCC" w:sz="6" w:space="0"/>
+              <w:right w:val="single" w:color="CCCCCC" w:sz="6" w:space="0"/>
+            </w:tcBorders>
+            <w:tcMar>
+              <w:top w:w="120" w:type="dxa"/>
+              <w:left w:w="120" w:type="dxa"/>
+              <w:bottom w:w="120" w:type="dxa"/>
+              <w:right w:w="120" w:type="dxa"/>
+            </w:tcMar>
+            <w:vAlign w:val="center"/>
           </w:tcPr>
           <w:p>
             <w:pPr>
@@ -220,19 +280,18 @@
           <w:tcPr>
             <w:tcW w:w="0" w:type="auto"/>
             <w:tcBorders>
-              <w:top w:val="single" w:sz="6" w:space="0" w:color="CCCCCC"/>
-              <w:left w:val="single" w:sz="6" w:space="0" w:color="CCCCCC"/>
-              <w:bottom w:val="single" w:sz="6" w:space="0" w:color="CCCCCC"/>
-              <w:right w:val="single" w:sz="6" w:space="0" w:color="CCCCCC"/>
-            </w:tcBorders>
-            <w:tcMar>
-              <w:top w:w="120" w:type="dxa"/>
-              <w:left w:w="120" w:type="dxa"/>
-              <w:bottom w:w="120" w:type="dxa"/>
-              <w:right w:w="120" w:type="dxa"/>
-            </w:tcMar>
-            <w:vAlign w:val="center"/>
-            <w:hideMark/>
+              <w:top w:val="single" w:color="CCCCCC" w:sz="6" w:space="0"/>
+              <w:left w:val="single" w:color="CCCCCC" w:sz="6" w:space="0"/>
+              <w:bottom w:val="single" w:color="CCCCCC" w:sz="6" w:space="0"/>
+              <w:right w:val="single" w:color="CCCCCC" w:sz="6" w:space="0"/>
+            </w:tcBorders>
+            <w:tcMar>
+              <w:top w:w="120" w:type="dxa"/>
+              <w:left w:w="120" w:type="dxa"/>
+              <w:bottom w:w="120" w:type="dxa"/>
+              <w:right w:w="120" w:type="dxa"/>
+            </w:tcMar>
+            <w:vAlign w:val="center"/>
           </w:tcPr>
           <w:p>
             <w:pPr>
@@ -255,19 +314,18 @@
           <w:tcPr>
             <w:tcW w:w="0" w:type="auto"/>
             <w:tcBorders>
-              <w:top w:val="single" w:sz="6" w:space="0" w:color="CCCCCC"/>
-              <w:left w:val="single" w:sz="6" w:space="0" w:color="CCCCCC"/>
-              <w:bottom w:val="single" w:sz="6" w:space="0" w:color="CCCCCC"/>
-              <w:right w:val="single" w:sz="6" w:space="0" w:color="CCCCCC"/>
-            </w:tcBorders>
-            <w:tcMar>
-              <w:top w:w="120" w:type="dxa"/>
-              <w:left w:w="120" w:type="dxa"/>
-              <w:bottom w:w="120" w:type="dxa"/>
-              <w:right w:w="120" w:type="dxa"/>
-            </w:tcMar>
-            <w:vAlign w:val="center"/>
-            <w:hideMark/>
+              <w:top w:val="single" w:color="CCCCCC" w:sz="6" w:space="0"/>
+              <w:left w:val="single" w:color="CCCCCC" w:sz="6" w:space="0"/>
+              <w:bottom w:val="single" w:color="CCCCCC" w:sz="6" w:space="0"/>
+              <w:right w:val="single" w:color="CCCCCC" w:sz="6" w:space="0"/>
+            </w:tcBorders>
+            <w:tcMar>
+              <w:top w:w="120" w:type="dxa"/>
+              <w:left w:w="120" w:type="dxa"/>
+              <w:bottom w:w="120" w:type="dxa"/>
+              <w:right w:w="120" w:type="dxa"/>
+            </w:tcMar>
+            <w:vAlign w:val="center"/>
           </w:tcPr>
           <w:p>
             <w:pPr>
@@ -288,21 +346,20 @@
         </w:tc>
         <w:tc>
           <w:tcPr>
-            <w:tcW w:w="0" w:type="auto"/>
-            <w:tcBorders>
-              <w:top w:val="single" w:sz="6" w:space="0" w:color="CCCCCC"/>
-              <w:left w:val="single" w:sz="6" w:space="0" w:color="CCCCCC"/>
-              <w:bottom w:val="single" w:sz="6" w:space="0" w:color="CCCCCC"/>
-              <w:right w:val="single" w:sz="6" w:space="0" w:color="CCCCCC"/>
-            </w:tcBorders>
-            <w:tcMar>
-              <w:top w:w="120" w:type="dxa"/>
-              <w:left w:w="120" w:type="dxa"/>
-              <w:bottom w:w="120" w:type="dxa"/>
-              <w:right w:w="120" w:type="dxa"/>
-            </w:tcMar>
-            <w:vAlign w:val="center"/>
-            <w:hideMark/>
+            <w:tcW w:w="830" w:type="pct"/>
+            <w:tcBorders>
+              <w:top w:val="single" w:color="CCCCCC" w:sz="6" w:space="0"/>
+              <w:left w:val="single" w:color="CCCCCC" w:sz="6" w:space="0"/>
+              <w:bottom w:val="single" w:color="CCCCCC" w:sz="6" w:space="0"/>
+              <w:right w:val="single" w:color="CCCCCC" w:sz="6" w:space="0"/>
+            </w:tcBorders>
+            <w:tcMar>
+              <w:top w:w="120" w:type="dxa"/>
+              <w:left w:w="120" w:type="dxa"/>
+              <w:bottom w:w="120" w:type="dxa"/>
+              <w:right w:w="120" w:type="dxa"/>
+            </w:tcMar>
+            <w:vAlign w:val="center"/>
           </w:tcPr>
           <w:p>
             <w:pPr>
@@ -323,21 +380,20 @@
         </w:tc>
         <w:tc>
           <w:tcPr>
-            <w:tcW w:w="0" w:type="auto"/>
-            <w:tcBorders>
-              <w:top w:val="single" w:sz="6" w:space="0" w:color="CCCCCC"/>
-              <w:left w:val="single" w:sz="6" w:space="0" w:color="CCCCCC"/>
-              <w:bottom w:val="single" w:sz="6" w:space="0" w:color="CCCCCC"/>
-              <w:right w:val="single" w:sz="6" w:space="0" w:color="CCCCCC"/>
-            </w:tcBorders>
-            <w:tcMar>
-              <w:top w:w="120" w:type="dxa"/>
-              <w:left w:w="120" w:type="dxa"/>
-              <w:bottom w:w="120" w:type="dxa"/>
-              <w:right w:w="120" w:type="dxa"/>
-            </w:tcMar>
-            <w:vAlign w:val="center"/>
-            <w:hideMark/>
+            <w:tcW w:w="1328" w:type="pct"/>
+            <w:tcBorders>
+              <w:top w:val="single" w:color="CCCCCC" w:sz="6" w:space="0"/>
+              <w:left w:val="single" w:color="CCCCCC" w:sz="6" w:space="0"/>
+              <w:bottom w:val="single" w:color="CCCCCC" w:sz="6" w:space="0"/>
+              <w:right w:val="single" w:color="CCCCCC" w:sz="6" w:space="0"/>
+            </w:tcBorders>
+            <w:tcMar>
+              <w:top w:w="120" w:type="dxa"/>
+              <w:left w:w="120" w:type="dxa"/>
+              <w:bottom w:w="120" w:type="dxa"/>
+              <w:right w:w="120" w:type="dxa"/>
+            </w:tcMar>
+            <w:vAlign w:val="center"/>
           </w:tcPr>
           <w:p>
             <w:pPr>
@@ -358,23 +414,30 @@
         </w:tc>
       </w:tr>
       <w:tr>
-        <w:tc>
-          <w:tcPr>
-            <w:tcW w:w="0" w:type="auto"/>
-            <w:tcBorders>
-              <w:top w:val="single" w:sz="6" w:space="0" w:color="CCCCCC"/>
-              <w:left w:val="single" w:sz="6" w:space="0" w:color="CCCCCC"/>
-              <w:bottom w:val="single" w:sz="6" w:space="0" w:color="CCCCCC"/>
-              <w:right w:val="single" w:sz="6" w:space="0" w:color="CCCCCC"/>
-            </w:tcBorders>
-            <w:tcMar>
-              <w:top w:w="120" w:type="dxa"/>
-              <w:left w:w="120" w:type="dxa"/>
-              <w:bottom w:w="120" w:type="dxa"/>
-              <w:right w:w="120" w:type="dxa"/>
-            </w:tcMar>
-            <w:vAlign w:val="center"/>
-            <w:hideMark/>
+        <w:tblPrEx>
+          <w:tblCellMar>
+            <w:top w:w="15" w:type="dxa"/>
+            <w:left w:w="15" w:type="dxa"/>
+            <w:bottom w:w="15" w:type="dxa"/>
+            <w:right w:w="15" w:type="dxa"/>
+          </w:tblCellMar>
+        </w:tblPrEx>
+        <w:tc>
+          <w:tcPr>
+            <w:tcW w:w="0" w:type="auto"/>
+            <w:tcBorders>
+              <w:top w:val="single" w:color="CCCCCC" w:sz="6" w:space="0"/>
+              <w:left w:val="single" w:color="CCCCCC" w:sz="6" w:space="0"/>
+              <w:bottom w:val="single" w:color="CCCCCC" w:sz="6" w:space="0"/>
+              <w:right w:val="single" w:color="CCCCCC" w:sz="6" w:space="0"/>
+            </w:tcBorders>
+            <w:tcMar>
+              <w:top w:w="120" w:type="dxa"/>
+              <w:left w:w="120" w:type="dxa"/>
+              <w:bottom w:w="120" w:type="dxa"/>
+              <w:right w:w="120" w:type="dxa"/>
+            </w:tcMar>
+            <w:vAlign w:val="center"/>
           </w:tcPr>
           <w:p>
             <w:pPr>
@@ -395,19 +458,18 @@
           <w:tcPr>
             <w:tcW w:w="0" w:type="auto"/>
             <w:tcBorders>
-              <w:top w:val="single" w:sz="6" w:space="0" w:color="CCCCCC"/>
-              <w:left w:val="single" w:sz="6" w:space="0" w:color="CCCCCC"/>
-              <w:bottom w:val="single" w:sz="6" w:space="0" w:color="CCCCCC"/>
-              <w:right w:val="single" w:sz="6" w:space="0" w:color="CCCCCC"/>
-            </w:tcBorders>
-            <w:tcMar>
-              <w:top w:w="120" w:type="dxa"/>
-              <w:left w:w="120" w:type="dxa"/>
-              <w:bottom w:w="120" w:type="dxa"/>
-              <w:right w:w="120" w:type="dxa"/>
-            </w:tcMar>
-            <w:vAlign w:val="center"/>
-            <w:hideMark/>
+              <w:top w:val="single" w:color="CCCCCC" w:sz="6" w:space="0"/>
+              <w:left w:val="single" w:color="CCCCCC" w:sz="6" w:space="0"/>
+              <w:bottom w:val="single" w:color="CCCCCC" w:sz="6" w:space="0"/>
+              <w:right w:val="single" w:color="CCCCCC" w:sz="6" w:space="0"/>
+            </w:tcBorders>
+            <w:tcMar>
+              <w:top w:w="120" w:type="dxa"/>
+              <w:left w:w="120" w:type="dxa"/>
+              <w:bottom w:w="120" w:type="dxa"/>
+              <w:right w:w="120" w:type="dxa"/>
+            </w:tcMar>
+            <w:vAlign w:val="center"/>
           </w:tcPr>
           <w:p>
             <w:pPr>
@@ -424,19 +486,18 @@
           <w:tcPr>
             <w:tcW w:w="0" w:type="auto"/>
             <w:tcBorders>
-              <w:top w:val="single" w:sz="6" w:space="0" w:color="CCCCCC"/>
-              <w:left w:val="single" w:sz="6" w:space="0" w:color="CCCCCC"/>
-              <w:bottom w:val="single" w:sz="6" w:space="0" w:color="CCCCCC"/>
-              <w:right w:val="single" w:sz="6" w:space="0" w:color="CCCCCC"/>
-            </w:tcBorders>
-            <w:tcMar>
-              <w:top w:w="120" w:type="dxa"/>
-              <w:left w:w="120" w:type="dxa"/>
-              <w:bottom w:w="120" w:type="dxa"/>
-              <w:right w:w="120" w:type="dxa"/>
-            </w:tcMar>
-            <w:vAlign w:val="center"/>
-            <w:hideMark/>
+              <w:top w:val="single" w:color="CCCCCC" w:sz="6" w:space="0"/>
+              <w:left w:val="single" w:color="CCCCCC" w:sz="6" w:space="0"/>
+              <w:bottom w:val="single" w:color="CCCCCC" w:sz="6" w:space="0"/>
+              <w:right w:val="single" w:color="CCCCCC" w:sz="6" w:space="0"/>
+            </w:tcBorders>
+            <w:tcMar>
+              <w:top w:w="120" w:type="dxa"/>
+              <w:left w:w="120" w:type="dxa"/>
+              <w:bottom w:w="120" w:type="dxa"/>
+              <w:right w:w="120" w:type="dxa"/>
+            </w:tcMar>
+            <w:vAlign w:val="center"/>
           </w:tcPr>
           <w:p>
             <w:pPr>
@@ -451,21 +512,20 @@
         </w:tc>
         <w:tc>
           <w:tcPr>
-            <w:tcW w:w="0" w:type="auto"/>
-            <w:tcBorders>
-              <w:top w:val="single" w:sz="6" w:space="0" w:color="CCCCCC"/>
-              <w:left w:val="single" w:sz="6" w:space="0" w:color="CCCCCC"/>
-              <w:bottom w:val="single" w:sz="6" w:space="0" w:color="CCCCCC"/>
-              <w:right w:val="single" w:sz="6" w:space="0" w:color="CCCCCC"/>
-            </w:tcBorders>
-            <w:tcMar>
-              <w:top w:w="120" w:type="dxa"/>
-              <w:left w:w="120" w:type="dxa"/>
-              <w:bottom w:w="120" w:type="dxa"/>
-              <w:right w:w="120" w:type="dxa"/>
-            </w:tcMar>
-            <w:vAlign w:val="center"/>
-            <w:hideMark/>
+            <w:tcW w:w="830" w:type="pct"/>
+            <w:tcBorders>
+              <w:top w:val="single" w:color="CCCCCC" w:sz="6" w:space="0"/>
+              <w:left w:val="single" w:color="CCCCCC" w:sz="6" w:space="0"/>
+              <w:bottom w:val="single" w:color="CCCCCC" w:sz="6" w:space="0"/>
+              <w:right w:val="single" w:color="CCCCCC" w:sz="6" w:space="0"/>
+            </w:tcBorders>
+            <w:tcMar>
+              <w:top w:w="120" w:type="dxa"/>
+              <w:left w:w="120" w:type="dxa"/>
+              <w:bottom w:w="120" w:type="dxa"/>
+              <w:right w:w="120" w:type="dxa"/>
+            </w:tcMar>
+            <w:vAlign w:val="center"/>
           </w:tcPr>
           <w:p>
             <w:pPr>
@@ -480,21 +540,20 @@
         </w:tc>
         <w:tc>
           <w:tcPr>
-            <w:tcW w:w="0" w:type="auto"/>
-            <w:tcBorders>
-              <w:top w:val="single" w:sz="6" w:space="0" w:color="CCCCCC"/>
-              <w:left w:val="single" w:sz="6" w:space="0" w:color="CCCCCC"/>
-              <w:bottom w:val="single" w:sz="6" w:space="0" w:color="CCCCCC"/>
-              <w:right w:val="single" w:sz="6" w:space="0" w:color="CCCCCC"/>
-            </w:tcBorders>
-            <w:tcMar>
-              <w:top w:w="120" w:type="dxa"/>
-              <w:left w:w="120" w:type="dxa"/>
-              <w:bottom w:w="120" w:type="dxa"/>
-              <w:right w:w="120" w:type="dxa"/>
-            </w:tcMar>
-            <w:vAlign w:val="center"/>
-            <w:hideMark/>
+            <w:tcW w:w="1328" w:type="pct"/>
+            <w:tcBorders>
+              <w:top w:val="single" w:color="CCCCCC" w:sz="6" w:space="0"/>
+              <w:left w:val="single" w:color="CCCCCC" w:sz="6" w:space="0"/>
+              <w:bottom w:val="single" w:color="CCCCCC" w:sz="6" w:space="0"/>
+              <w:right w:val="single" w:color="CCCCCC" w:sz="6" w:space="0"/>
+            </w:tcBorders>
+            <w:tcMar>
+              <w:top w:w="120" w:type="dxa"/>
+              <w:left w:w="120" w:type="dxa"/>
+              <w:bottom w:w="120" w:type="dxa"/>
+              <w:right w:w="120" w:type="dxa"/>
+            </w:tcMar>
+            <w:vAlign w:val="center"/>
           </w:tcPr>
           <w:p>
             <w:pPr>
@@ -509,23 +568,30 @@
         </w:tc>
       </w:tr>
       <w:tr>
-        <w:tc>
-          <w:tcPr>
-            <w:tcW w:w="0" w:type="auto"/>
-            <w:tcBorders>
-              <w:top w:val="single" w:sz="6" w:space="0" w:color="CCCCCC"/>
-              <w:left w:val="single" w:sz="6" w:space="0" w:color="CCCCCC"/>
-              <w:bottom w:val="single" w:sz="6" w:space="0" w:color="CCCCCC"/>
-              <w:right w:val="single" w:sz="6" w:space="0" w:color="CCCCCC"/>
-            </w:tcBorders>
-            <w:tcMar>
-              <w:top w:w="120" w:type="dxa"/>
-              <w:left w:w="120" w:type="dxa"/>
-              <w:bottom w:w="120" w:type="dxa"/>
-              <w:right w:w="120" w:type="dxa"/>
-            </w:tcMar>
-            <w:vAlign w:val="center"/>
-            <w:hideMark/>
+        <w:tblPrEx>
+          <w:tblCellMar>
+            <w:top w:w="15" w:type="dxa"/>
+            <w:left w:w="15" w:type="dxa"/>
+            <w:bottom w:w="15" w:type="dxa"/>
+            <w:right w:w="15" w:type="dxa"/>
+          </w:tblCellMar>
+        </w:tblPrEx>
+        <w:tc>
+          <w:tcPr>
+            <w:tcW w:w="0" w:type="auto"/>
+            <w:tcBorders>
+              <w:top w:val="single" w:color="CCCCCC" w:sz="6" w:space="0"/>
+              <w:left w:val="single" w:color="CCCCCC" w:sz="6" w:space="0"/>
+              <w:bottom w:val="single" w:color="CCCCCC" w:sz="6" w:space="0"/>
+              <w:right w:val="single" w:color="CCCCCC" w:sz="6" w:space="0"/>
+            </w:tcBorders>
+            <w:tcMar>
+              <w:top w:w="120" w:type="dxa"/>
+              <w:left w:w="120" w:type="dxa"/>
+              <w:bottom w:w="120" w:type="dxa"/>
+              <w:right w:w="120" w:type="dxa"/>
+            </w:tcMar>
+            <w:vAlign w:val="center"/>
           </w:tcPr>
           <w:p>
             <w:pPr>
@@ -546,19 +612,18 @@
           <w:tcPr>
             <w:tcW w:w="0" w:type="auto"/>
             <w:tcBorders>
-              <w:top w:val="single" w:sz="6" w:space="0" w:color="CCCCCC"/>
-              <w:left w:val="single" w:sz="6" w:space="0" w:color="CCCCCC"/>
-              <w:bottom w:val="single" w:sz="6" w:space="0" w:color="CCCCCC"/>
-              <w:right w:val="single" w:sz="6" w:space="0" w:color="CCCCCC"/>
-            </w:tcBorders>
-            <w:tcMar>
-              <w:top w:w="120" w:type="dxa"/>
-              <w:left w:w="120" w:type="dxa"/>
-              <w:bottom w:w="120" w:type="dxa"/>
-              <w:right w:w="120" w:type="dxa"/>
-            </w:tcMar>
-            <w:vAlign w:val="center"/>
-            <w:hideMark/>
+              <w:top w:val="single" w:color="CCCCCC" w:sz="6" w:space="0"/>
+              <w:left w:val="single" w:color="CCCCCC" w:sz="6" w:space="0"/>
+              <w:bottom w:val="single" w:color="CCCCCC" w:sz="6" w:space="0"/>
+              <w:right w:val="single" w:color="CCCCCC" w:sz="6" w:space="0"/>
+            </w:tcBorders>
+            <w:tcMar>
+              <w:top w:w="120" w:type="dxa"/>
+              <w:left w:w="120" w:type="dxa"/>
+              <w:bottom w:w="120" w:type="dxa"/>
+              <w:right w:w="120" w:type="dxa"/>
+            </w:tcMar>
+            <w:vAlign w:val="center"/>
           </w:tcPr>
           <w:p>
             <w:pPr>
@@ -575,19 +640,18 @@
           <w:tcPr>
             <w:tcW w:w="0" w:type="auto"/>
             <w:tcBorders>
-              <w:top w:val="single" w:sz="6" w:space="0" w:color="CCCCCC"/>
-              <w:left w:val="single" w:sz="6" w:space="0" w:color="CCCCCC"/>
-              <w:bottom w:val="single" w:sz="6" w:space="0" w:color="CCCCCC"/>
-              <w:right w:val="single" w:sz="6" w:space="0" w:color="CCCCCC"/>
-            </w:tcBorders>
-            <w:tcMar>
-              <w:top w:w="120" w:type="dxa"/>
-              <w:left w:w="120" w:type="dxa"/>
-              <w:bottom w:w="120" w:type="dxa"/>
-              <w:right w:w="120" w:type="dxa"/>
-            </w:tcMar>
-            <w:vAlign w:val="center"/>
-            <w:hideMark/>
+              <w:top w:val="single" w:color="CCCCCC" w:sz="6" w:space="0"/>
+              <w:left w:val="single" w:color="CCCCCC" w:sz="6" w:space="0"/>
+              <w:bottom w:val="single" w:color="CCCCCC" w:sz="6" w:space="0"/>
+              <w:right w:val="single" w:color="CCCCCC" w:sz="6" w:space="0"/>
+            </w:tcBorders>
+            <w:tcMar>
+              <w:top w:w="120" w:type="dxa"/>
+              <w:left w:w="120" w:type="dxa"/>
+              <w:bottom w:w="120" w:type="dxa"/>
+              <w:right w:w="120" w:type="dxa"/>
+            </w:tcMar>
+            <w:vAlign w:val="center"/>
           </w:tcPr>
           <w:p>
             <w:pPr>
@@ -602,21 +666,20 @@
         </w:tc>
         <w:tc>
           <w:tcPr>
-            <w:tcW w:w="0" w:type="auto"/>
-            <w:tcBorders>
-              <w:top w:val="single" w:sz="6" w:space="0" w:color="CCCCCC"/>
-              <w:left w:val="single" w:sz="6" w:space="0" w:color="CCCCCC"/>
-              <w:bottom w:val="single" w:sz="6" w:space="0" w:color="CCCCCC"/>
-              <w:right w:val="single" w:sz="6" w:space="0" w:color="CCCCCC"/>
-            </w:tcBorders>
-            <w:tcMar>
-              <w:top w:w="120" w:type="dxa"/>
-              <w:left w:w="120" w:type="dxa"/>
-              <w:bottom w:w="120" w:type="dxa"/>
-              <w:right w:w="120" w:type="dxa"/>
-            </w:tcMar>
-            <w:vAlign w:val="center"/>
-            <w:hideMark/>
+            <w:tcW w:w="830" w:type="pct"/>
+            <w:tcBorders>
+              <w:top w:val="single" w:color="CCCCCC" w:sz="6" w:space="0"/>
+              <w:left w:val="single" w:color="CCCCCC" w:sz="6" w:space="0"/>
+              <w:bottom w:val="single" w:color="CCCCCC" w:sz="6" w:space="0"/>
+              <w:right w:val="single" w:color="CCCCCC" w:sz="6" w:space="0"/>
+            </w:tcBorders>
+            <w:tcMar>
+              <w:top w:w="120" w:type="dxa"/>
+              <w:left w:w="120" w:type="dxa"/>
+              <w:bottom w:w="120" w:type="dxa"/>
+              <w:right w:w="120" w:type="dxa"/>
+            </w:tcMar>
+            <w:vAlign w:val="center"/>
           </w:tcPr>
           <w:p>
             <w:pPr>
@@ -631,21 +694,20 @@
         </w:tc>
         <w:tc>
           <w:tcPr>
-            <w:tcW w:w="0" w:type="auto"/>
-            <w:tcBorders>
-              <w:top w:val="single" w:sz="6" w:space="0" w:color="CCCCCC"/>
-              <w:left w:val="single" w:sz="6" w:space="0" w:color="CCCCCC"/>
-              <w:bottom w:val="single" w:sz="6" w:space="0" w:color="CCCCCC"/>
-              <w:right w:val="single" w:sz="6" w:space="0" w:color="CCCCCC"/>
-            </w:tcBorders>
-            <w:tcMar>
-              <w:top w:w="120" w:type="dxa"/>
-              <w:left w:w="120" w:type="dxa"/>
-              <w:bottom w:w="120" w:type="dxa"/>
-              <w:right w:w="120" w:type="dxa"/>
-            </w:tcMar>
-            <w:vAlign w:val="center"/>
-            <w:hideMark/>
+            <w:tcW w:w="1328" w:type="pct"/>
+            <w:tcBorders>
+              <w:top w:val="single" w:color="CCCCCC" w:sz="6" w:space="0"/>
+              <w:left w:val="single" w:color="CCCCCC" w:sz="6" w:space="0"/>
+              <w:bottom w:val="single" w:color="CCCCCC" w:sz="6" w:space="0"/>
+              <w:right w:val="single" w:color="CCCCCC" w:sz="6" w:space="0"/>
+            </w:tcBorders>
+            <w:tcMar>
+              <w:top w:w="120" w:type="dxa"/>
+              <w:left w:w="120" w:type="dxa"/>
+              <w:bottom w:w="120" w:type="dxa"/>
+              <w:right w:w="120" w:type="dxa"/>
+            </w:tcMar>
+            <w:vAlign w:val="center"/>
           </w:tcPr>
           <w:p>
             <w:pPr>
@@ -660,49 +722,55 @@
         </w:tc>
       </w:tr>
       <w:tr>
-        <w:tc>
-          <w:tcPr>
-            <w:tcW w:w="0" w:type="auto"/>
-            <w:tcBorders>
-              <w:top w:val="single" w:sz="6" w:space="0" w:color="CCCCCC"/>
-              <w:left w:val="single" w:sz="6" w:space="0" w:color="CCCCCC"/>
-              <w:bottom w:val="single" w:sz="6" w:space="0" w:color="CCCCCC"/>
-              <w:right w:val="single" w:sz="6" w:space="0" w:color="CCCCCC"/>
-            </w:tcBorders>
-            <w:tcMar>
-              <w:top w:w="120" w:type="dxa"/>
-              <w:left w:w="120" w:type="dxa"/>
-              <w:bottom w:w="120" w:type="dxa"/>
-              <w:right w:w="120" w:type="dxa"/>
-            </w:tcMar>
-            <w:vAlign w:val="center"/>
-            <w:hideMark/>
-          </w:tcPr>
-          <w:p>
-            <w:pPr>
-              <w:rPr>
-                <w:rFonts w:hint="eastAsia"/>
-              </w:rPr>
-            </w:pPr>
-          </w:p>
-        </w:tc>
-        <w:tc>
-          <w:tcPr>
-            <w:tcW w:w="0" w:type="auto"/>
-            <w:tcBorders>
-              <w:top w:val="single" w:sz="6" w:space="0" w:color="CCCCCC"/>
-              <w:left w:val="single" w:sz="6" w:space="0" w:color="CCCCCC"/>
-              <w:bottom w:val="single" w:sz="6" w:space="0" w:color="CCCCCC"/>
-              <w:right w:val="single" w:sz="6" w:space="0" w:color="CCCCCC"/>
-            </w:tcBorders>
-            <w:tcMar>
-              <w:top w:w="120" w:type="dxa"/>
-              <w:left w:w="120" w:type="dxa"/>
-              <w:bottom w:w="120" w:type="dxa"/>
-              <w:right w:w="120" w:type="dxa"/>
-            </w:tcMar>
-            <w:vAlign w:val="center"/>
-            <w:hideMark/>
+        <w:tblPrEx>
+          <w:tblCellMar>
+            <w:top w:w="15" w:type="dxa"/>
+            <w:left w:w="15" w:type="dxa"/>
+            <w:bottom w:w="15" w:type="dxa"/>
+            <w:right w:w="15" w:type="dxa"/>
+          </w:tblCellMar>
+        </w:tblPrEx>
+        <w:tc>
+          <w:tcPr>
+            <w:tcW w:w="0" w:type="auto"/>
+            <w:tcBorders>
+              <w:top w:val="single" w:color="CCCCCC" w:sz="6" w:space="0"/>
+              <w:left w:val="single" w:color="CCCCCC" w:sz="6" w:space="0"/>
+              <w:bottom w:val="single" w:color="CCCCCC" w:sz="6" w:space="0"/>
+              <w:right w:val="single" w:color="CCCCCC" w:sz="6" w:space="0"/>
+            </w:tcBorders>
+            <w:tcMar>
+              <w:top w:w="120" w:type="dxa"/>
+              <w:left w:w="120" w:type="dxa"/>
+              <w:bottom w:w="120" w:type="dxa"/>
+              <w:right w:w="120" w:type="dxa"/>
+            </w:tcMar>
+            <w:vAlign w:val="center"/>
+          </w:tcPr>
+          <w:p>
+            <w:pPr>
+              <w:rPr>
+                <w:rFonts w:hint="eastAsia"/>
+              </w:rPr>
+            </w:pPr>
+          </w:p>
+        </w:tc>
+        <w:tc>
+          <w:tcPr>
+            <w:tcW w:w="0" w:type="auto"/>
+            <w:tcBorders>
+              <w:top w:val="single" w:color="CCCCCC" w:sz="6" w:space="0"/>
+              <w:left w:val="single" w:color="CCCCCC" w:sz="6" w:space="0"/>
+              <w:bottom w:val="single" w:color="CCCCCC" w:sz="6" w:space="0"/>
+              <w:right w:val="single" w:color="CCCCCC" w:sz="6" w:space="0"/>
+            </w:tcBorders>
+            <w:tcMar>
+              <w:top w:w="120" w:type="dxa"/>
+              <w:left w:w="120" w:type="dxa"/>
+              <w:bottom w:w="120" w:type="dxa"/>
+              <w:right w:w="120" w:type="dxa"/>
+            </w:tcMar>
+            <w:vAlign w:val="center"/>
           </w:tcPr>
           <w:p>
             <w:pPr>
@@ -719,19 +787,18 @@
           <w:tcPr>
             <w:tcW w:w="0" w:type="auto"/>
             <w:tcBorders>
-              <w:top w:val="single" w:sz="6" w:space="0" w:color="CCCCCC"/>
-              <w:left w:val="single" w:sz="6" w:space="0" w:color="CCCCCC"/>
-              <w:bottom w:val="single" w:sz="6" w:space="0" w:color="CCCCCC"/>
-              <w:right w:val="single" w:sz="6" w:space="0" w:color="CCCCCC"/>
-            </w:tcBorders>
-            <w:tcMar>
-              <w:top w:w="120" w:type="dxa"/>
-              <w:left w:w="120" w:type="dxa"/>
-              <w:bottom w:w="120" w:type="dxa"/>
-              <w:right w:w="120" w:type="dxa"/>
-            </w:tcMar>
-            <w:vAlign w:val="center"/>
-            <w:hideMark/>
+              <w:top w:val="single" w:color="CCCCCC" w:sz="6" w:space="0"/>
+              <w:left w:val="single" w:color="CCCCCC" w:sz="6" w:space="0"/>
+              <w:bottom w:val="single" w:color="CCCCCC" w:sz="6" w:space="0"/>
+              <w:right w:val="single" w:color="CCCCCC" w:sz="6" w:space="0"/>
+            </w:tcBorders>
+            <w:tcMar>
+              <w:top w:w="120" w:type="dxa"/>
+              <w:left w:w="120" w:type="dxa"/>
+              <w:bottom w:w="120" w:type="dxa"/>
+              <w:right w:w="120" w:type="dxa"/>
+            </w:tcMar>
+            <w:vAlign w:val="center"/>
           </w:tcPr>
           <w:p>
             <w:pPr>
@@ -746,21 +813,20 @@
         </w:tc>
         <w:tc>
           <w:tcPr>
-            <w:tcW w:w="0" w:type="auto"/>
-            <w:tcBorders>
-              <w:top w:val="single" w:sz="6" w:space="0" w:color="CCCCCC"/>
-              <w:left w:val="single" w:sz="6" w:space="0" w:color="CCCCCC"/>
-              <w:bottom w:val="single" w:sz="6" w:space="0" w:color="CCCCCC"/>
-              <w:right w:val="single" w:sz="6" w:space="0" w:color="CCCCCC"/>
-            </w:tcBorders>
-            <w:tcMar>
-              <w:top w:w="120" w:type="dxa"/>
-              <w:left w:w="120" w:type="dxa"/>
-              <w:bottom w:w="120" w:type="dxa"/>
-              <w:right w:w="120" w:type="dxa"/>
-            </w:tcMar>
-            <w:vAlign w:val="center"/>
-            <w:hideMark/>
+            <w:tcW w:w="830" w:type="pct"/>
+            <w:tcBorders>
+              <w:top w:val="single" w:color="CCCCCC" w:sz="6" w:space="0"/>
+              <w:left w:val="single" w:color="CCCCCC" w:sz="6" w:space="0"/>
+              <w:bottom w:val="single" w:color="CCCCCC" w:sz="6" w:space="0"/>
+              <w:right w:val="single" w:color="CCCCCC" w:sz="6" w:space="0"/>
+            </w:tcBorders>
+            <w:tcMar>
+              <w:top w:w="120" w:type="dxa"/>
+              <w:left w:w="120" w:type="dxa"/>
+              <w:bottom w:w="120" w:type="dxa"/>
+              <w:right w:w="120" w:type="dxa"/>
+            </w:tcMar>
+            <w:vAlign w:val="center"/>
           </w:tcPr>
           <w:p>
             <w:pPr>
@@ -775,21 +841,20 @@
         </w:tc>
         <w:tc>
           <w:tcPr>
-            <w:tcW w:w="0" w:type="auto"/>
-            <w:tcBorders>
-              <w:top w:val="single" w:sz="6" w:space="0" w:color="CCCCCC"/>
-              <w:left w:val="single" w:sz="6" w:space="0" w:color="CCCCCC"/>
-              <w:bottom w:val="single" w:sz="6" w:space="0" w:color="CCCCCC"/>
-              <w:right w:val="single" w:sz="6" w:space="0" w:color="CCCCCC"/>
-            </w:tcBorders>
-            <w:tcMar>
-              <w:top w:w="120" w:type="dxa"/>
-              <w:left w:w="120" w:type="dxa"/>
-              <w:bottom w:w="120" w:type="dxa"/>
-              <w:right w:w="120" w:type="dxa"/>
-            </w:tcMar>
-            <w:vAlign w:val="center"/>
-            <w:hideMark/>
+            <w:tcW w:w="1328" w:type="pct"/>
+            <w:tcBorders>
+              <w:top w:val="single" w:color="CCCCCC" w:sz="6" w:space="0"/>
+              <w:left w:val="single" w:color="CCCCCC" w:sz="6" w:space="0"/>
+              <w:bottom w:val="single" w:color="CCCCCC" w:sz="6" w:space="0"/>
+              <w:right w:val="single" w:color="CCCCCC" w:sz="6" w:space="0"/>
+            </w:tcBorders>
+            <w:tcMar>
+              <w:top w:w="120" w:type="dxa"/>
+              <w:left w:w="120" w:type="dxa"/>
+              <w:bottom w:w="120" w:type="dxa"/>
+              <w:right w:w="120" w:type="dxa"/>
+            </w:tcMar>
+            <w:vAlign w:val="center"/>
           </w:tcPr>
           <w:p>
             <w:pPr>
@@ -804,49 +869,58 @@
         </w:tc>
       </w:tr>
       <w:tr>
-        <w:tc>
-          <w:tcPr>
-            <w:tcW w:w="0" w:type="auto"/>
-            <w:tcBorders>
-              <w:top w:val="single" w:sz="6" w:space="0" w:color="CCCCCC"/>
-              <w:left w:val="single" w:sz="6" w:space="0" w:color="CCCCCC"/>
-              <w:bottom w:val="single" w:sz="6" w:space="0" w:color="CCCCCC"/>
-              <w:right w:val="single" w:sz="6" w:space="0" w:color="CCCCCC"/>
-            </w:tcBorders>
-            <w:tcMar>
-              <w:top w:w="120" w:type="dxa"/>
-              <w:left w:w="120" w:type="dxa"/>
-              <w:bottom w:w="120" w:type="dxa"/>
-              <w:right w:w="120" w:type="dxa"/>
-            </w:tcMar>
-            <w:vAlign w:val="center"/>
-            <w:hideMark/>
-          </w:tcPr>
-          <w:p>
-            <w:pPr>
-              <w:rPr>
-                <w:rFonts w:hint="eastAsia"/>
-              </w:rPr>
-            </w:pPr>
-          </w:p>
-        </w:tc>
-        <w:tc>
-          <w:tcPr>
-            <w:tcW w:w="0" w:type="auto"/>
-            <w:tcBorders>
-              <w:top w:val="single" w:sz="6" w:space="0" w:color="CCCCCC"/>
-              <w:left w:val="single" w:sz="6" w:space="0" w:color="CCCCCC"/>
-              <w:bottom w:val="single" w:sz="6" w:space="0" w:color="CCCCCC"/>
-              <w:right w:val="single" w:sz="6" w:space="0" w:color="CCCCCC"/>
-            </w:tcBorders>
-            <w:tcMar>
-              <w:top w:w="120" w:type="dxa"/>
-              <w:left w:w="120" w:type="dxa"/>
-              <w:bottom w:w="120" w:type="dxa"/>
-              <w:right w:w="120" w:type="dxa"/>
-            </w:tcMar>
-            <w:vAlign w:val="center"/>
-            <w:hideMark/>
+        <w:tblPrEx>
+          <w:tblCellMar>
+            <w:top w:w="15" w:type="dxa"/>
+            <w:left w:w="15" w:type="dxa"/>
+            <w:bottom w:w="15" w:type="dxa"/>
+            <w:right w:w="15" w:type="dxa"/>
+          </w:tblCellMar>
+        </w:tblPrEx>
+        <w:trPr>
+          <w:trHeight w:val="90" w:hRule="atLeast"/>
+        </w:trPr>
+        <w:tc>
+          <w:tcPr>
+            <w:tcW w:w="0" w:type="auto"/>
+            <w:tcBorders>
+              <w:top w:val="single" w:color="CCCCCC" w:sz="6" w:space="0"/>
+              <w:left w:val="single" w:color="CCCCCC" w:sz="6" w:space="0"/>
+              <w:bottom w:val="single" w:color="CCCCCC" w:sz="6" w:space="0"/>
+              <w:right w:val="single" w:color="CCCCCC" w:sz="6" w:space="0"/>
+            </w:tcBorders>
+            <w:tcMar>
+              <w:top w:w="120" w:type="dxa"/>
+              <w:left w:w="120" w:type="dxa"/>
+              <w:bottom w:w="120" w:type="dxa"/>
+              <w:right w:w="120" w:type="dxa"/>
+            </w:tcMar>
+            <w:vAlign w:val="center"/>
+          </w:tcPr>
+          <w:p>
+            <w:pPr>
+              <w:rPr>
+                <w:rFonts w:hint="eastAsia"/>
+              </w:rPr>
+            </w:pPr>
+          </w:p>
+        </w:tc>
+        <w:tc>
+          <w:tcPr>
+            <w:tcW w:w="0" w:type="auto"/>
+            <w:tcBorders>
+              <w:top w:val="single" w:color="CCCCCC" w:sz="6" w:space="0"/>
+              <w:left w:val="single" w:color="CCCCCC" w:sz="6" w:space="0"/>
+              <w:bottom w:val="single" w:color="CCCCCC" w:sz="6" w:space="0"/>
+              <w:right w:val="single" w:color="CCCCCC" w:sz="6" w:space="0"/>
+            </w:tcBorders>
+            <w:tcMar>
+              <w:top w:w="120" w:type="dxa"/>
+              <w:left w:w="120" w:type="dxa"/>
+              <w:bottom w:w="120" w:type="dxa"/>
+              <w:right w:w="120" w:type="dxa"/>
+            </w:tcMar>
+            <w:vAlign w:val="center"/>
           </w:tcPr>
           <w:p>
             <w:pPr>
@@ -863,19 +937,18 @@
           <w:tcPr>
             <w:tcW w:w="0" w:type="auto"/>
             <w:tcBorders>
-              <w:top w:val="single" w:sz="6" w:space="0" w:color="CCCCCC"/>
-              <w:left w:val="single" w:sz="6" w:space="0" w:color="CCCCCC"/>
-              <w:bottom w:val="single" w:sz="6" w:space="0" w:color="CCCCCC"/>
-              <w:right w:val="single" w:sz="6" w:space="0" w:color="CCCCCC"/>
-            </w:tcBorders>
-            <w:tcMar>
-              <w:top w:w="120" w:type="dxa"/>
-              <w:left w:w="120" w:type="dxa"/>
-              <w:bottom w:w="120" w:type="dxa"/>
-              <w:right w:w="120" w:type="dxa"/>
-            </w:tcMar>
-            <w:vAlign w:val="center"/>
-            <w:hideMark/>
+              <w:top w:val="single" w:color="CCCCCC" w:sz="6" w:space="0"/>
+              <w:left w:val="single" w:color="CCCCCC" w:sz="6" w:space="0"/>
+              <w:bottom w:val="single" w:color="CCCCCC" w:sz="6" w:space="0"/>
+              <w:right w:val="single" w:color="CCCCCC" w:sz="6" w:space="0"/>
+            </w:tcBorders>
+            <w:tcMar>
+              <w:top w:w="120" w:type="dxa"/>
+              <w:left w:w="120" w:type="dxa"/>
+              <w:bottom w:w="120" w:type="dxa"/>
+              <w:right w:w="120" w:type="dxa"/>
+            </w:tcMar>
+            <w:vAlign w:val="center"/>
           </w:tcPr>
           <w:p>
             <w:pPr>
@@ -890,21 +963,20 @@
         </w:tc>
         <w:tc>
           <w:tcPr>
-            <w:tcW w:w="0" w:type="auto"/>
-            <w:tcBorders>
-              <w:top w:val="single" w:sz="6" w:space="0" w:color="CCCCCC"/>
-              <w:left w:val="single" w:sz="6" w:space="0" w:color="CCCCCC"/>
-              <w:bottom w:val="single" w:sz="6" w:space="0" w:color="CCCCCC"/>
-              <w:right w:val="single" w:sz="6" w:space="0" w:color="CCCCCC"/>
-            </w:tcBorders>
-            <w:tcMar>
-              <w:top w:w="120" w:type="dxa"/>
-              <w:left w:w="120" w:type="dxa"/>
-              <w:bottom w:w="120" w:type="dxa"/>
-              <w:right w:w="120" w:type="dxa"/>
-            </w:tcMar>
-            <w:vAlign w:val="center"/>
-            <w:hideMark/>
+            <w:tcW w:w="830" w:type="pct"/>
+            <w:tcBorders>
+              <w:top w:val="single" w:color="CCCCCC" w:sz="6" w:space="0"/>
+              <w:left w:val="single" w:color="CCCCCC" w:sz="6" w:space="0"/>
+              <w:bottom w:val="single" w:color="CCCCCC" w:sz="6" w:space="0"/>
+              <w:right w:val="single" w:color="CCCCCC" w:sz="6" w:space="0"/>
+            </w:tcBorders>
+            <w:tcMar>
+              <w:top w:w="120" w:type="dxa"/>
+              <w:left w:w="120" w:type="dxa"/>
+              <w:bottom w:w="120" w:type="dxa"/>
+              <w:right w:w="120" w:type="dxa"/>
+            </w:tcMar>
+            <w:vAlign w:val="center"/>
           </w:tcPr>
           <w:p>
             <w:pPr>
@@ -919,21 +991,20 @@
         </w:tc>
         <w:tc>
           <w:tcPr>
-            <w:tcW w:w="0" w:type="auto"/>
-            <w:tcBorders>
-              <w:top w:val="single" w:sz="6" w:space="0" w:color="CCCCCC"/>
-              <w:left w:val="single" w:sz="6" w:space="0" w:color="CCCCCC"/>
-              <w:bottom w:val="single" w:sz="6" w:space="0" w:color="CCCCCC"/>
-              <w:right w:val="single" w:sz="6" w:space="0" w:color="CCCCCC"/>
-            </w:tcBorders>
-            <w:tcMar>
-              <w:top w:w="120" w:type="dxa"/>
-              <w:left w:w="120" w:type="dxa"/>
-              <w:bottom w:w="120" w:type="dxa"/>
-              <w:right w:w="120" w:type="dxa"/>
-            </w:tcMar>
-            <w:vAlign w:val="center"/>
-            <w:hideMark/>
+            <w:tcW w:w="1328" w:type="pct"/>
+            <w:tcBorders>
+              <w:top w:val="single" w:color="CCCCCC" w:sz="6" w:space="0"/>
+              <w:left w:val="single" w:color="CCCCCC" w:sz="6" w:space="0"/>
+              <w:bottom w:val="single" w:color="CCCCCC" w:sz="6" w:space="0"/>
+              <w:right w:val="single" w:color="CCCCCC" w:sz="6" w:space="0"/>
+            </w:tcBorders>
+            <w:tcMar>
+              <w:top w:w="120" w:type="dxa"/>
+              <w:left w:w="120" w:type="dxa"/>
+              <w:bottom w:w="120" w:type="dxa"/>
+              <w:right w:w="120" w:type="dxa"/>
+            </w:tcMar>
+            <w:vAlign w:val="center"/>
           </w:tcPr>
           <w:p>
             <w:pPr>
@@ -948,23 +1019,30 @@
         </w:tc>
       </w:tr>
       <w:tr>
-        <w:tc>
-          <w:tcPr>
-            <w:tcW w:w="0" w:type="auto"/>
-            <w:tcBorders>
-              <w:top w:val="single" w:sz="6" w:space="0" w:color="CCCCCC"/>
-              <w:left w:val="single" w:sz="6" w:space="0" w:color="CCCCCC"/>
-              <w:bottom w:val="single" w:sz="6" w:space="0" w:color="CCCCCC"/>
-              <w:right w:val="single" w:sz="6" w:space="0" w:color="CCCCCC"/>
-            </w:tcBorders>
-            <w:tcMar>
-              <w:top w:w="120" w:type="dxa"/>
-              <w:left w:w="120" w:type="dxa"/>
-              <w:bottom w:w="120" w:type="dxa"/>
-              <w:right w:w="120" w:type="dxa"/>
-            </w:tcMar>
-            <w:vAlign w:val="center"/>
-            <w:hideMark/>
+        <w:tblPrEx>
+          <w:tblCellMar>
+            <w:top w:w="15" w:type="dxa"/>
+            <w:left w:w="15" w:type="dxa"/>
+            <w:bottom w:w="15" w:type="dxa"/>
+            <w:right w:w="15" w:type="dxa"/>
+          </w:tblCellMar>
+        </w:tblPrEx>
+        <w:tc>
+          <w:tcPr>
+            <w:tcW w:w="0" w:type="auto"/>
+            <w:tcBorders>
+              <w:top w:val="single" w:color="CCCCCC" w:sz="6" w:space="0"/>
+              <w:left w:val="single" w:color="CCCCCC" w:sz="6" w:space="0"/>
+              <w:bottom w:val="single" w:color="CCCCCC" w:sz="6" w:space="0"/>
+              <w:right w:val="single" w:color="CCCCCC" w:sz="6" w:space="0"/>
+            </w:tcBorders>
+            <w:tcMar>
+              <w:top w:w="120" w:type="dxa"/>
+              <w:left w:w="120" w:type="dxa"/>
+              <w:bottom w:w="120" w:type="dxa"/>
+              <w:right w:w="120" w:type="dxa"/>
+            </w:tcMar>
+            <w:vAlign w:val="center"/>
           </w:tcPr>
           <w:p>
             <w:pPr>
@@ -985,19 +1063,18 @@
           <w:tcPr>
             <w:tcW w:w="0" w:type="auto"/>
             <w:tcBorders>
-              <w:top w:val="single" w:sz="6" w:space="0" w:color="CCCCCC"/>
-              <w:left w:val="single" w:sz="6" w:space="0" w:color="CCCCCC"/>
-              <w:bottom w:val="single" w:sz="6" w:space="0" w:color="CCCCCC"/>
-              <w:right w:val="single" w:sz="6" w:space="0" w:color="CCCCCC"/>
-            </w:tcBorders>
-            <w:tcMar>
-              <w:top w:w="120" w:type="dxa"/>
-              <w:left w:w="120" w:type="dxa"/>
-              <w:bottom w:w="120" w:type="dxa"/>
-              <w:right w:w="120" w:type="dxa"/>
-            </w:tcMar>
-            <w:vAlign w:val="center"/>
-            <w:hideMark/>
+              <w:top w:val="single" w:color="CCCCCC" w:sz="6" w:space="0"/>
+              <w:left w:val="single" w:color="CCCCCC" w:sz="6" w:space="0"/>
+              <w:bottom w:val="single" w:color="CCCCCC" w:sz="6" w:space="0"/>
+              <w:right w:val="single" w:color="CCCCCC" w:sz="6" w:space="0"/>
+            </w:tcBorders>
+            <w:tcMar>
+              <w:top w:w="120" w:type="dxa"/>
+              <w:left w:w="120" w:type="dxa"/>
+              <w:bottom w:w="120" w:type="dxa"/>
+              <w:right w:w="120" w:type="dxa"/>
+            </w:tcMar>
+            <w:vAlign w:val="center"/>
           </w:tcPr>
           <w:p>
             <w:pPr>
@@ -1014,19 +1091,18 @@
           <w:tcPr>
             <w:tcW w:w="0" w:type="auto"/>
             <w:tcBorders>
-              <w:top w:val="single" w:sz="6" w:space="0" w:color="CCCCCC"/>
-              <w:left w:val="single" w:sz="6" w:space="0" w:color="CCCCCC"/>
-              <w:bottom w:val="single" w:sz="6" w:space="0" w:color="CCCCCC"/>
-              <w:right w:val="single" w:sz="6" w:space="0" w:color="CCCCCC"/>
-            </w:tcBorders>
-            <w:tcMar>
-              <w:top w:w="120" w:type="dxa"/>
-              <w:left w:w="120" w:type="dxa"/>
-              <w:bottom w:w="120" w:type="dxa"/>
-              <w:right w:w="120" w:type="dxa"/>
-            </w:tcMar>
-            <w:vAlign w:val="center"/>
-            <w:hideMark/>
+              <w:top w:val="single" w:color="CCCCCC" w:sz="6" w:space="0"/>
+              <w:left w:val="single" w:color="CCCCCC" w:sz="6" w:space="0"/>
+              <w:bottom w:val="single" w:color="CCCCCC" w:sz="6" w:space="0"/>
+              <w:right w:val="single" w:color="CCCCCC" w:sz="6" w:space="0"/>
+            </w:tcBorders>
+            <w:tcMar>
+              <w:top w:w="120" w:type="dxa"/>
+              <w:left w:w="120" w:type="dxa"/>
+              <w:bottom w:w="120" w:type="dxa"/>
+              <w:right w:w="120" w:type="dxa"/>
+            </w:tcMar>
+            <w:vAlign w:val="center"/>
           </w:tcPr>
           <w:p>
             <w:pPr>
@@ -1048,21 +1124,20 @@
         </w:tc>
         <w:tc>
           <w:tcPr>
-            <w:tcW w:w="0" w:type="auto"/>
-            <w:tcBorders>
-              <w:top w:val="single" w:sz="6" w:space="0" w:color="CCCCCC"/>
-              <w:left w:val="single" w:sz="6" w:space="0" w:color="CCCCCC"/>
-              <w:bottom w:val="single" w:sz="6" w:space="0" w:color="CCCCCC"/>
-              <w:right w:val="single" w:sz="6" w:space="0" w:color="CCCCCC"/>
-            </w:tcBorders>
-            <w:tcMar>
-              <w:top w:w="120" w:type="dxa"/>
-              <w:left w:w="120" w:type="dxa"/>
-              <w:bottom w:w="120" w:type="dxa"/>
-              <w:right w:w="120" w:type="dxa"/>
-            </w:tcMar>
-            <w:vAlign w:val="center"/>
-            <w:hideMark/>
+            <w:tcW w:w="830" w:type="pct"/>
+            <w:tcBorders>
+              <w:top w:val="single" w:color="CCCCCC" w:sz="6" w:space="0"/>
+              <w:left w:val="single" w:color="CCCCCC" w:sz="6" w:space="0"/>
+              <w:bottom w:val="single" w:color="CCCCCC" w:sz="6" w:space="0"/>
+              <w:right w:val="single" w:color="CCCCCC" w:sz="6" w:space="0"/>
+            </w:tcBorders>
+            <w:tcMar>
+              <w:top w:w="120" w:type="dxa"/>
+              <w:left w:w="120" w:type="dxa"/>
+              <w:bottom w:w="120" w:type="dxa"/>
+              <w:right w:w="120" w:type="dxa"/>
+            </w:tcMar>
+            <w:vAlign w:val="center"/>
           </w:tcPr>
           <w:p>
             <w:pPr>
@@ -1077,21 +1152,20 @@
         </w:tc>
         <w:tc>
           <w:tcPr>
-            <w:tcW w:w="0" w:type="auto"/>
-            <w:tcBorders>
-              <w:top w:val="single" w:sz="6" w:space="0" w:color="CCCCCC"/>
-              <w:left w:val="single" w:sz="6" w:space="0" w:color="CCCCCC"/>
-              <w:bottom w:val="single" w:sz="6" w:space="0" w:color="CCCCCC"/>
-              <w:right w:val="single" w:sz="6" w:space="0" w:color="CCCCCC"/>
-            </w:tcBorders>
-            <w:tcMar>
-              <w:top w:w="120" w:type="dxa"/>
-              <w:left w:w="120" w:type="dxa"/>
-              <w:bottom w:w="120" w:type="dxa"/>
-              <w:right w:w="120" w:type="dxa"/>
-            </w:tcMar>
-            <w:vAlign w:val="center"/>
-            <w:hideMark/>
+            <w:tcW w:w="1328" w:type="pct"/>
+            <w:tcBorders>
+              <w:top w:val="single" w:color="CCCCCC" w:sz="6" w:space="0"/>
+              <w:left w:val="single" w:color="CCCCCC" w:sz="6" w:space="0"/>
+              <w:bottom w:val="single" w:color="CCCCCC" w:sz="6" w:space="0"/>
+              <w:right w:val="single" w:color="CCCCCC" w:sz="6" w:space="0"/>
+            </w:tcBorders>
+            <w:tcMar>
+              <w:top w:w="120" w:type="dxa"/>
+              <w:left w:w="120" w:type="dxa"/>
+              <w:bottom w:w="120" w:type="dxa"/>
+              <w:right w:w="120" w:type="dxa"/>
+            </w:tcMar>
+            <w:vAlign w:val="center"/>
           </w:tcPr>
           <w:p>
             <w:pPr>
@@ -1125,21 +1199,31 @@
     </w:p>
     <w:tbl>
       <w:tblPr>
+        <w:tblStyle w:val="16"/>
         <w:tblW w:w="5000" w:type="pct"/>
+        <w:tblInd w:w="0" w:type="dxa"/>
+        <w:tblLayout w:type="autofit"/>
         <w:tblCellMar>
           <w:top w:w="15" w:type="dxa"/>
           <w:left w:w="15" w:type="dxa"/>
           <w:bottom w:w="15" w:type="dxa"/>
           <w:right w:w="15" w:type="dxa"/>
         </w:tblCellMar>
-        <w:tblLook w:val="04A0" w:firstRow="1" w:lastRow="0" w:firstColumn="1" w:lastColumn="0" w:noHBand="0" w:noVBand="1"/>
       </w:tblPr>
       <w:tblGrid>
-        <w:gridCol w:w="2001"/>
-        <w:gridCol w:w="1869"/>
-        <w:gridCol w:w="4420"/>
+        <w:gridCol w:w="2054"/>
+        <w:gridCol w:w="1923"/>
+        <w:gridCol w:w="4569"/>
       </w:tblGrid>
       <w:tr>
+        <w:tblPrEx>
+          <w:tblCellMar>
+            <w:top w:w="15" w:type="dxa"/>
+            <w:left w:w="15" w:type="dxa"/>
+            <w:bottom w:w="15" w:type="dxa"/>
+            <w:right w:w="15" w:type="dxa"/>
+          </w:tblCellMar>
+        </w:tblPrEx>
         <w:trPr>
           <w:tblHeader/>
         </w:trPr>
@@ -1147,19 +1231,18 @@
           <w:tcPr>
             <w:tcW w:w="0" w:type="auto"/>
             <w:tcBorders>
-              <w:top w:val="single" w:sz="6" w:space="0" w:color="CCCCCC"/>
-              <w:left w:val="single" w:sz="6" w:space="0" w:color="CCCCCC"/>
-              <w:bottom w:val="single" w:sz="6" w:space="0" w:color="CCCCCC"/>
-              <w:right w:val="single" w:sz="6" w:space="0" w:color="CCCCCC"/>
-            </w:tcBorders>
-            <w:tcMar>
-              <w:top w:w="120" w:type="dxa"/>
-              <w:left w:w="120" w:type="dxa"/>
-              <w:bottom w:w="120" w:type="dxa"/>
-              <w:right w:w="120" w:type="dxa"/>
-            </w:tcMar>
-            <w:vAlign w:val="center"/>
-            <w:hideMark/>
+              <w:top w:val="single" w:color="CCCCCC" w:sz="6" w:space="0"/>
+              <w:left w:val="single" w:color="CCCCCC" w:sz="6" w:space="0"/>
+              <w:bottom w:val="single" w:color="CCCCCC" w:sz="6" w:space="0"/>
+              <w:right w:val="single" w:color="CCCCCC" w:sz="6" w:space="0"/>
+            </w:tcBorders>
+            <w:tcMar>
+              <w:top w:w="120" w:type="dxa"/>
+              <w:left w:w="120" w:type="dxa"/>
+              <w:bottom w:w="120" w:type="dxa"/>
+              <w:right w:w="120" w:type="dxa"/>
+            </w:tcMar>
+            <w:vAlign w:val="center"/>
           </w:tcPr>
           <w:p>
             <w:pPr>
@@ -1182,19 +1265,18 @@
           <w:tcPr>
             <w:tcW w:w="0" w:type="auto"/>
             <w:tcBorders>
-              <w:top w:val="single" w:sz="6" w:space="0" w:color="CCCCCC"/>
-              <w:left w:val="single" w:sz="6" w:space="0" w:color="CCCCCC"/>
-              <w:bottom w:val="single" w:sz="6" w:space="0" w:color="CCCCCC"/>
-              <w:right w:val="single" w:sz="6" w:space="0" w:color="CCCCCC"/>
-            </w:tcBorders>
-            <w:tcMar>
-              <w:top w:w="120" w:type="dxa"/>
-              <w:left w:w="120" w:type="dxa"/>
-              <w:bottom w:w="120" w:type="dxa"/>
-              <w:right w:w="120" w:type="dxa"/>
-            </w:tcMar>
-            <w:vAlign w:val="center"/>
-            <w:hideMark/>
+              <w:top w:val="single" w:color="CCCCCC" w:sz="6" w:space="0"/>
+              <w:left w:val="single" w:color="CCCCCC" w:sz="6" w:space="0"/>
+              <w:bottom w:val="single" w:color="CCCCCC" w:sz="6" w:space="0"/>
+              <w:right w:val="single" w:color="CCCCCC" w:sz="6" w:space="0"/>
+            </w:tcBorders>
+            <w:tcMar>
+              <w:top w:w="120" w:type="dxa"/>
+              <w:left w:w="120" w:type="dxa"/>
+              <w:bottom w:w="120" w:type="dxa"/>
+              <w:right w:w="120" w:type="dxa"/>
+            </w:tcMar>
+            <w:vAlign w:val="center"/>
           </w:tcPr>
           <w:p>
             <w:pPr>
@@ -1217,19 +1299,18 @@
           <w:tcPr>
             <w:tcW w:w="0" w:type="auto"/>
             <w:tcBorders>
-              <w:top w:val="single" w:sz="6" w:space="0" w:color="CCCCCC"/>
-              <w:left w:val="single" w:sz="6" w:space="0" w:color="CCCCCC"/>
-              <w:bottom w:val="single" w:sz="6" w:space="0" w:color="CCCCCC"/>
-              <w:right w:val="single" w:sz="6" w:space="0" w:color="CCCCCC"/>
-            </w:tcBorders>
-            <w:tcMar>
-              <w:top w:w="120" w:type="dxa"/>
-              <w:left w:w="120" w:type="dxa"/>
-              <w:bottom w:w="120" w:type="dxa"/>
-              <w:right w:w="120" w:type="dxa"/>
-            </w:tcMar>
-            <w:vAlign w:val="center"/>
-            <w:hideMark/>
+              <w:top w:val="single" w:color="CCCCCC" w:sz="6" w:space="0"/>
+              <w:left w:val="single" w:color="CCCCCC" w:sz="6" w:space="0"/>
+              <w:bottom w:val="single" w:color="CCCCCC" w:sz="6" w:space="0"/>
+              <w:right w:val="single" w:color="CCCCCC" w:sz="6" w:space="0"/>
+            </w:tcBorders>
+            <w:tcMar>
+              <w:top w:w="120" w:type="dxa"/>
+              <w:left w:w="120" w:type="dxa"/>
+              <w:bottom w:w="120" w:type="dxa"/>
+              <w:right w:w="120" w:type="dxa"/>
+            </w:tcMar>
+            <w:vAlign w:val="center"/>
           </w:tcPr>
           <w:p>
             <w:pPr>
@@ -1250,23 +1331,33 @@
         </w:tc>
       </w:tr>
       <w:tr>
-        <w:tc>
-          <w:tcPr>
-            <w:tcW w:w="0" w:type="auto"/>
-            <w:tcBorders>
-              <w:top w:val="single" w:sz="6" w:space="0" w:color="CCCCCC"/>
-              <w:left w:val="single" w:sz="6" w:space="0" w:color="CCCCCC"/>
-              <w:bottom w:val="single" w:sz="6" w:space="0" w:color="CCCCCC"/>
-              <w:right w:val="single" w:sz="6" w:space="0" w:color="CCCCCC"/>
-            </w:tcBorders>
-            <w:tcMar>
-              <w:top w:w="120" w:type="dxa"/>
-              <w:left w:w="120" w:type="dxa"/>
-              <w:bottom w:w="120" w:type="dxa"/>
-              <w:right w:w="120" w:type="dxa"/>
-            </w:tcMar>
-            <w:vAlign w:val="center"/>
-            <w:hideMark/>
+        <w:tblPrEx>
+          <w:tblCellMar>
+            <w:top w:w="15" w:type="dxa"/>
+            <w:left w:w="15" w:type="dxa"/>
+            <w:bottom w:w="15" w:type="dxa"/>
+            <w:right w:w="15" w:type="dxa"/>
+          </w:tblCellMar>
+        </w:tblPrEx>
+        <w:trPr>
+          <w:trHeight w:val="2112" w:hRule="atLeast"/>
+        </w:trPr>
+        <w:tc>
+          <w:tcPr>
+            <w:tcW w:w="0" w:type="auto"/>
+            <w:tcBorders>
+              <w:top w:val="single" w:color="CCCCCC" w:sz="6" w:space="0"/>
+              <w:left w:val="single" w:color="CCCCCC" w:sz="6" w:space="0"/>
+              <w:bottom w:val="single" w:color="CCCCCC" w:sz="6" w:space="0"/>
+              <w:right w:val="single" w:color="CCCCCC" w:sz="6" w:space="0"/>
+            </w:tcBorders>
+            <w:tcMar>
+              <w:top w:w="120" w:type="dxa"/>
+              <w:left w:w="120" w:type="dxa"/>
+              <w:bottom w:w="120" w:type="dxa"/>
+              <w:right w:w="120" w:type="dxa"/>
+            </w:tcMar>
+            <w:vAlign w:val="center"/>
           </w:tcPr>
           <w:p>
             <w:pPr>
@@ -1287,19 +1378,18 @@
           <w:tcPr>
             <w:tcW w:w="0" w:type="auto"/>
             <w:tcBorders>
-              <w:top w:val="single" w:sz="6" w:space="0" w:color="CCCCCC"/>
-              <w:left w:val="single" w:sz="6" w:space="0" w:color="CCCCCC"/>
-              <w:bottom w:val="single" w:sz="6" w:space="0" w:color="CCCCCC"/>
-              <w:right w:val="single" w:sz="6" w:space="0" w:color="CCCCCC"/>
-            </w:tcBorders>
-            <w:tcMar>
-              <w:top w:w="120" w:type="dxa"/>
-              <w:left w:w="120" w:type="dxa"/>
-              <w:bottom w:w="120" w:type="dxa"/>
-              <w:right w:w="120" w:type="dxa"/>
-            </w:tcMar>
-            <w:vAlign w:val="center"/>
-            <w:hideMark/>
+              <w:top w:val="single" w:color="CCCCCC" w:sz="6" w:space="0"/>
+              <w:left w:val="single" w:color="CCCCCC" w:sz="6" w:space="0"/>
+              <w:bottom w:val="single" w:color="CCCCCC" w:sz="6" w:space="0"/>
+              <w:right w:val="single" w:color="CCCCCC" w:sz="6" w:space="0"/>
+            </w:tcBorders>
+            <w:tcMar>
+              <w:top w:w="120" w:type="dxa"/>
+              <w:left w:w="120" w:type="dxa"/>
+              <w:bottom w:w="120" w:type="dxa"/>
+              <w:right w:w="120" w:type="dxa"/>
+            </w:tcMar>
+            <w:vAlign w:val="center"/>
           </w:tcPr>
           <w:p>
             <w:pPr>
@@ -1316,19 +1406,18 @@
           <w:tcPr>
             <w:tcW w:w="0" w:type="auto"/>
             <w:tcBorders>
-              <w:top w:val="single" w:sz="6" w:space="0" w:color="CCCCCC"/>
-              <w:left w:val="single" w:sz="6" w:space="0" w:color="CCCCCC"/>
-              <w:bottom w:val="single" w:sz="6" w:space="0" w:color="CCCCCC"/>
-              <w:right w:val="single" w:sz="6" w:space="0" w:color="CCCCCC"/>
-            </w:tcBorders>
-            <w:tcMar>
-              <w:top w:w="120" w:type="dxa"/>
-              <w:left w:w="120" w:type="dxa"/>
-              <w:bottom w:w="120" w:type="dxa"/>
-              <w:right w:w="120" w:type="dxa"/>
-            </w:tcMar>
-            <w:vAlign w:val="center"/>
-            <w:hideMark/>
+              <w:top w:val="single" w:color="CCCCCC" w:sz="6" w:space="0"/>
+              <w:left w:val="single" w:color="CCCCCC" w:sz="6" w:space="0"/>
+              <w:bottom w:val="single" w:color="CCCCCC" w:sz="6" w:space="0"/>
+              <w:right w:val="single" w:color="CCCCCC" w:sz="6" w:space="0"/>
+            </w:tcBorders>
+            <w:tcMar>
+              <w:top w:w="120" w:type="dxa"/>
+              <w:left w:w="120" w:type="dxa"/>
+              <w:bottom w:w="120" w:type="dxa"/>
+              <w:right w:w="120" w:type="dxa"/>
+            </w:tcMar>
+            <w:vAlign w:val="center"/>
           </w:tcPr>
           <w:p>
             <w:pPr>
@@ -1373,23 +1462,30 @@
         </w:tc>
       </w:tr>
       <w:tr>
-        <w:tc>
-          <w:tcPr>
-            <w:tcW w:w="0" w:type="auto"/>
-            <w:tcBorders>
-              <w:top w:val="single" w:sz="6" w:space="0" w:color="CCCCCC"/>
-              <w:left w:val="single" w:sz="6" w:space="0" w:color="CCCCCC"/>
-              <w:bottom w:val="single" w:sz="6" w:space="0" w:color="CCCCCC"/>
-              <w:right w:val="single" w:sz="6" w:space="0" w:color="CCCCCC"/>
-            </w:tcBorders>
-            <w:tcMar>
-              <w:top w:w="120" w:type="dxa"/>
-              <w:left w:w="120" w:type="dxa"/>
-              <w:bottom w:w="120" w:type="dxa"/>
-              <w:right w:w="120" w:type="dxa"/>
-            </w:tcMar>
-            <w:vAlign w:val="center"/>
-            <w:hideMark/>
+        <w:tblPrEx>
+          <w:tblCellMar>
+            <w:top w:w="15" w:type="dxa"/>
+            <w:left w:w="15" w:type="dxa"/>
+            <w:bottom w:w="15" w:type="dxa"/>
+            <w:right w:w="15" w:type="dxa"/>
+          </w:tblCellMar>
+        </w:tblPrEx>
+        <w:tc>
+          <w:tcPr>
+            <w:tcW w:w="0" w:type="auto"/>
+            <w:tcBorders>
+              <w:top w:val="single" w:color="CCCCCC" w:sz="6" w:space="0"/>
+              <w:left w:val="single" w:color="CCCCCC" w:sz="6" w:space="0"/>
+              <w:bottom w:val="single" w:color="CCCCCC" w:sz="6" w:space="0"/>
+              <w:right w:val="single" w:color="CCCCCC" w:sz="6" w:space="0"/>
+            </w:tcBorders>
+            <w:tcMar>
+              <w:top w:w="120" w:type="dxa"/>
+              <w:left w:w="120" w:type="dxa"/>
+              <w:bottom w:w="120" w:type="dxa"/>
+              <w:right w:w="120" w:type="dxa"/>
+            </w:tcMar>
+            <w:vAlign w:val="center"/>
           </w:tcPr>
           <w:p>
             <w:pPr>
@@ -1402,7 +1498,6 @@
                 <w:b/>
                 <w:bCs/>
               </w:rPr>
-              <w:lastRenderedPageBreak/>
               <w:t>模块 A 代码级测试负责人</w:t>
             </w:r>
           </w:p>
@@ -1411,19 +1506,18 @@
           <w:tcPr>
             <w:tcW w:w="0" w:type="auto"/>
             <w:tcBorders>
-              <w:top w:val="single" w:sz="6" w:space="0" w:color="CCCCCC"/>
-              <w:left w:val="single" w:sz="6" w:space="0" w:color="CCCCCC"/>
-              <w:bottom w:val="single" w:sz="6" w:space="0" w:color="CCCCCC"/>
-              <w:right w:val="single" w:sz="6" w:space="0" w:color="CCCCCC"/>
-            </w:tcBorders>
-            <w:tcMar>
-              <w:top w:w="120" w:type="dxa"/>
-              <w:left w:w="120" w:type="dxa"/>
-              <w:bottom w:w="120" w:type="dxa"/>
-              <w:right w:w="120" w:type="dxa"/>
-            </w:tcMar>
-            <w:vAlign w:val="center"/>
-            <w:hideMark/>
+              <w:top w:val="single" w:color="CCCCCC" w:sz="6" w:space="0"/>
+              <w:left w:val="single" w:color="CCCCCC" w:sz="6" w:space="0"/>
+              <w:bottom w:val="single" w:color="CCCCCC" w:sz="6" w:space="0"/>
+              <w:right w:val="single" w:color="CCCCCC" w:sz="6" w:space="0"/>
+            </w:tcBorders>
+            <w:tcMar>
+              <w:top w:w="120" w:type="dxa"/>
+              <w:left w:w="120" w:type="dxa"/>
+              <w:bottom w:w="120" w:type="dxa"/>
+              <w:right w:w="120" w:type="dxa"/>
+            </w:tcMar>
+            <w:vAlign w:val="center"/>
           </w:tcPr>
           <w:p>
             <w:pPr>
@@ -1440,19 +1534,18 @@
           <w:tcPr>
             <w:tcW w:w="0" w:type="auto"/>
             <w:tcBorders>
-              <w:top w:val="single" w:sz="6" w:space="0" w:color="CCCCCC"/>
-              <w:left w:val="single" w:sz="6" w:space="0" w:color="CCCCCC"/>
-              <w:bottom w:val="single" w:sz="6" w:space="0" w:color="CCCCCC"/>
-              <w:right w:val="single" w:sz="6" w:space="0" w:color="CCCCCC"/>
-            </w:tcBorders>
-            <w:tcMar>
-              <w:top w:w="120" w:type="dxa"/>
-              <w:left w:w="120" w:type="dxa"/>
-              <w:bottom w:w="120" w:type="dxa"/>
-              <w:right w:w="120" w:type="dxa"/>
-            </w:tcMar>
-            <w:vAlign w:val="center"/>
-            <w:hideMark/>
+              <w:top w:val="single" w:color="CCCCCC" w:sz="6" w:space="0"/>
+              <w:left w:val="single" w:color="CCCCCC" w:sz="6" w:space="0"/>
+              <w:bottom w:val="single" w:color="CCCCCC" w:sz="6" w:space="0"/>
+              <w:right w:val="single" w:color="CCCCCC" w:sz="6" w:space="0"/>
+            </w:tcBorders>
+            <w:tcMar>
+              <w:top w:w="120" w:type="dxa"/>
+              <w:left w:w="120" w:type="dxa"/>
+              <w:bottom w:w="120" w:type="dxa"/>
+              <w:right w:w="120" w:type="dxa"/>
+            </w:tcMar>
+            <w:vAlign w:val="center"/>
           </w:tcPr>
           <w:p>
             <w:pPr>
@@ -1497,23 +1590,30 @@
         </w:tc>
       </w:tr>
       <w:tr>
-        <w:tc>
-          <w:tcPr>
-            <w:tcW w:w="0" w:type="auto"/>
-            <w:tcBorders>
-              <w:top w:val="single" w:sz="6" w:space="0" w:color="CCCCCC"/>
-              <w:left w:val="single" w:sz="6" w:space="0" w:color="CCCCCC"/>
-              <w:bottom w:val="single" w:sz="6" w:space="0" w:color="CCCCCC"/>
-              <w:right w:val="single" w:sz="6" w:space="0" w:color="CCCCCC"/>
-            </w:tcBorders>
-            <w:tcMar>
-              <w:top w:w="120" w:type="dxa"/>
-              <w:left w:w="120" w:type="dxa"/>
-              <w:bottom w:w="120" w:type="dxa"/>
-              <w:right w:w="120" w:type="dxa"/>
-            </w:tcMar>
-            <w:vAlign w:val="center"/>
-            <w:hideMark/>
+        <w:tblPrEx>
+          <w:tblCellMar>
+            <w:top w:w="15" w:type="dxa"/>
+            <w:left w:w="15" w:type="dxa"/>
+            <w:bottom w:w="15" w:type="dxa"/>
+            <w:right w:w="15" w:type="dxa"/>
+          </w:tblCellMar>
+        </w:tblPrEx>
+        <w:tc>
+          <w:tcPr>
+            <w:tcW w:w="0" w:type="auto"/>
+            <w:tcBorders>
+              <w:top w:val="single" w:color="CCCCCC" w:sz="6" w:space="0"/>
+              <w:left w:val="single" w:color="CCCCCC" w:sz="6" w:space="0"/>
+              <w:bottom w:val="single" w:color="CCCCCC" w:sz="6" w:space="0"/>
+              <w:right w:val="single" w:color="CCCCCC" w:sz="6" w:space="0"/>
+            </w:tcBorders>
+            <w:tcMar>
+              <w:top w:w="120" w:type="dxa"/>
+              <w:left w:w="120" w:type="dxa"/>
+              <w:bottom w:w="120" w:type="dxa"/>
+              <w:right w:w="120" w:type="dxa"/>
+            </w:tcMar>
+            <w:vAlign w:val="center"/>
           </w:tcPr>
           <w:p>
             <w:pPr>
@@ -1534,19 +1634,18 @@
           <w:tcPr>
             <w:tcW w:w="0" w:type="auto"/>
             <w:tcBorders>
-              <w:top w:val="single" w:sz="6" w:space="0" w:color="CCCCCC"/>
-              <w:left w:val="single" w:sz="6" w:space="0" w:color="CCCCCC"/>
-              <w:bottom w:val="single" w:sz="6" w:space="0" w:color="CCCCCC"/>
-              <w:right w:val="single" w:sz="6" w:space="0" w:color="CCCCCC"/>
-            </w:tcBorders>
-            <w:tcMar>
-              <w:top w:w="120" w:type="dxa"/>
-              <w:left w:w="120" w:type="dxa"/>
-              <w:bottom w:w="120" w:type="dxa"/>
-              <w:right w:w="120" w:type="dxa"/>
-            </w:tcMar>
-            <w:vAlign w:val="center"/>
-            <w:hideMark/>
+              <w:top w:val="single" w:color="CCCCCC" w:sz="6" w:space="0"/>
+              <w:left w:val="single" w:color="CCCCCC" w:sz="6" w:space="0"/>
+              <w:bottom w:val="single" w:color="CCCCCC" w:sz="6" w:space="0"/>
+              <w:right w:val="single" w:color="CCCCCC" w:sz="6" w:space="0"/>
+            </w:tcBorders>
+            <w:tcMar>
+              <w:top w:w="120" w:type="dxa"/>
+              <w:left w:w="120" w:type="dxa"/>
+              <w:bottom w:w="120" w:type="dxa"/>
+              <w:right w:w="120" w:type="dxa"/>
+            </w:tcMar>
+            <w:vAlign w:val="center"/>
           </w:tcPr>
           <w:p>
             <w:pPr>
@@ -1563,19 +1662,18 @@
           <w:tcPr>
             <w:tcW w:w="0" w:type="auto"/>
             <w:tcBorders>
-              <w:top w:val="single" w:sz="6" w:space="0" w:color="CCCCCC"/>
-              <w:left w:val="single" w:sz="6" w:space="0" w:color="CCCCCC"/>
-              <w:bottom w:val="single" w:sz="6" w:space="0" w:color="CCCCCC"/>
-              <w:right w:val="single" w:sz="6" w:space="0" w:color="CCCCCC"/>
-            </w:tcBorders>
-            <w:tcMar>
-              <w:top w:w="120" w:type="dxa"/>
-              <w:left w:w="120" w:type="dxa"/>
-              <w:bottom w:w="120" w:type="dxa"/>
-              <w:right w:w="120" w:type="dxa"/>
-            </w:tcMar>
-            <w:vAlign w:val="center"/>
-            <w:hideMark/>
+              <w:top w:val="single" w:color="CCCCCC" w:sz="6" w:space="0"/>
+              <w:left w:val="single" w:color="CCCCCC" w:sz="6" w:space="0"/>
+              <w:bottom w:val="single" w:color="CCCCCC" w:sz="6" w:space="0"/>
+              <w:right w:val="single" w:color="CCCCCC" w:sz="6" w:space="0"/>
+            </w:tcBorders>
+            <w:tcMar>
+              <w:top w:w="120" w:type="dxa"/>
+              <w:left w:w="120" w:type="dxa"/>
+              <w:bottom w:w="120" w:type="dxa"/>
+              <w:right w:w="120" w:type="dxa"/>
+            </w:tcMar>
+            <w:vAlign w:val="center"/>
           </w:tcPr>
           <w:p>
             <w:pPr>
@@ -1590,23 +1688,30 @@
         </w:tc>
       </w:tr>
       <w:tr>
-        <w:tc>
-          <w:tcPr>
-            <w:tcW w:w="0" w:type="auto"/>
-            <w:tcBorders>
-              <w:top w:val="single" w:sz="6" w:space="0" w:color="CCCCCC"/>
-              <w:left w:val="single" w:sz="6" w:space="0" w:color="CCCCCC"/>
-              <w:bottom w:val="single" w:sz="6" w:space="0" w:color="CCCCCC"/>
-              <w:right w:val="single" w:sz="6" w:space="0" w:color="CCCCCC"/>
-            </w:tcBorders>
-            <w:tcMar>
-              <w:top w:w="120" w:type="dxa"/>
-              <w:left w:w="120" w:type="dxa"/>
-              <w:bottom w:w="120" w:type="dxa"/>
-              <w:right w:w="120" w:type="dxa"/>
-            </w:tcMar>
-            <w:vAlign w:val="center"/>
-            <w:hideMark/>
+        <w:tblPrEx>
+          <w:tblCellMar>
+            <w:top w:w="15" w:type="dxa"/>
+            <w:left w:w="15" w:type="dxa"/>
+            <w:bottom w:w="15" w:type="dxa"/>
+            <w:right w:w="15" w:type="dxa"/>
+          </w:tblCellMar>
+        </w:tblPrEx>
+        <w:tc>
+          <w:tcPr>
+            <w:tcW w:w="0" w:type="auto"/>
+            <w:tcBorders>
+              <w:top w:val="single" w:color="CCCCCC" w:sz="6" w:space="0"/>
+              <w:left w:val="single" w:color="CCCCCC" w:sz="6" w:space="0"/>
+              <w:bottom w:val="single" w:color="CCCCCC" w:sz="6" w:space="0"/>
+              <w:right w:val="single" w:color="CCCCCC" w:sz="6" w:space="0"/>
+            </w:tcBorders>
+            <w:tcMar>
+              <w:top w:w="120" w:type="dxa"/>
+              <w:left w:w="120" w:type="dxa"/>
+              <w:bottom w:w="120" w:type="dxa"/>
+              <w:right w:w="120" w:type="dxa"/>
+            </w:tcMar>
+            <w:vAlign w:val="center"/>
           </w:tcPr>
           <w:p>
             <w:pPr>
@@ -1627,19 +1732,18 @@
           <w:tcPr>
             <w:tcW w:w="0" w:type="auto"/>
             <w:tcBorders>
-              <w:top w:val="single" w:sz="6" w:space="0" w:color="CCCCCC"/>
-              <w:left w:val="single" w:sz="6" w:space="0" w:color="CCCCCC"/>
-              <w:bottom w:val="single" w:sz="6" w:space="0" w:color="CCCCCC"/>
-              <w:right w:val="single" w:sz="6" w:space="0" w:color="CCCCCC"/>
-            </w:tcBorders>
-            <w:tcMar>
-              <w:top w:w="120" w:type="dxa"/>
-              <w:left w:w="120" w:type="dxa"/>
-              <w:bottom w:w="120" w:type="dxa"/>
-              <w:right w:w="120" w:type="dxa"/>
-            </w:tcMar>
-            <w:vAlign w:val="center"/>
-            <w:hideMark/>
+              <w:top w:val="single" w:color="CCCCCC" w:sz="6" w:space="0"/>
+              <w:left w:val="single" w:color="CCCCCC" w:sz="6" w:space="0"/>
+              <w:bottom w:val="single" w:color="CCCCCC" w:sz="6" w:space="0"/>
+              <w:right w:val="single" w:color="CCCCCC" w:sz="6" w:space="0"/>
+            </w:tcBorders>
+            <w:tcMar>
+              <w:top w:w="120" w:type="dxa"/>
+              <w:left w:w="120" w:type="dxa"/>
+              <w:bottom w:w="120" w:type="dxa"/>
+              <w:right w:w="120" w:type="dxa"/>
+            </w:tcMar>
+            <w:vAlign w:val="center"/>
           </w:tcPr>
           <w:p>
             <w:pPr>
@@ -1656,19 +1760,18 @@
           <w:tcPr>
             <w:tcW w:w="0" w:type="auto"/>
             <w:tcBorders>
-              <w:top w:val="single" w:sz="6" w:space="0" w:color="CCCCCC"/>
-              <w:left w:val="single" w:sz="6" w:space="0" w:color="CCCCCC"/>
-              <w:bottom w:val="single" w:sz="6" w:space="0" w:color="CCCCCC"/>
-              <w:right w:val="single" w:sz="6" w:space="0" w:color="CCCCCC"/>
-            </w:tcBorders>
-            <w:tcMar>
-              <w:top w:w="120" w:type="dxa"/>
-              <w:left w:w="120" w:type="dxa"/>
-              <w:bottom w:w="120" w:type="dxa"/>
-              <w:right w:w="120" w:type="dxa"/>
-            </w:tcMar>
-            <w:vAlign w:val="center"/>
-            <w:hideMark/>
+              <w:top w:val="single" w:color="CCCCCC" w:sz="6" w:space="0"/>
+              <w:left w:val="single" w:color="CCCCCC" w:sz="6" w:space="0"/>
+              <w:bottom w:val="single" w:color="CCCCCC" w:sz="6" w:space="0"/>
+              <w:right w:val="single" w:color="CCCCCC" w:sz="6" w:space="0"/>
+            </w:tcBorders>
+            <w:tcMar>
+              <w:top w:w="120" w:type="dxa"/>
+              <w:left w:w="120" w:type="dxa"/>
+              <w:bottom w:w="120" w:type="dxa"/>
+              <w:right w:w="120" w:type="dxa"/>
+            </w:tcMar>
+            <w:vAlign w:val="center"/>
           </w:tcPr>
           <w:p>
             <w:pPr>
@@ -1739,7 +1842,7 @@
       <w:pPr>
         <w:numPr>
           <w:ilvl w:val="0"/>
-          <w:numId w:val="3"/>
+          <w:numId w:val="2"/>
         </w:numPr>
       </w:pPr>
       <w:r>
@@ -1750,7 +1853,7 @@
       <w:pPr>
         <w:numPr>
           <w:ilvl w:val="0"/>
-          <w:numId w:val="3"/>
+          <w:numId w:val="2"/>
         </w:numPr>
       </w:pPr>
       <w:r>
@@ -1761,7 +1864,7 @@
       <w:pPr>
         <w:numPr>
           <w:ilvl w:val="0"/>
-          <w:numId w:val="3"/>
+          <w:numId w:val="2"/>
         </w:numPr>
       </w:pPr>
       <w:r>
@@ -1772,7 +1875,7 @@
       <w:pPr>
         <w:numPr>
           <w:ilvl w:val="0"/>
-          <w:numId w:val="3"/>
+          <w:numId w:val="2"/>
         </w:numPr>
       </w:pPr>
       <w:r>
@@ -1796,7 +1899,7 @@
       <w:pPr>
         <w:numPr>
           <w:ilvl w:val="0"/>
-          <w:numId w:val="4"/>
+          <w:numId w:val="3"/>
         </w:numPr>
       </w:pPr>
       <w:r>
@@ -1822,7 +1925,7 @@
       <w:pPr>
         <w:numPr>
           <w:ilvl w:val="0"/>
-          <w:numId w:val="4"/>
+          <w:numId w:val="3"/>
         </w:numPr>
       </w:pPr>
       <w:r>
@@ -1833,7 +1936,7 @@
       <w:pPr>
         <w:numPr>
           <w:ilvl w:val="0"/>
-          <w:numId w:val="4"/>
+          <w:numId w:val="3"/>
         </w:numPr>
       </w:pPr>
       <w:r>
@@ -1857,13 +1960,7 @@
         <w:rPr>
           <w:rFonts w:hint="eastAsia"/>
         </w:rPr>
-        <w:t>五、</w:t>
-      </w:r>
-      <w:r>
-        <w:rPr>
-          <w:rFonts w:hint="eastAsia"/>
-        </w:rPr>
-        <w:t>考核标准</w:t>
+        <w:t>五、考核标准</w:t>
       </w:r>
     </w:p>
     <w:p>
@@ -1881,22 +1978,32 @@
     </w:p>
     <w:tbl>
       <w:tblPr>
+        <w:tblStyle w:val="16"/>
         <w:tblW w:w="5000" w:type="pct"/>
+        <w:tblInd w:w="0" w:type="dxa"/>
+        <w:tblLayout w:type="autofit"/>
         <w:tblCellMar>
           <w:top w:w="15" w:type="dxa"/>
           <w:left w:w="15" w:type="dxa"/>
           <w:bottom w:w="15" w:type="dxa"/>
           <w:right w:w="15" w:type="dxa"/>
         </w:tblCellMar>
-        <w:tblLook w:val="04A0" w:firstRow="1" w:lastRow="0" w:firstColumn="1" w:lastColumn="0" w:noHBand="0" w:noVBand="1"/>
       </w:tblPr>
       <w:tblGrid>
-        <w:gridCol w:w="1135"/>
-        <w:gridCol w:w="527"/>
-        <w:gridCol w:w="4348"/>
-        <w:gridCol w:w="2280"/>
+        <w:gridCol w:w="1169"/>
+        <w:gridCol w:w="530"/>
+        <w:gridCol w:w="4499"/>
+        <w:gridCol w:w="2348"/>
       </w:tblGrid>
       <w:tr>
+        <w:tblPrEx>
+          <w:tblCellMar>
+            <w:top w:w="15" w:type="dxa"/>
+            <w:left w:w="15" w:type="dxa"/>
+            <w:bottom w:w="15" w:type="dxa"/>
+            <w:right w:w="15" w:type="dxa"/>
+          </w:tblCellMar>
+        </w:tblPrEx>
         <w:trPr>
           <w:tblHeader/>
         </w:trPr>
@@ -1904,19 +2011,18 @@
           <w:tcPr>
             <w:tcW w:w="0" w:type="auto"/>
             <w:tcBorders>
-              <w:top w:val="single" w:sz="6" w:space="0" w:color="CCCCCC"/>
-              <w:left w:val="single" w:sz="6" w:space="0" w:color="CCCCCC"/>
-              <w:bottom w:val="single" w:sz="6" w:space="0" w:color="CCCCCC"/>
-              <w:right w:val="single" w:sz="6" w:space="0" w:color="CCCCCC"/>
-            </w:tcBorders>
-            <w:tcMar>
-              <w:top w:w="120" w:type="dxa"/>
-              <w:left w:w="120" w:type="dxa"/>
-              <w:bottom w:w="120" w:type="dxa"/>
-              <w:right w:w="120" w:type="dxa"/>
-            </w:tcMar>
-            <w:vAlign w:val="center"/>
-            <w:hideMark/>
+              <w:top w:val="single" w:color="CCCCCC" w:sz="6" w:space="0"/>
+              <w:left w:val="single" w:color="CCCCCC" w:sz="6" w:space="0"/>
+              <w:bottom w:val="single" w:color="CCCCCC" w:sz="6" w:space="0"/>
+              <w:right w:val="single" w:color="CCCCCC" w:sz="6" w:space="0"/>
+            </w:tcBorders>
+            <w:tcMar>
+              <w:top w:w="120" w:type="dxa"/>
+              <w:left w:w="120" w:type="dxa"/>
+              <w:bottom w:w="120" w:type="dxa"/>
+              <w:right w:w="120" w:type="dxa"/>
+            </w:tcMar>
+            <w:vAlign w:val="center"/>
           </w:tcPr>
           <w:p>
             <w:pPr>
@@ -1939,19 +2045,18 @@
           <w:tcPr>
             <w:tcW w:w="0" w:type="auto"/>
             <w:tcBorders>
-              <w:top w:val="single" w:sz="6" w:space="0" w:color="CCCCCC"/>
-              <w:left w:val="single" w:sz="6" w:space="0" w:color="CCCCCC"/>
-              <w:bottom w:val="single" w:sz="6" w:space="0" w:color="CCCCCC"/>
-              <w:right w:val="single" w:sz="6" w:space="0" w:color="CCCCCC"/>
-            </w:tcBorders>
-            <w:tcMar>
-              <w:top w:w="120" w:type="dxa"/>
-              <w:left w:w="120" w:type="dxa"/>
-              <w:bottom w:w="120" w:type="dxa"/>
-              <w:right w:w="120" w:type="dxa"/>
-            </w:tcMar>
-            <w:vAlign w:val="center"/>
-            <w:hideMark/>
+              <w:top w:val="single" w:color="CCCCCC" w:sz="6" w:space="0"/>
+              <w:left w:val="single" w:color="CCCCCC" w:sz="6" w:space="0"/>
+              <w:bottom w:val="single" w:color="CCCCCC" w:sz="6" w:space="0"/>
+              <w:right w:val="single" w:color="CCCCCC" w:sz="6" w:space="0"/>
+            </w:tcBorders>
+            <w:tcMar>
+              <w:top w:w="120" w:type="dxa"/>
+              <w:left w:w="120" w:type="dxa"/>
+              <w:bottom w:w="120" w:type="dxa"/>
+              <w:right w:w="120" w:type="dxa"/>
+            </w:tcMar>
+            <w:vAlign w:val="center"/>
           </w:tcPr>
           <w:p>
             <w:pPr>
@@ -1974,19 +2079,18 @@
           <w:tcPr>
             <w:tcW w:w="0" w:type="auto"/>
             <w:tcBorders>
-              <w:top w:val="single" w:sz="6" w:space="0" w:color="CCCCCC"/>
-              <w:left w:val="single" w:sz="6" w:space="0" w:color="CCCCCC"/>
-              <w:bottom w:val="single" w:sz="6" w:space="0" w:color="CCCCCC"/>
-              <w:right w:val="single" w:sz="6" w:space="0" w:color="CCCCCC"/>
-            </w:tcBorders>
-            <w:tcMar>
-              <w:top w:w="120" w:type="dxa"/>
-              <w:left w:w="120" w:type="dxa"/>
-              <w:bottom w:w="120" w:type="dxa"/>
-              <w:right w:w="120" w:type="dxa"/>
-            </w:tcMar>
-            <w:vAlign w:val="center"/>
-            <w:hideMark/>
+              <w:top w:val="single" w:color="CCCCCC" w:sz="6" w:space="0"/>
+              <w:left w:val="single" w:color="CCCCCC" w:sz="6" w:space="0"/>
+              <w:bottom w:val="single" w:color="CCCCCC" w:sz="6" w:space="0"/>
+              <w:right w:val="single" w:color="CCCCCC" w:sz="6" w:space="0"/>
+            </w:tcBorders>
+            <w:tcMar>
+              <w:top w:w="120" w:type="dxa"/>
+              <w:left w:w="120" w:type="dxa"/>
+              <w:bottom w:w="120" w:type="dxa"/>
+              <w:right w:w="120" w:type="dxa"/>
+            </w:tcMar>
+            <w:vAlign w:val="center"/>
           </w:tcPr>
           <w:p>
             <w:pPr>
@@ -2009,19 +2113,18 @@
           <w:tcPr>
             <w:tcW w:w="0" w:type="auto"/>
             <w:tcBorders>
-              <w:top w:val="single" w:sz="6" w:space="0" w:color="CCCCCC"/>
-              <w:left w:val="single" w:sz="6" w:space="0" w:color="CCCCCC"/>
-              <w:bottom w:val="single" w:sz="6" w:space="0" w:color="CCCCCC"/>
-              <w:right w:val="single" w:sz="6" w:space="0" w:color="CCCCCC"/>
-            </w:tcBorders>
-            <w:tcMar>
-              <w:top w:w="120" w:type="dxa"/>
-              <w:left w:w="120" w:type="dxa"/>
-              <w:bottom w:w="120" w:type="dxa"/>
-              <w:right w:w="120" w:type="dxa"/>
-            </w:tcMar>
-            <w:vAlign w:val="center"/>
-            <w:hideMark/>
+              <w:top w:val="single" w:color="CCCCCC" w:sz="6" w:space="0"/>
+              <w:left w:val="single" w:color="CCCCCC" w:sz="6" w:space="0"/>
+              <w:bottom w:val="single" w:color="CCCCCC" w:sz="6" w:space="0"/>
+              <w:right w:val="single" w:color="CCCCCC" w:sz="6" w:space="0"/>
+            </w:tcBorders>
+            <w:tcMar>
+              <w:top w:w="120" w:type="dxa"/>
+              <w:left w:w="120" w:type="dxa"/>
+              <w:bottom w:w="120" w:type="dxa"/>
+              <w:right w:w="120" w:type="dxa"/>
+            </w:tcMar>
+            <w:vAlign w:val="center"/>
           </w:tcPr>
           <w:p>
             <w:pPr>
@@ -2042,23 +2145,30 @@
         </w:tc>
       </w:tr>
       <w:tr>
-        <w:tc>
-          <w:tcPr>
-            <w:tcW w:w="0" w:type="auto"/>
-            <w:tcBorders>
-              <w:top w:val="single" w:sz="6" w:space="0" w:color="CCCCCC"/>
-              <w:left w:val="single" w:sz="6" w:space="0" w:color="CCCCCC"/>
-              <w:bottom w:val="single" w:sz="6" w:space="0" w:color="CCCCCC"/>
-              <w:right w:val="single" w:sz="6" w:space="0" w:color="CCCCCC"/>
-            </w:tcBorders>
-            <w:tcMar>
-              <w:top w:w="120" w:type="dxa"/>
-              <w:left w:w="120" w:type="dxa"/>
-              <w:bottom w:w="120" w:type="dxa"/>
-              <w:right w:w="120" w:type="dxa"/>
-            </w:tcMar>
-            <w:vAlign w:val="center"/>
-            <w:hideMark/>
+        <w:tblPrEx>
+          <w:tblCellMar>
+            <w:top w:w="15" w:type="dxa"/>
+            <w:left w:w="15" w:type="dxa"/>
+            <w:bottom w:w="15" w:type="dxa"/>
+            <w:right w:w="15" w:type="dxa"/>
+          </w:tblCellMar>
+        </w:tblPrEx>
+        <w:tc>
+          <w:tcPr>
+            <w:tcW w:w="0" w:type="auto"/>
+            <w:tcBorders>
+              <w:top w:val="single" w:color="CCCCCC" w:sz="6" w:space="0"/>
+              <w:left w:val="single" w:color="CCCCCC" w:sz="6" w:space="0"/>
+              <w:bottom w:val="single" w:color="CCCCCC" w:sz="6" w:space="0"/>
+              <w:right w:val="single" w:color="CCCCCC" w:sz="6" w:space="0"/>
+            </w:tcBorders>
+            <w:tcMar>
+              <w:top w:w="120" w:type="dxa"/>
+              <w:left w:w="120" w:type="dxa"/>
+              <w:bottom w:w="120" w:type="dxa"/>
+              <w:right w:w="120" w:type="dxa"/>
+            </w:tcMar>
+            <w:vAlign w:val="center"/>
           </w:tcPr>
           <w:p>
             <w:pPr>
@@ -2075,19 +2185,18 @@
           <w:tcPr>
             <w:tcW w:w="0" w:type="auto"/>
             <w:tcBorders>
-              <w:top w:val="single" w:sz="6" w:space="0" w:color="CCCCCC"/>
-              <w:left w:val="single" w:sz="6" w:space="0" w:color="CCCCCC"/>
-              <w:bottom w:val="single" w:sz="6" w:space="0" w:color="CCCCCC"/>
-              <w:right w:val="single" w:sz="6" w:space="0" w:color="CCCCCC"/>
-            </w:tcBorders>
-            <w:tcMar>
-              <w:top w:w="120" w:type="dxa"/>
-              <w:left w:w="120" w:type="dxa"/>
-              <w:bottom w:w="120" w:type="dxa"/>
-              <w:right w:w="120" w:type="dxa"/>
-            </w:tcMar>
-            <w:vAlign w:val="center"/>
-            <w:hideMark/>
+              <w:top w:val="single" w:color="CCCCCC" w:sz="6" w:space="0"/>
+              <w:left w:val="single" w:color="CCCCCC" w:sz="6" w:space="0"/>
+              <w:bottom w:val="single" w:color="CCCCCC" w:sz="6" w:space="0"/>
+              <w:right w:val="single" w:color="CCCCCC" w:sz="6" w:space="0"/>
+            </w:tcBorders>
+            <w:tcMar>
+              <w:top w:w="120" w:type="dxa"/>
+              <w:left w:w="120" w:type="dxa"/>
+              <w:bottom w:w="120" w:type="dxa"/>
+              <w:right w:w="120" w:type="dxa"/>
+            </w:tcMar>
+            <w:vAlign w:val="center"/>
           </w:tcPr>
           <w:p>
             <w:pPr>
@@ -2104,19 +2213,18 @@
           <w:tcPr>
             <w:tcW w:w="0" w:type="auto"/>
             <w:tcBorders>
-              <w:top w:val="single" w:sz="6" w:space="0" w:color="CCCCCC"/>
-              <w:left w:val="single" w:sz="6" w:space="0" w:color="CCCCCC"/>
-              <w:bottom w:val="single" w:sz="6" w:space="0" w:color="CCCCCC"/>
-              <w:right w:val="single" w:sz="6" w:space="0" w:color="CCCCCC"/>
-            </w:tcBorders>
-            <w:tcMar>
-              <w:top w:w="120" w:type="dxa"/>
-              <w:left w:w="120" w:type="dxa"/>
-              <w:bottom w:w="120" w:type="dxa"/>
-              <w:right w:w="120" w:type="dxa"/>
-            </w:tcMar>
-            <w:vAlign w:val="center"/>
-            <w:hideMark/>
+              <w:top w:val="single" w:color="CCCCCC" w:sz="6" w:space="0"/>
+              <w:left w:val="single" w:color="CCCCCC" w:sz="6" w:space="0"/>
+              <w:bottom w:val="single" w:color="CCCCCC" w:sz="6" w:space="0"/>
+              <w:right w:val="single" w:color="CCCCCC" w:sz="6" w:space="0"/>
+            </w:tcBorders>
+            <w:tcMar>
+              <w:top w:w="120" w:type="dxa"/>
+              <w:left w:w="120" w:type="dxa"/>
+              <w:bottom w:w="120" w:type="dxa"/>
+              <w:right w:w="120" w:type="dxa"/>
+            </w:tcMar>
+            <w:vAlign w:val="center"/>
           </w:tcPr>
           <w:p>
             <w:pPr>
@@ -2153,19 +2261,18 @@
           <w:tcPr>
             <w:tcW w:w="0" w:type="auto"/>
             <w:tcBorders>
-              <w:top w:val="single" w:sz="6" w:space="0" w:color="CCCCCC"/>
-              <w:left w:val="single" w:sz="6" w:space="0" w:color="CCCCCC"/>
-              <w:bottom w:val="single" w:sz="6" w:space="0" w:color="CCCCCC"/>
-              <w:right w:val="single" w:sz="6" w:space="0" w:color="CCCCCC"/>
-            </w:tcBorders>
-            <w:tcMar>
-              <w:top w:w="120" w:type="dxa"/>
-              <w:left w:w="120" w:type="dxa"/>
-              <w:bottom w:w="120" w:type="dxa"/>
-              <w:right w:w="120" w:type="dxa"/>
-            </w:tcMar>
-            <w:vAlign w:val="center"/>
-            <w:hideMark/>
+              <w:top w:val="single" w:color="CCCCCC" w:sz="6" w:space="0"/>
+              <w:left w:val="single" w:color="CCCCCC" w:sz="6" w:space="0"/>
+              <w:bottom w:val="single" w:color="CCCCCC" w:sz="6" w:space="0"/>
+              <w:right w:val="single" w:color="CCCCCC" w:sz="6" w:space="0"/>
+            </w:tcBorders>
+            <w:tcMar>
+              <w:top w:w="120" w:type="dxa"/>
+              <w:left w:w="120" w:type="dxa"/>
+              <w:bottom w:w="120" w:type="dxa"/>
+              <w:right w:w="120" w:type="dxa"/>
+            </w:tcMar>
+            <w:vAlign w:val="center"/>
           </w:tcPr>
           <w:p>
             <w:pPr>
@@ -2204,7 +2311,6 @@
               </w:rPr>
             </w:pPr>
             <w:r>
-              <w:lastRenderedPageBreak/>
               <w:t>4. 两层测试无先后依赖、并行执行，扣 5 分；</w:t>
             </w:r>
           </w:p>
@@ -2221,32 +2327,38 @@
         </w:tc>
       </w:tr>
       <w:tr>
-        <w:tc>
-          <w:tcPr>
-            <w:tcW w:w="0" w:type="auto"/>
-            <w:tcBorders>
-              <w:top w:val="single" w:sz="6" w:space="0" w:color="CCCCCC"/>
-              <w:left w:val="single" w:sz="6" w:space="0" w:color="CCCCCC"/>
-              <w:bottom w:val="single" w:sz="6" w:space="0" w:color="CCCCCC"/>
-              <w:right w:val="single" w:sz="6" w:space="0" w:color="CCCCCC"/>
-            </w:tcBorders>
-            <w:tcMar>
-              <w:top w:w="120" w:type="dxa"/>
-              <w:left w:w="120" w:type="dxa"/>
-              <w:bottom w:w="120" w:type="dxa"/>
-              <w:right w:w="120" w:type="dxa"/>
-            </w:tcMar>
-            <w:vAlign w:val="center"/>
-            <w:hideMark/>
-          </w:tcPr>
-          <w:p>
-            <w:pPr>
-              <w:rPr>
-                <w:rFonts w:hint="eastAsia"/>
-              </w:rPr>
-            </w:pPr>
-            <w:r>
-              <w:lastRenderedPageBreak/>
+        <w:tblPrEx>
+          <w:tblCellMar>
+            <w:top w:w="15" w:type="dxa"/>
+            <w:left w:w="15" w:type="dxa"/>
+            <w:bottom w:w="15" w:type="dxa"/>
+            <w:right w:w="15" w:type="dxa"/>
+          </w:tblCellMar>
+        </w:tblPrEx>
+        <w:tc>
+          <w:tcPr>
+            <w:tcW w:w="0" w:type="auto"/>
+            <w:tcBorders>
+              <w:top w:val="single" w:color="CCCCCC" w:sz="6" w:space="0"/>
+              <w:left w:val="single" w:color="CCCCCC" w:sz="6" w:space="0"/>
+              <w:bottom w:val="single" w:color="CCCCCC" w:sz="6" w:space="0"/>
+              <w:right w:val="single" w:color="CCCCCC" w:sz="6" w:space="0"/>
+            </w:tcBorders>
+            <w:tcMar>
+              <w:top w:w="120" w:type="dxa"/>
+              <w:left w:w="120" w:type="dxa"/>
+              <w:bottom w:w="120" w:type="dxa"/>
+              <w:right w:w="120" w:type="dxa"/>
+            </w:tcMar>
+            <w:vAlign w:val="center"/>
+          </w:tcPr>
+          <w:p>
+            <w:pPr>
+              <w:rPr>
+                <w:rFonts w:hint="eastAsia"/>
+              </w:rPr>
+            </w:pPr>
+            <w:r>
               <w:t>流水线稳定性与可复现性</w:t>
             </w:r>
           </w:p>
@@ -2255,19 +2367,18 @@
           <w:tcPr>
             <w:tcW w:w="0" w:type="auto"/>
             <w:tcBorders>
-              <w:top w:val="single" w:sz="6" w:space="0" w:color="CCCCCC"/>
-              <w:left w:val="single" w:sz="6" w:space="0" w:color="CCCCCC"/>
-              <w:bottom w:val="single" w:sz="6" w:space="0" w:color="CCCCCC"/>
-              <w:right w:val="single" w:sz="6" w:space="0" w:color="CCCCCC"/>
-            </w:tcBorders>
-            <w:tcMar>
-              <w:top w:w="120" w:type="dxa"/>
-              <w:left w:w="120" w:type="dxa"/>
-              <w:bottom w:w="120" w:type="dxa"/>
-              <w:right w:w="120" w:type="dxa"/>
-            </w:tcMar>
-            <w:vAlign w:val="center"/>
-            <w:hideMark/>
+              <w:top w:val="single" w:color="CCCCCC" w:sz="6" w:space="0"/>
+              <w:left w:val="single" w:color="CCCCCC" w:sz="6" w:space="0"/>
+              <w:bottom w:val="single" w:color="CCCCCC" w:sz="6" w:space="0"/>
+              <w:right w:val="single" w:color="CCCCCC" w:sz="6" w:space="0"/>
+            </w:tcBorders>
+            <w:tcMar>
+              <w:top w:w="120" w:type="dxa"/>
+              <w:left w:w="120" w:type="dxa"/>
+              <w:bottom w:w="120" w:type="dxa"/>
+              <w:right w:w="120" w:type="dxa"/>
+            </w:tcMar>
+            <w:vAlign w:val="center"/>
           </w:tcPr>
           <w:p>
             <w:pPr>
@@ -2284,19 +2395,18 @@
           <w:tcPr>
             <w:tcW w:w="0" w:type="auto"/>
             <w:tcBorders>
-              <w:top w:val="single" w:sz="6" w:space="0" w:color="CCCCCC"/>
-              <w:left w:val="single" w:sz="6" w:space="0" w:color="CCCCCC"/>
-              <w:bottom w:val="single" w:sz="6" w:space="0" w:color="CCCCCC"/>
-              <w:right w:val="single" w:sz="6" w:space="0" w:color="CCCCCC"/>
-            </w:tcBorders>
-            <w:tcMar>
-              <w:top w:w="120" w:type="dxa"/>
-              <w:left w:w="120" w:type="dxa"/>
-              <w:bottom w:w="120" w:type="dxa"/>
-              <w:right w:w="120" w:type="dxa"/>
-            </w:tcMar>
-            <w:vAlign w:val="center"/>
-            <w:hideMark/>
+              <w:top w:val="single" w:color="CCCCCC" w:sz="6" w:space="0"/>
+              <w:left w:val="single" w:color="CCCCCC" w:sz="6" w:space="0"/>
+              <w:bottom w:val="single" w:color="CCCCCC" w:sz="6" w:space="0"/>
+              <w:right w:val="single" w:color="CCCCCC" w:sz="6" w:space="0"/>
+            </w:tcBorders>
+            <w:tcMar>
+              <w:top w:w="120" w:type="dxa"/>
+              <w:left w:w="120" w:type="dxa"/>
+              <w:bottom w:w="120" w:type="dxa"/>
+              <w:right w:w="120" w:type="dxa"/>
+            </w:tcMar>
+            <w:vAlign w:val="center"/>
           </w:tcPr>
           <w:p>
             <w:pPr>
@@ -2333,19 +2443,18 @@
           <w:tcPr>
             <w:tcW w:w="0" w:type="auto"/>
             <w:tcBorders>
-              <w:top w:val="single" w:sz="6" w:space="0" w:color="CCCCCC"/>
-              <w:left w:val="single" w:sz="6" w:space="0" w:color="CCCCCC"/>
-              <w:bottom w:val="single" w:sz="6" w:space="0" w:color="CCCCCC"/>
-              <w:right w:val="single" w:sz="6" w:space="0" w:color="CCCCCC"/>
-            </w:tcBorders>
-            <w:tcMar>
-              <w:top w:w="120" w:type="dxa"/>
-              <w:left w:w="120" w:type="dxa"/>
-              <w:bottom w:w="120" w:type="dxa"/>
-              <w:right w:w="120" w:type="dxa"/>
-            </w:tcMar>
-            <w:vAlign w:val="center"/>
-            <w:hideMark/>
+              <w:top w:val="single" w:color="CCCCCC" w:sz="6" w:space="0"/>
+              <w:left w:val="single" w:color="CCCCCC" w:sz="6" w:space="0"/>
+              <w:bottom w:val="single" w:color="CCCCCC" w:sz="6" w:space="0"/>
+              <w:right w:val="single" w:color="CCCCCC" w:sz="6" w:space="0"/>
+            </w:tcBorders>
+            <w:tcMar>
+              <w:top w:w="120" w:type="dxa"/>
+              <w:left w:w="120" w:type="dxa"/>
+              <w:bottom w:w="120" w:type="dxa"/>
+              <w:right w:w="120" w:type="dxa"/>
+            </w:tcMar>
+            <w:vAlign w:val="center"/>
           </w:tcPr>
           <w:p>
             <w:pPr>
@@ -2390,23 +2499,30 @@
         </w:tc>
       </w:tr>
       <w:tr>
-        <w:tc>
-          <w:tcPr>
-            <w:tcW w:w="0" w:type="auto"/>
-            <w:tcBorders>
-              <w:top w:val="single" w:sz="6" w:space="0" w:color="CCCCCC"/>
-              <w:left w:val="single" w:sz="6" w:space="0" w:color="CCCCCC"/>
-              <w:bottom w:val="single" w:sz="6" w:space="0" w:color="CCCCCC"/>
-              <w:right w:val="single" w:sz="6" w:space="0" w:color="CCCCCC"/>
-            </w:tcBorders>
-            <w:tcMar>
-              <w:top w:w="120" w:type="dxa"/>
-              <w:left w:w="120" w:type="dxa"/>
-              <w:bottom w:w="120" w:type="dxa"/>
-              <w:right w:w="120" w:type="dxa"/>
-            </w:tcMar>
-            <w:vAlign w:val="center"/>
-            <w:hideMark/>
+        <w:tblPrEx>
+          <w:tblCellMar>
+            <w:top w:w="15" w:type="dxa"/>
+            <w:left w:w="15" w:type="dxa"/>
+            <w:bottom w:w="15" w:type="dxa"/>
+            <w:right w:w="15" w:type="dxa"/>
+          </w:tblCellMar>
+        </w:tblPrEx>
+        <w:tc>
+          <w:tcPr>
+            <w:tcW w:w="0" w:type="auto"/>
+            <w:tcBorders>
+              <w:top w:val="single" w:color="CCCCCC" w:sz="6" w:space="0"/>
+              <w:left w:val="single" w:color="CCCCCC" w:sz="6" w:space="0"/>
+              <w:bottom w:val="single" w:color="CCCCCC" w:sz="6" w:space="0"/>
+              <w:right w:val="single" w:color="CCCCCC" w:sz="6" w:space="0"/>
+            </w:tcBorders>
+            <w:tcMar>
+              <w:top w:w="120" w:type="dxa"/>
+              <w:left w:w="120" w:type="dxa"/>
+              <w:bottom w:w="120" w:type="dxa"/>
+              <w:right w:w="120" w:type="dxa"/>
+            </w:tcMar>
+            <w:vAlign w:val="center"/>
           </w:tcPr>
           <w:p>
             <w:pPr>
@@ -2423,19 +2539,18 @@
           <w:tcPr>
             <w:tcW w:w="0" w:type="auto"/>
             <w:tcBorders>
-              <w:top w:val="single" w:sz="6" w:space="0" w:color="CCCCCC"/>
-              <w:left w:val="single" w:sz="6" w:space="0" w:color="CCCCCC"/>
-              <w:bottom w:val="single" w:sz="6" w:space="0" w:color="CCCCCC"/>
-              <w:right w:val="single" w:sz="6" w:space="0" w:color="CCCCCC"/>
-            </w:tcBorders>
-            <w:tcMar>
-              <w:top w:w="120" w:type="dxa"/>
-              <w:left w:w="120" w:type="dxa"/>
-              <w:bottom w:w="120" w:type="dxa"/>
-              <w:right w:w="120" w:type="dxa"/>
-            </w:tcMar>
-            <w:vAlign w:val="center"/>
-            <w:hideMark/>
+              <w:top w:val="single" w:color="CCCCCC" w:sz="6" w:space="0"/>
+              <w:left w:val="single" w:color="CCCCCC" w:sz="6" w:space="0"/>
+              <w:bottom w:val="single" w:color="CCCCCC" w:sz="6" w:space="0"/>
+              <w:right w:val="single" w:color="CCCCCC" w:sz="6" w:space="0"/>
+            </w:tcBorders>
+            <w:tcMar>
+              <w:top w:w="120" w:type="dxa"/>
+              <w:left w:w="120" w:type="dxa"/>
+              <w:bottom w:w="120" w:type="dxa"/>
+              <w:right w:w="120" w:type="dxa"/>
+            </w:tcMar>
+            <w:vAlign w:val="center"/>
           </w:tcPr>
           <w:p>
             <w:pPr>
@@ -2452,19 +2567,18 @@
           <w:tcPr>
             <w:tcW w:w="0" w:type="auto"/>
             <w:tcBorders>
-              <w:top w:val="single" w:sz="6" w:space="0" w:color="CCCCCC"/>
-              <w:left w:val="single" w:sz="6" w:space="0" w:color="CCCCCC"/>
-              <w:bottom w:val="single" w:sz="6" w:space="0" w:color="CCCCCC"/>
-              <w:right w:val="single" w:sz="6" w:space="0" w:color="CCCCCC"/>
-            </w:tcBorders>
-            <w:tcMar>
-              <w:top w:w="120" w:type="dxa"/>
-              <w:left w:w="120" w:type="dxa"/>
-              <w:bottom w:w="120" w:type="dxa"/>
-              <w:right w:w="120" w:type="dxa"/>
-            </w:tcMar>
-            <w:vAlign w:val="center"/>
-            <w:hideMark/>
+              <w:top w:val="single" w:color="CCCCCC" w:sz="6" w:space="0"/>
+              <w:left w:val="single" w:color="CCCCCC" w:sz="6" w:space="0"/>
+              <w:bottom w:val="single" w:color="CCCCCC" w:sz="6" w:space="0"/>
+              <w:right w:val="single" w:color="CCCCCC" w:sz="6" w:space="0"/>
+            </w:tcBorders>
+            <w:tcMar>
+              <w:top w:w="120" w:type="dxa"/>
+              <w:left w:w="120" w:type="dxa"/>
+              <w:bottom w:w="120" w:type="dxa"/>
+              <w:right w:w="120" w:type="dxa"/>
+            </w:tcMar>
+            <w:vAlign w:val="center"/>
           </w:tcPr>
           <w:p>
             <w:pPr>
@@ -2501,19 +2615,18 @@
           <w:tcPr>
             <w:tcW w:w="0" w:type="auto"/>
             <w:tcBorders>
-              <w:top w:val="single" w:sz="6" w:space="0" w:color="CCCCCC"/>
-              <w:left w:val="single" w:sz="6" w:space="0" w:color="CCCCCC"/>
-              <w:bottom w:val="single" w:sz="6" w:space="0" w:color="CCCCCC"/>
-              <w:right w:val="single" w:sz="6" w:space="0" w:color="CCCCCC"/>
-            </w:tcBorders>
-            <w:tcMar>
-              <w:top w:w="120" w:type="dxa"/>
-              <w:left w:w="120" w:type="dxa"/>
-              <w:bottom w:w="120" w:type="dxa"/>
-              <w:right w:w="120" w:type="dxa"/>
-            </w:tcMar>
-            <w:vAlign w:val="center"/>
-            <w:hideMark/>
+              <w:top w:val="single" w:color="CCCCCC" w:sz="6" w:space="0"/>
+              <w:left w:val="single" w:color="CCCCCC" w:sz="6" w:space="0"/>
+              <w:bottom w:val="single" w:color="CCCCCC" w:sz="6" w:space="0"/>
+              <w:right w:val="single" w:color="CCCCCC" w:sz="6" w:space="0"/>
+            </w:tcBorders>
+            <w:tcMar>
+              <w:top w:w="120" w:type="dxa"/>
+              <w:left w:w="120" w:type="dxa"/>
+              <w:bottom w:w="120" w:type="dxa"/>
+              <w:right w:w="120" w:type="dxa"/>
+            </w:tcMar>
+            <w:vAlign w:val="center"/>
           </w:tcPr>
           <w:p>
             <w:pPr>
@@ -2557,19 +2670,29 @@
     </w:p>
     <w:tbl>
       <w:tblPr>
+        <w:tblStyle w:val="16"/>
         <w:tblW w:w="5000" w:type="pct"/>
+        <w:tblInd w:w="0" w:type="dxa"/>
+        <w:tblLayout w:type="autofit"/>
         <w:tblCellMar>
           <w:top w:w="15" w:type="dxa"/>
           <w:left w:w="15" w:type="dxa"/>
           <w:bottom w:w="15" w:type="dxa"/>
           <w:right w:w="15" w:type="dxa"/>
         </w:tblCellMar>
-        <w:tblLook w:val="04A0" w:firstRow="1" w:lastRow="0" w:firstColumn="1" w:lastColumn="0" w:noHBand="0" w:noVBand="1"/>
       </w:tblPr>
       <w:tblGrid>
-        <w:gridCol w:w="8290"/>
+        <w:gridCol w:w="8546"/>
       </w:tblGrid>
       <w:tr>
+        <w:tblPrEx>
+          <w:tblCellMar>
+            <w:top w:w="15" w:type="dxa"/>
+            <w:left w:w="15" w:type="dxa"/>
+            <w:bottom w:w="15" w:type="dxa"/>
+            <w:right w:w="15" w:type="dxa"/>
+          </w:tblCellMar>
+        </w:tblPrEx>
         <w:trPr>
           <w:tblHeader/>
         </w:trPr>
@@ -2577,19 +2700,18 @@
           <w:tcPr>
             <w:tcW w:w="0" w:type="auto"/>
             <w:tcBorders>
-              <w:top w:val="single" w:sz="6" w:space="0" w:color="CCCCCC"/>
-              <w:left w:val="single" w:sz="6" w:space="0" w:color="CCCCCC"/>
-              <w:bottom w:val="single" w:sz="6" w:space="0" w:color="CCCCCC"/>
-              <w:right w:val="single" w:sz="6" w:space="0" w:color="CCCCCC"/>
-            </w:tcBorders>
-            <w:tcMar>
-              <w:top w:w="120" w:type="dxa"/>
-              <w:left w:w="120" w:type="dxa"/>
-              <w:bottom w:w="120" w:type="dxa"/>
-              <w:right w:w="120" w:type="dxa"/>
-            </w:tcMar>
-            <w:vAlign w:val="center"/>
-            <w:hideMark/>
+              <w:top w:val="single" w:color="CCCCCC" w:sz="6" w:space="0"/>
+              <w:left w:val="single" w:color="CCCCCC" w:sz="6" w:space="0"/>
+              <w:bottom w:val="single" w:color="CCCCCC" w:sz="6" w:space="0"/>
+              <w:right w:val="single" w:color="CCCCCC" w:sz="6" w:space="0"/>
+            </w:tcBorders>
+            <w:tcMar>
+              <w:top w:w="120" w:type="dxa"/>
+              <w:left w:w="120" w:type="dxa"/>
+              <w:bottom w:w="120" w:type="dxa"/>
+              <w:right w:w="120" w:type="dxa"/>
+            </w:tcMar>
+            <w:vAlign w:val="center"/>
           </w:tcPr>
           <w:p>
             <w:pPr>
@@ -2625,23 +2747,30 @@
         </w:tc>
       </w:tr>
       <w:tr>
-        <w:tc>
-          <w:tcPr>
-            <w:tcW w:w="0" w:type="auto"/>
-            <w:tcBorders>
-              <w:top w:val="single" w:sz="6" w:space="0" w:color="CCCCCC"/>
-              <w:left w:val="single" w:sz="6" w:space="0" w:color="CCCCCC"/>
-              <w:bottom w:val="single" w:sz="6" w:space="0" w:color="CCCCCC"/>
-              <w:right w:val="single" w:sz="6" w:space="0" w:color="CCCCCC"/>
-            </w:tcBorders>
-            <w:tcMar>
-              <w:top w:w="120" w:type="dxa"/>
-              <w:left w:w="120" w:type="dxa"/>
-              <w:bottom w:w="120" w:type="dxa"/>
-              <w:right w:w="120" w:type="dxa"/>
-            </w:tcMar>
-            <w:vAlign w:val="center"/>
-            <w:hideMark/>
+        <w:tblPrEx>
+          <w:tblCellMar>
+            <w:top w:w="15" w:type="dxa"/>
+            <w:left w:w="15" w:type="dxa"/>
+            <w:bottom w:w="15" w:type="dxa"/>
+            <w:right w:w="15" w:type="dxa"/>
+          </w:tblCellMar>
+        </w:tblPrEx>
+        <w:tc>
+          <w:tcPr>
+            <w:tcW w:w="0" w:type="auto"/>
+            <w:tcBorders>
+              <w:top w:val="single" w:color="CCCCCC" w:sz="6" w:space="0"/>
+              <w:left w:val="single" w:color="CCCCCC" w:sz="6" w:space="0"/>
+              <w:bottom w:val="single" w:color="CCCCCC" w:sz="6" w:space="0"/>
+              <w:right w:val="single" w:color="CCCCCC" w:sz="6" w:space="0"/>
+            </w:tcBorders>
+            <w:tcMar>
+              <w:top w:w="120" w:type="dxa"/>
+              <w:left w:w="120" w:type="dxa"/>
+              <w:bottom w:w="120" w:type="dxa"/>
+              <w:right w:w="120" w:type="dxa"/>
+            </w:tcMar>
+            <w:vAlign w:val="center"/>
           </w:tcPr>
           <w:p>
             <w:pPr>
@@ -2717,23 +2846,33 @@
         </w:tc>
       </w:tr>
       <w:tr>
-        <w:tc>
-          <w:tcPr>
-            <w:tcW w:w="0" w:type="auto"/>
-            <w:tcBorders>
-              <w:top w:val="single" w:sz="6" w:space="0" w:color="CCCCCC"/>
-              <w:left w:val="single" w:sz="6" w:space="0" w:color="CCCCCC"/>
-              <w:bottom w:val="single" w:sz="6" w:space="0" w:color="CCCCCC"/>
-              <w:right w:val="single" w:sz="6" w:space="0" w:color="CCCCCC"/>
-            </w:tcBorders>
-            <w:tcMar>
-              <w:top w:w="120" w:type="dxa"/>
-              <w:left w:w="120" w:type="dxa"/>
-              <w:bottom w:w="120" w:type="dxa"/>
-              <w:right w:w="120" w:type="dxa"/>
-            </w:tcMar>
-            <w:vAlign w:val="center"/>
-            <w:hideMark/>
+        <w:tblPrEx>
+          <w:tblCellMar>
+            <w:top w:w="15" w:type="dxa"/>
+            <w:left w:w="15" w:type="dxa"/>
+            <w:bottom w:w="15" w:type="dxa"/>
+            <w:right w:w="15" w:type="dxa"/>
+          </w:tblCellMar>
+        </w:tblPrEx>
+        <w:trPr>
+          <w:trHeight w:val="1651" w:hRule="atLeast"/>
+        </w:trPr>
+        <w:tc>
+          <w:tcPr>
+            <w:tcW w:w="0" w:type="auto"/>
+            <w:tcBorders>
+              <w:top w:val="single" w:color="CCCCCC" w:sz="6" w:space="0"/>
+              <w:left w:val="single" w:color="CCCCCC" w:sz="6" w:space="0"/>
+              <w:bottom w:val="single" w:color="CCCCCC" w:sz="6" w:space="0"/>
+              <w:right w:val="single" w:color="CCCCCC" w:sz="6" w:space="0"/>
+            </w:tcBorders>
+            <w:tcMar>
+              <w:top w:w="120" w:type="dxa"/>
+              <w:left w:w="120" w:type="dxa"/>
+              <w:bottom w:w="120" w:type="dxa"/>
+              <w:right w:w="120" w:type="dxa"/>
+            </w:tcMar>
+            <w:vAlign w:val="center"/>
           </w:tcPr>
           <w:p>
             <w:pPr>
@@ -2809,23 +2948,30 @@
         </w:tc>
       </w:tr>
       <w:tr>
-        <w:tc>
-          <w:tcPr>
-            <w:tcW w:w="0" w:type="auto"/>
-            <w:tcBorders>
-              <w:top w:val="single" w:sz="6" w:space="0" w:color="CCCCCC"/>
-              <w:left w:val="single" w:sz="6" w:space="0" w:color="CCCCCC"/>
-              <w:bottom w:val="single" w:sz="6" w:space="0" w:color="CCCCCC"/>
-              <w:right w:val="single" w:sz="6" w:space="0" w:color="CCCCCC"/>
-            </w:tcBorders>
-            <w:tcMar>
-              <w:top w:w="120" w:type="dxa"/>
-              <w:left w:w="120" w:type="dxa"/>
-              <w:bottom w:w="120" w:type="dxa"/>
-              <w:right w:w="120" w:type="dxa"/>
-            </w:tcMar>
-            <w:vAlign w:val="center"/>
-            <w:hideMark/>
+        <w:tblPrEx>
+          <w:tblCellMar>
+            <w:top w:w="15" w:type="dxa"/>
+            <w:left w:w="15" w:type="dxa"/>
+            <w:bottom w:w="15" w:type="dxa"/>
+            <w:right w:w="15" w:type="dxa"/>
+          </w:tblCellMar>
+        </w:tblPrEx>
+        <w:tc>
+          <w:tcPr>
+            <w:tcW w:w="0" w:type="auto"/>
+            <w:tcBorders>
+              <w:top w:val="single" w:color="CCCCCC" w:sz="6" w:space="0"/>
+              <w:left w:val="single" w:color="CCCCCC" w:sz="6" w:space="0"/>
+              <w:bottom w:val="single" w:color="CCCCCC" w:sz="6" w:space="0"/>
+              <w:right w:val="single" w:color="CCCCCC" w:sz="6" w:space="0"/>
+            </w:tcBorders>
+            <w:tcMar>
+              <w:top w:w="120" w:type="dxa"/>
+              <w:left w:w="120" w:type="dxa"/>
+              <w:bottom w:w="120" w:type="dxa"/>
+              <w:right w:w="120" w:type="dxa"/>
+            </w:tcMar>
+            <w:vAlign w:val="center"/>
           </w:tcPr>
           <w:p>
             <w:pPr>
@@ -2911,28 +3057,37 @@
         <w:rPr>
           <w:rFonts w:hint="eastAsia"/>
         </w:rPr>
-        <w:lastRenderedPageBreak/>
         <w:t>答辩情况40分</w:t>
       </w:r>
     </w:p>
     <w:tbl>
       <w:tblPr>
+        <w:tblStyle w:val="16"/>
         <w:tblW w:w="5000" w:type="pct"/>
+        <w:tblInd w:w="0" w:type="dxa"/>
+        <w:tblLayout w:type="autofit"/>
         <w:tblCellMar>
           <w:top w:w="15" w:type="dxa"/>
           <w:left w:w="15" w:type="dxa"/>
           <w:bottom w:w="15" w:type="dxa"/>
           <w:right w:w="15" w:type="dxa"/>
         </w:tblCellMar>
-        <w:tblLook w:val="04A0" w:firstRow="1" w:lastRow="0" w:firstColumn="1" w:lastColumn="0" w:noHBand="0" w:noVBand="1"/>
       </w:tblPr>
       <w:tblGrid>
-        <w:gridCol w:w="1128"/>
-        <w:gridCol w:w="553"/>
-        <w:gridCol w:w="3549"/>
-        <w:gridCol w:w="3060"/>
+        <w:gridCol w:w="1149"/>
+        <w:gridCol w:w="556"/>
+        <w:gridCol w:w="3638"/>
+        <w:gridCol w:w="3203"/>
       </w:tblGrid>
       <w:tr>
+        <w:tblPrEx>
+          <w:tblCellMar>
+            <w:top w:w="15" w:type="dxa"/>
+            <w:left w:w="15" w:type="dxa"/>
+            <w:bottom w:w="15" w:type="dxa"/>
+            <w:right w:w="15" w:type="dxa"/>
+          </w:tblCellMar>
+        </w:tblPrEx>
         <w:trPr>
           <w:tblHeader/>
         </w:trPr>
@@ -2940,19 +3095,18 @@
           <w:tcPr>
             <w:tcW w:w="0" w:type="auto"/>
             <w:tcBorders>
-              <w:top w:val="single" w:sz="6" w:space="0" w:color="CCCCCC"/>
-              <w:left w:val="single" w:sz="6" w:space="0" w:color="CCCCCC"/>
-              <w:bottom w:val="single" w:sz="6" w:space="0" w:color="CCCCCC"/>
-              <w:right w:val="single" w:sz="6" w:space="0" w:color="CCCCCC"/>
-            </w:tcBorders>
-            <w:tcMar>
-              <w:top w:w="120" w:type="dxa"/>
-              <w:left w:w="120" w:type="dxa"/>
-              <w:bottom w:w="120" w:type="dxa"/>
-              <w:right w:w="120" w:type="dxa"/>
-            </w:tcMar>
-            <w:vAlign w:val="center"/>
-            <w:hideMark/>
+              <w:top w:val="single" w:color="CCCCCC" w:sz="6" w:space="0"/>
+              <w:left w:val="single" w:color="CCCCCC" w:sz="6" w:space="0"/>
+              <w:bottom w:val="single" w:color="CCCCCC" w:sz="6" w:space="0"/>
+              <w:right w:val="single" w:color="CCCCCC" w:sz="6" w:space="0"/>
+            </w:tcBorders>
+            <w:tcMar>
+              <w:top w:w="120" w:type="dxa"/>
+              <w:left w:w="120" w:type="dxa"/>
+              <w:bottom w:w="120" w:type="dxa"/>
+              <w:right w:w="120" w:type="dxa"/>
+            </w:tcMar>
+            <w:vAlign w:val="center"/>
           </w:tcPr>
           <w:p>
             <w:pPr>
@@ -2975,19 +3129,18 @@
           <w:tcPr>
             <w:tcW w:w="0" w:type="auto"/>
             <w:tcBorders>
-              <w:top w:val="single" w:sz="6" w:space="0" w:color="CCCCCC"/>
-              <w:left w:val="single" w:sz="6" w:space="0" w:color="CCCCCC"/>
-              <w:bottom w:val="single" w:sz="6" w:space="0" w:color="CCCCCC"/>
-              <w:right w:val="single" w:sz="6" w:space="0" w:color="CCCCCC"/>
-            </w:tcBorders>
-            <w:tcMar>
-              <w:top w:w="120" w:type="dxa"/>
-              <w:left w:w="120" w:type="dxa"/>
-              <w:bottom w:w="120" w:type="dxa"/>
-              <w:right w:w="120" w:type="dxa"/>
-            </w:tcMar>
-            <w:vAlign w:val="center"/>
-            <w:hideMark/>
+              <w:top w:val="single" w:color="CCCCCC" w:sz="6" w:space="0"/>
+              <w:left w:val="single" w:color="CCCCCC" w:sz="6" w:space="0"/>
+              <w:bottom w:val="single" w:color="CCCCCC" w:sz="6" w:space="0"/>
+              <w:right w:val="single" w:color="CCCCCC" w:sz="6" w:space="0"/>
+            </w:tcBorders>
+            <w:tcMar>
+              <w:top w:w="120" w:type="dxa"/>
+              <w:left w:w="120" w:type="dxa"/>
+              <w:bottom w:w="120" w:type="dxa"/>
+              <w:right w:w="120" w:type="dxa"/>
+            </w:tcMar>
+            <w:vAlign w:val="center"/>
           </w:tcPr>
           <w:p>
             <w:pPr>
@@ -3010,19 +3163,18 @@
           <w:tcPr>
             <w:tcW w:w="0" w:type="auto"/>
             <w:tcBorders>
-              <w:top w:val="single" w:sz="6" w:space="0" w:color="CCCCCC"/>
-              <w:left w:val="single" w:sz="6" w:space="0" w:color="CCCCCC"/>
-              <w:bottom w:val="single" w:sz="6" w:space="0" w:color="CCCCCC"/>
-              <w:right w:val="single" w:sz="6" w:space="0" w:color="CCCCCC"/>
-            </w:tcBorders>
-            <w:tcMar>
-              <w:top w:w="120" w:type="dxa"/>
-              <w:left w:w="120" w:type="dxa"/>
-              <w:bottom w:w="120" w:type="dxa"/>
-              <w:right w:w="120" w:type="dxa"/>
-            </w:tcMar>
-            <w:vAlign w:val="center"/>
-            <w:hideMark/>
+              <w:top w:val="single" w:color="CCCCCC" w:sz="6" w:space="0"/>
+              <w:left w:val="single" w:color="CCCCCC" w:sz="6" w:space="0"/>
+              <w:bottom w:val="single" w:color="CCCCCC" w:sz="6" w:space="0"/>
+              <w:right w:val="single" w:color="CCCCCC" w:sz="6" w:space="0"/>
+            </w:tcBorders>
+            <w:tcMar>
+              <w:top w:w="120" w:type="dxa"/>
+              <w:left w:w="120" w:type="dxa"/>
+              <w:bottom w:w="120" w:type="dxa"/>
+              <w:right w:w="120" w:type="dxa"/>
+            </w:tcMar>
+            <w:vAlign w:val="center"/>
           </w:tcPr>
           <w:p>
             <w:pPr>
@@ -3045,19 +3197,18 @@
           <w:tcPr>
             <w:tcW w:w="0" w:type="auto"/>
             <w:tcBorders>
-              <w:top w:val="single" w:sz="6" w:space="0" w:color="CCCCCC"/>
-              <w:left w:val="single" w:sz="6" w:space="0" w:color="CCCCCC"/>
-              <w:bottom w:val="single" w:sz="6" w:space="0" w:color="CCCCCC"/>
-              <w:right w:val="single" w:sz="6" w:space="0" w:color="CCCCCC"/>
-            </w:tcBorders>
-            <w:tcMar>
-              <w:top w:w="120" w:type="dxa"/>
-              <w:left w:w="120" w:type="dxa"/>
-              <w:bottom w:w="120" w:type="dxa"/>
-              <w:right w:w="120" w:type="dxa"/>
-            </w:tcMar>
-            <w:vAlign w:val="center"/>
-            <w:hideMark/>
+              <w:top w:val="single" w:color="CCCCCC" w:sz="6" w:space="0"/>
+              <w:left w:val="single" w:color="CCCCCC" w:sz="6" w:space="0"/>
+              <w:bottom w:val="single" w:color="CCCCCC" w:sz="6" w:space="0"/>
+              <w:right w:val="single" w:color="CCCCCC" w:sz="6" w:space="0"/>
+            </w:tcBorders>
+            <w:tcMar>
+              <w:top w:w="120" w:type="dxa"/>
+              <w:left w:w="120" w:type="dxa"/>
+              <w:bottom w:w="120" w:type="dxa"/>
+              <w:right w:w="120" w:type="dxa"/>
+            </w:tcMar>
+            <w:vAlign w:val="center"/>
           </w:tcPr>
           <w:p>
             <w:pPr>
@@ -3078,23 +3229,30 @@
         </w:tc>
       </w:tr>
       <w:tr>
-        <w:tc>
-          <w:tcPr>
-            <w:tcW w:w="0" w:type="auto"/>
-            <w:tcBorders>
-              <w:top w:val="single" w:sz="6" w:space="0" w:color="CCCCCC"/>
-              <w:left w:val="single" w:sz="6" w:space="0" w:color="CCCCCC"/>
-              <w:bottom w:val="single" w:sz="6" w:space="0" w:color="CCCCCC"/>
-              <w:right w:val="single" w:sz="6" w:space="0" w:color="CCCCCC"/>
-            </w:tcBorders>
-            <w:tcMar>
-              <w:top w:w="120" w:type="dxa"/>
-              <w:left w:w="120" w:type="dxa"/>
-              <w:bottom w:w="120" w:type="dxa"/>
-              <w:right w:w="120" w:type="dxa"/>
-            </w:tcMar>
-            <w:vAlign w:val="center"/>
-            <w:hideMark/>
+        <w:tblPrEx>
+          <w:tblCellMar>
+            <w:top w:w="15" w:type="dxa"/>
+            <w:left w:w="15" w:type="dxa"/>
+            <w:bottom w:w="15" w:type="dxa"/>
+            <w:right w:w="15" w:type="dxa"/>
+          </w:tblCellMar>
+        </w:tblPrEx>
+        <w:tc>
+          <w:tcPr>
+            <w:tcW w:w="0" w:type="auto"/>
+            <w:tcBorders>
+              <w:top w:val="single" w:color="CCCCCC" w:sz="6" w:space="0"/>
+              <w:left w:val="single" w:color="CCCCCC" w:sz="6" w:space="0"/>
+              <w:bottom w:val="single" w:color="CCCCCC" w:sz="6" w:space="0"/>
+              <w:right w:val="single" w:color="CCCCCC" w:sz="6" w:space="0"/>
+            </w:tcBorders>
+            <w:tcMar>
+              <w:top w:w="120" w:type="dxa"/>
+              <w:left w:w="120" w:type="dxa"/>
+              <w:bottom w:w="120" w:type="dxa"/>
+              <w:right w:w="120" w:type="dxa"/>
+            </w:tcMar>
+            <w:vAlign w:val="center"/>
           </w:tcPr>
           <w:p>
             <w:pPr>
@@ -3111,19 +3269,18 @@
           <w:tcPr>
             <w:tcW w:w="0" w:type="auto"/>
             <w:tcBorders>
-              <w:top w:val="single" w:sz="6" w:space="0" w:color="CCCCCC"/>
-              <w:left w:val="single" w:sz="6" w:space="0" w:color="CCCCCC"/>
-              <w:bottom w:val="single" w:sz="6" w:space="0" w:color="CCCCCC"/>
-              <w:right w:val="single" w:sz="6" w:space="0" w:color="CCCCCC"/>
-            </w:tcBorders>
-            <w:tcMar>
-              <w:top w:w="120" w:type="dxa"/>
-              <w:left w:w="120" w:type="dxa"/>
-              <w:bottom w:w="120" w:type="dxa"/>
-              <w:right w:w="120" w:type="dxa"/>
-            </w:tcMar>
-            <w:vAlign w:val="center"/>
-            <w:hideMark/>
+              <w:top w:val="single" w:color="CCCCCC" w:sz="6" w:space="0"/>
+              <w:left w:val="single" w:color="CCCCCC" w:sz="6" w:space="0"/>
+              <w:bottom w:val="single" w:color="CCCCCC" w:sz="6" w:space="0"/>
+              <w:right w:val="single" w:color="CCCCCC" w:sz="6" w:space="0"/>
+            </w:tcBorders>
+            <w:tcMar>
+              <w:top w:w="120" w:type="dxa"/>
+              <w:left w:w="120" w:type="dxa"/>
+              <w:bottom w:w="120" w:type="dxa"/>
+              <w:right w:w="120" w:type="dxa"/>
+            </w:tcMar>
+            <w:vAlign w:val="center"/>
           </w:tcPr>
           <w:p>
             <w:pPr>
@@ -3143,19 +3300,18 @@
           <w:tcPr>
             <w:tcW w:w="0" w:type="auto"/>
             <w:tcBorders>
-              <w:top w:val="single" w:sz="6" w:space="0" w:color="CCCCCC"/>
-              <w:left w:val="single" w:sz="6" w:space="0" w:color="CCCCCC"/>
-              <w:bottom w:val="single" w:sz="6" w:space="0" w:color="CCCCCC"/>
-              <w:right w:val="single" w:sz="6" w:space="0" w:color="CCCCCC"/>
-            </w:tcBorders>
-            <w:tcMar>
-              <w:top w:w="120" w:type="dxa"/>
-              <w:left w:w="120" w:type="dxa"/>
-              <w:bottom w:w="120" w:type="dxa"/>
-              <w:right w:w="120" w:type="dxa"/>
-            </w:tcMar>
-            <w:vAlign w:val="center"/>
-            <w:hideMark/>
+              <w:top w:val="single" w:color="CCCCCC" w:sz="6" w:space="0"/>
+              <w:left w:val="single" w:color="CCCCCC" w:sz="6" w:space="0"/>
+              <w:bottom w:val="single" w:color="CCCCCC" w:sz="6" w:space="0"/>
+              <w:right w:val="single" w:color="CCCCCC" w:sz="6" w:space="0"/>
+            </w:tcBorders>
+            <w:tcMar>
+              <w:top w:w="120" w:type="dxa"/>
+              <w:left w:w="120" w:type="dxa"/>
+              <w:bottom w:w="120" w:type="dxa"/>
+              <w:right w:w="120" w:type="dxa"/>
+            </w:tcMar>
+            <w:vAlign w:val="center"/>
           </w:tcPr>
           <w:p>
             <w:pPr>
@@ -3192,19 +3348,18 @@
           <w:tcPr>
             <w:tcW w:w="0" w:type="auto"/>
             <w:tcBorders>
-              <w:top w:val="single" w:sz="6" w:space="0" w:color="CCCCCC"/>
-              <w:left w:val="single" w:sz="6" w:space="0" w:color="CCCCCC"/>
-              <w:bottom w:val="single" w:sz="6" w:space="0" w:color="CCCCCC"/>
-              <w:right w:val="single" w:sz="6" w:space="0" w:color="CCCCCC"/>
-            </w:tcBorders>
-            <w:tcMar>
-              <w:top w:w="120" w:type="dxa"/>
-              <w:left w:w="120" w:type="dxa"/>
-              <w:bottom w:w="120" w:type="dxa"/>
-              <w:right w:w="120" w:type="dxa"/>
-            </w:tcMar>
-            <w:vAlign w:val="center"/>
-            <w:hideMark/>
+              <w:top w:val="single" w:color="CCCCCC" w:sz="6" w:space="0"/>
+              <w:left w:val="single" w:color="CCCCCC" w:sz="6" w:space="0"/>
+              <w:bottom w:val="single" w:color="CCCCCC" w:sz="6" w:space="0"/>
+              <w:right w:val="single" w:color="CCCCCC" w:sz="6" w:space="0"/>
+            </w:tcBorders>
+            <w:tcMar>
+              <w:top w:w="120" w:type="dxa"/>
+              <w:left w:w="120" w:type="dxa"/>
+              <w:bottom w:w="120" w:type="dxa"/>
+              <w:right w:w="120" w:type="dxa"/>
+            </w:tcMar>
+            <w:vAlign w:val="center"/>
           </w:tcPr>
           <w:p>
             <w:pPr>
@@ -3239,23 +3394,30 @@
         </w:tc>
       </w:tr>
       <w:tr>
-        <w:tc>
-          <w:tcPr>
-            <w:tcW w:w="0" w:type="auto"/>
-            <w:tcBorders>
-              <w:top w:val="single" w:sz="6" w:space="0" w:color="CCCCCC"/>
-              <w:left w:val="single" w:sz="6" w:space="0" w:color="CCCCCC"/>
-              <w:bottom w:val="single" w:sz="6" w:space="0" w:color="CCCCCC"/>
-              <w:right w:val="single" w:sz="6" w:space="0" w:color="CCCCCC"/>
-            </w:tcBorders>
-            <w:tcMar>
-              <w:top w:w="120" w:type="dxa"/>
-              <w:left w:w="120" w:type="dxa"/>
-              <w:bottom w:w="120" w:type="dxa"/>
-              <w:right w:w="120" w:type="dxa"/>
-            </w:tcMar>
-            <w:vAlign w:val="center"/>
-            <w:hideMark/>
+        <w:tblPrEx>
+          <w:tblCellMar>
+            <w:top w:w="15" w:type="dxa"/>
+            <w:left w:w="15" w:type="dxa"/>
+            <w:bottom w:w="15" w:type="dxa"/>
+            <w:right w:w="15" w:type="dxa"/>
+          </w:tblCellMar>
+        </w:tblPrEx>
+        <w:tc>
+          <w:tcPr>
+            <w:tcW w:w="0" w:type="auto"/>
+            <w:tcBorders>
+              <w:top w:val="single" w:color="CCCCCC" w:sz="6" w:space="0"/>
+              <w:left w:val="single" w:color="CCCCCC" w:sz="6" w:space="0"/>
+              <w:bottom w:val="single" w:color="CCCCCC" w:sz="6" w:space="0"/>
+              <w:right w:val="single" w:color="CCCCCC" w:sz="6" w:space="0"/>
+            </w:tcBorders>
+            <w:tcMar>
+              <w:top w:w="120" w:type="dxa"/>
+              <w:left w:w="120" w:type="dxa"/>
+              <w:bottom w:w="120" w:type="dxa"/>
+              <w:right w:w="120" w:type="dxa"/>
+            </w:tcMar>
+            <w:vAlign w:val="center"/>
           </w:tcPr>
           <w:p>
             <w:pPr>
@@ -3272,19 +3434,18 @@
           <w:tcPr>
             <w:tcW w:w="0" w:type="auto"/>
             <w:tcBorders>
-              <w:top w:val="single" w:sz="6" w:space="0" w:color="CCCCCC"/>
-              <w:left w:val="single" w:sz="6" w:space="0" w:color="CCCCCC"/>
-              <w:bottom w:val="single" w:sz="6" w:space="0" w:color="CCCCCC"/>
-              <w:right w:val="single" w:sz="6" w:space="0" w:color="CCCCCC"/>
-            </w:tcBorders>
-            <w:tcMar>
-              <w:top w:w="120" w:type="dxa"/>
-              <w:left w:w="120" w:type="dxa"/>
-              <w:bottom w:w="120" w:type="dxa"/>
-              <w:right w:w="120" w:type="dxa"/>
-            </w:tcMar>
-            <w:vAlign w:val="center"/>
-            <w:hideMark/>
+              <w:top w:val="single" w:color="CCCCCC" w:sz="6" w:space="0"/>
+              <w:left w:val="single" w:color="CCCCCC" w:sz="6" w:space="0"/>
+              <w:bottom w:val="single" w:color="CCCCCC" w:sz="6" w:space="0"/>
+              <w:right w:val="single" w:color="CCCCCC" w:sz="6" w:space="0"/>
+            </w:tcBorders>
+            <w:tcMar>
+              <w:top w:w="120" w:type="dxa"/>
+              <w:left w:w="120" w:type="dxa"/>
+              <w:bottom w:w="120" w:type="dxa"/>
+              <w:right w:w="120" w:type="dxa"/>
+            </w:tcMar>
+            <w:vAlign w:val="center"/>
           </w:tcPr>
           <w:p>
             <w:pPr>
@@ -3301,19 +3462,18 @@
           <w:tcPr>
             <w:tcW w:w="0" w:type="auto"/>
             <w:tcBorders>
-              <w:top w:val="single" w:sz="6" w:space="0" w:color="CCCCCC"/>
-              <w:left w:val="single" w:sz="6" w:space="0" w:color="CCCCCC"/>
-              <w:bottom w:val="single" w:sz="6" w:space="0" w:color="CCCCCC"/>
-              <w:right w:val="single" w:sz="6" w:space="0" w:color="CCCCCC"/>
-            </w:tcBorders>
-            <w:tcMar>
-              <w:top w:w="120" w:type="dxa"/>
-              <w:left w:w="120" w:type="dxa"/>
-              <w:bottom w:w="120" w:type="dxa"/>
-              <w:right w:w="120" w:type="dxa"/>
-            </w:tcMar>
-            <w:vAlign w:val="center"/>
-            <w:hideMark/>
+              <w:top w:val="single" w:color="CCCCCC" w:sz="6" w:space="0"/>
+              <w:left w:val="single" w:color="CCCCCC" w:sz="6" w:space="0"/>
+              <w:bottom w:val="single" w:color="CCCCCC" w:sz="6" w:space="0"/>
+              <w:right w:val="single" w:color="CCCCCC" w:sz="6" w:space="0"/>
+            </w:tcBorders>
+            <w:tcMar>
+              <w:top w:w="120" w:type="dxa"/>
+              <w:left w:w="120" w:type="dxa"/>
+              <w:bottom w:w="120" w:type="dxa"/>
+              <w:right w:w="120" w:type="dxa"/>
+            </w:tcMar>
+            <w:vAlign w:val="center"/>
           </w:tcPr>
           <w:p>
             <w:pPr>
@@ -3350,19 +3510,18 @@
           <w:tcPr>
             <w:tcW w:w="0" w:type="auto"/>
             <w:tcBorders>
-              <w:top w:val="single" w:sz="6" w:space="0" w:color="CCCCCC"/>
-              <w:left w:val="single" w:sz="6" w:space="0" w:color="CCCCCC"/>
-              <w:bottom w:val="single" w:sz="6" w:space="0" w:color="CCCCCC"/>
-              <w:right w:val="single" w:sz="6" w:space="0" w:color="CCCCCC"/>
-            </w:tcBorders>
-            <w:tcMar>
-              <w:top w:w="120" w:type="dxa"/>
-              <w:left w:w="120" w:type="dxa"/>
-              <w:bottom w:w="120" w:type="dxa"/>
-              <w:right w:w="120" w:type="dxa"/>
-            </w:tcMar>
-            <w:vAlign w:val="center"/>
-            <w:hideMark/>
+              <w:top w:val="single" w:color="CCCCCC" w:sz="6" w:space="0"/>
+              <w:left w:val="single" w:color="CCCCCC" w:sz="6" w:space="0"/>
+              <w:bottom w:val="single" w:color="CCCCCC" w:sz="6" w:space="0"/>
+              <w:right w:val="single" w:color="CCCCCC" w:sz="6" w:space="0"/>
+            </w:tcBorders>
+            <w:tcMar>
+              <w:top w:w="120" w:type="dxa"/>
+              <w:left w:w="120" w:type="dxa"/>
+              <w:bottom w:w="120" w:type="dxa"/>
+              <w:right w:w="120" w:type="dxa"/>
+            </w:tcMar>
+            <w:vAlign w:val="center"/>
           </w:tcPr>
           <w:p>
             <w:pPr>
@@ -3397,23 +3556,30 @@
         </w:tc>
       </w:tr>
       <w:tr>
-        <w:tc>
-          <w:tcPr>
-            <w:tcW w:w="0" w:type="auto"/>
-            <w:tcBorders>
-              <w:top w:val="single" w:sz="6" w:space="0" w:color="CCCCCC"/>
-              <w:left w:val="single" w:sz="6" w:space="0" w:color="CCCCCC"/>
-              <w:bottom w:val="single" w:sz="6" w:space="0" w:color="CCCCCC"/>
-              <w:right w:val="single" w:sz="6" w:space="0" w:color="CCCCCC"/>
-            </w:tcBorders>
-            <w:tcMar>
-              <w:top w:w="120" w:type="dxa"/>
-              <w:left w:w="120" w:type="dxa"/>
-              <w:bottom w:w="120" w:type="dxa"/>
-              <w:right w:w="120" w:type="dxa"/>
-            </w:tcMar>
-            <w:vAlign w:val="center"/>
-            <w:hideMark/>
+        <w:tblPrEx>
+          <w:tblCellMar>
+            <w:top w:w="15" w:type="dxa"/>
+            <w:left w:w="15" w:type="dxa"/>
+            <w:bottom w:w="15" w:type="dxa"/>
+            <w:right w:w="15" w:type="dxa"/>
+          </w:tblCellMar>
+        </w:tblPrEx>
+        <w:tc>
+          <w:tcPr>
+            <w:tcW w:w="0" w:type="auto"/>
+            <w:tcBorders>
+              <w:top w:val="single" w:color="CCCCCC" w:sz="6" w:space="0"/>
+              <w:left w:val="single" w:color="CCCCCC" w:sz="6" w:space="0"/>
+              <w:bottom w:val="single" w:color="CCCCCC" w:sz="6" w:space="0"/>
+              <w:right w:val="single" w:color="CCCCCC" w:sz="6" w:space="0"/>
+            </w:tcBorders>
+            <w:tcMar>
+              <w:top w:w="120" w:type="dxa"/>
+              <w:left w:w="120" w:type="dxa"/>
+              <w:bottom w:w="120" w:type="dxa"/>
+              <w:right w:w="120" w:type="dxa"/>
+            </w:tcMar>
+            <w:vAlign w:val="center"/>
           </w:tcPr>
           <w:p>
             <w:pPr>
@@ -3430,19 +3596,18 @@
           <w:tcPr>
             <w:tcW w:w="0" w:type="auto"/>
             <w:tcBorders>
-              <w:top w:val="single" w:sz="6" w:space="0" w:color="CCCCCC"/>
-              <w:left w:val="single" w:sz="6" w:space="0" w:color="CCCCCC"/>
-              <w:bottom w:val="single" w:sz="6" w:space="0" w:color="CCCCCC"/>
-              <w:right w:val="single" w:sz="6" w:space="0" w:color="CCCCCC"/>
-            </w:tcBorders>
-            <w:tcMar>
-              <w:top w:w="120" w:type="dxa"/>
-              <w:left w:w="120" w:type="dxa"/>
-              <w:bottom w:w="120" w:type="dxa"/>
-              <w:right w:w="120" w:type="dxa"/>
-            </w:tcMar>
-            <w:vAlign w:val="center"/>
-            <w:hideMark/>
+              <w:top w:val="single" w:color="CCCCCC" w:sz="6" w:space="0"/>
+              <w:left w:val="single" w:color="CCCCCC" w:sz="6" w:space="0"/>
+              <w:bottom w:val="single" w:color="CCCCCC" w:sz="6" w:space="0"/>
+              <w:right w:val="single" w:color="CCCCCC" w:sz="6" w:space="0"/>
+            </w:tcBorders>
+            <w:tcMar>
+              <w:top w:w="120" w:type="dxa"/>
+              <w:left w:w="120" w:type="dxa"/>
+              <w:bottom w:w="120" w:type="dxa"/>
+              <w:right w:w="120" w:type="dxa"/>
+            </w:tcMar>
+            <w:vAlign w:val="center"/>
           </w:tcPr>
           <w:p>
             <w:pPr>
@@ -3462,19 +3627,18 @@
           <w:tcPr>
             <w:tcW w:w="0" w:type="auto"/>
             <w:tcBorders>
-              <w:top w:val="single" w:sz="6" w:space="0" w:color="CCCCCC"/>
-              <w:left w:val="single" w:sz="6" w:space="0" w:color="CCCCCC"/>
-              <w:bottom w:val="single" w:sz="6" w:space="0" w:color="CCCCCC"/>
-              <w:right w:val="single" w:sz="6" w:space="0" w:color="CCCCCC"/>
-            </w:tcBorders>
-            <w:tcMar>
-              <w:top w:w="120" w:type="dxa"/>
-              <w:left w:w="120" w:type="dxa"/>
-              <w:bottom w:w="120" w:type="dxa"/>
-              <w:right w:w="120" w:type="dxa"/>
-            </w:tcMar>
-            <w:vAlign w:val="center"/>
-            <w:hideMark/>
+              <w:top w:val="single" w:color="CCCCCC" w:sz="6" w:space="0"/>
+              <w:left w:val="single" w:color="CCCCCC" w:sz="6" w:space="0"/>
+              <w:bottom w:val="single" w:color="CCCCCC" w:sz="6" w:space="0"/>
+              <w:right w:val="single" w:color="CCCCCC" w:sz="6" w:space="0"/>
+            </w:tcBorders>
+            <w:tcMar>
+              <w:top w:w="120" w:type="dxa"/>
+              <w:left w:w="120" w:type="dxa"/>
+              <w:bottom w:w="120" w:type="dxa"/>
+              <w:right w:w="120" w:type="dxa"/>
+            </w:tcMar>
+            <w:vAlign w:val="center"/>
           </w:tcPr>
           <w:p>
             <w:pPr>
@@ -3511,19 +3675,18 @@
           <w:tcPr>
             <w:tcW w:w="0" w:type="auto"/>
             <w:tcBorders>
-              <w:top w:val="single" w:sz="6" w:space="0" w:color="CCCCCC"/>
-              <w:left w:val="single" w:sz="6" w:space="0" w:color="CCCCCC"/>
-              <w:bottom w:val="single" w:sz="6" w:space="0" w:color="CCCCCC"/>
-              <w:right w:val="single" w:sz="6" w:space="0" w:color="CCCCCC"/>
-            </w:tcBorders>
-            <w:tcMar>
-              <w:top w:w="120" w:type="dxa"/>
-              <w:left w:w="120" w:type="dxa"/>
-              <w:bottom w:w="120" w:type="dxa"/>
-              <w:right w:w="120" w:type="dxa"/>
-            </w:tcMar>
-            <w:vAlign w:val="center"/>
-            <w:hideMark/>
+              <w:top w:val="single" w:color="CCCCCC" w:sz="6" w:space="0"/>
+              <w:left w:val="single" w:color="CCCCCC" w:sz="6" w:space="0"/>
+              <w:bottom w:val="single" w:color="CCCCCC" w:sz="6" w:space="0"/>
+              <w:right w:val="single" w:color="CCCCCC" w:sz="6" w:space="0"/>
+            </w:tcBorders>
+            <w:tcMar>
+              <w:top w:w="120" w:type="dxa"/>
+              <w:left w:w="120" w:type="dxa"/>
+              <w:bottom w:w="120" w:type="dxa"/>
+              <w:right w:w="120" w:type="dxa"/>
+            </w:tcMar>
+            <w:vAlign w:val="center"/>
           </w:tcPr>
           <w:p>
             <w:pPr>
@@ -3659,948 +3822,652 @@
     <w:sectPr>
       <w:pgSz w:w="11906" w:h="16838"/>
       <w:pgMar w:top="1440" w:right="1800" w:bottom="1440" w:left="1800" w:header="851" w:footer="992" w:gutter="0"/>
-      <w:cols w:space="425"/>
-      <w:docGrid w:type="lines" w:linePitch="312"/>
+      <w:cols w:space="425" w:num="1"/>
+      <w:docGrid w:type="lines" w:linePitch="312" w:charSpace="0"/>
     </w:sectPr>
   </w:body>
 </w:document>
 </file>
 
-<file path=word/endnotes.xml><?xml version="1.0" encoding="utf-8"?>
-<w:endnotes xmlns:wpc="http://schemas.microsoft.com/office/word/2010/wordprocessingCanvas" xmlns:cx="http://schemas.microsoft.com/office/drawing/2014/chartex" xmlns:cx1="http://schemas.microsoft.com/office/drawing/2015/9/8/chartex" xmlns:cx2="http://schemas.microsoft.com/office/drawing/2015/10/21/chartex" xmlns:cx3="http://schemas.microsoft.com/office/drawing/2016/5/9/chartex" xmlns:cx4="http://schemas.microsoft.com/office/drawing/2016/5/10/chartex" xmlns:cx5="http://schemas.microsoft.com/office/drawing/2016/5/11/chartex" xmlns:cx6="http://schemas.microsoft.com/office/drawing/2016/5/12/chartex" xmlns:cx7="http://schemas.microsoft.com/office/drawing/2016/5/13/chartex" xmlns:cx8="http://schemas.microsoft.com/office/drawing/2016/5/14/chartex" xmlns:mc="http://schemas.openxmlformats.org/markup-compatibility/2006" xmlns:aink="http://schemas.microsoft.com/office/drawing/2016/ink" xmlns:am3d="http://schemas.microsoft.com/office/drawing/2017/model3d" xmlns:o="urn:schemas-microsoft-com:office:office" xmlns:oel="http://schemas.microsoft.com/office/2019/extlst" xmlns:r="http://schemas.openxmlformats.org/officeDocument/2006/relationships" xmlns:m="http://schemas.openxmlformats.org/officeDocument/2006/math" xmlns:v="urn:schemas-microsoft-com:vml" xmlns:wp14="http://schemas.microsoft.com/office/word/2010/wordprocessingDrawing" xmlns:wp="http://schemas.openxmlformats.org/drawingml/2006/wordprocessingDrawing" xmlns:w10="urn:schemas-microsoft-com:office:word" xmlns:w="http://schemas.openxmlformats.org/wordprocessingml/2006/main" xmlns:w14="http://schemas.microsoft.com/office/word/2010/wordml" xmlns:w15="http://schemas.microsoft.com/office/word/2012/wordml" xmlns:w16cex="http://schemas.microsoft.com/office/word/2018/wordml/cex" xmlns:w16cid="http://schemas.microsoft.com/office/word/2016/wordml/cid" xmlns:w16="http://schemas.microsoft.com/office/word/2018/wordml" xmlns:w16du="http://schemas.microsoft.com/office/word/2023/wordml/word16du" xmlns:w16sdtdh="http://schemas.microsoft.com/office/word/2020/wordml/sdtdatahash" xmlns:w16sdtfl="http://schemas.microsoft.com/office/word/2024/wordml/sdtformatlock" xmlns:w16se="http://schemas.microsoft.com/office/word/2015/wordml/symex" xmlns:wpg="http://schemas.microsoft.com/office/word/2010/wordprocessingGroup" xmlns:wpi="http://schemas.microsoft.com/office/word/2010/wordprocessingInk" xmlns:wne="http://schemas.microsoft.com/office/word/2006/wordml" xmlns:wps="http://schemas.microsoft.com/office/word/2010/wordprocessingShape" mc:Ignorable="w14 w15 w16se w16cid w16 w16cex w16sdtdh w16sdtfl w16du wp14">
-  <w:endnote w:type="separator" w:id="-1">
-    <w:p>
-      <w:pPr>
-        <w:rPr>
-          <w:rFonts w:hint="eastAsia"/>
-        </w:rPr>
-      </w:pPr>
-      <w:r>
-        <w:separator/>
-      </w:r>
-    </w:p>
-  </w:endnote>
-  <w:endnote w:type="continuationSeparator" w:id="0">
-    <w:p>
-      <w:pPr>
-        <w:rPr>
-          <w:rFonts w:hint="eastAsia"/>
-        </w:rPr>
-      </w:pPr>
-      <w:r>
-        <w:continuationSeparator/>
-      </w:r>
-    </w:p>
-  </w:endnote>
-</w:endnotes>
-</file>
-
-<file path=word/footnotes.xml><?xml version="1.0" encoding="utf-8"?>
-<w:footnotes xmlns:wpc="http://schemas.microsoft.com/office/word/2010/wordprocessingCanvas" xmlns:cx="http://schemas.microsoft.com/office/drawing/2014/chartex" xmlns:cx1="http://schemas.microsoft.com/office/drawing/2015/9/8/chartex" xmlns:cx2="http://schemas.microsoft.com/office/drawing/2015/10/21/chartex" xmlns:cx3="http://schemas.microsoft.com/office/drawing/2016/5/9/chartex" xmlns:cx4="http://schemas.microsoft.com/office/drawing/2016/5/10/chartex" xmlns:cx5="http://schemas.microsoft.com/office/drawing/2016/5/11/chartex" xmlns:cx6="http://schemas.microsoft.com/office/drawing/2016/5/12/chartex" xmlns:cx7="http://schemas.microsoft.com/office/drawing/2016/5/13/chartex" xmlns:cx8="http://schemas.microsoft.com/office/drawing/2016/5/14/chartex" xmlns:mc="http://schemas.openxmlformats.org/markup-compatibility/2006" xmlns:aink="http://schemas.microsoft.com/office/drawing/2016/ink" xmlns:am3d="http://schemas.microsoft.com/office/drawing/2017/model3d" xmlns:o="urn:schemas-microsoft-com:office:office" xmlns:oel="http://schemas.microsoft.com/office/2019/extlst" xmlns:r="http://schemas.openxmlformats.org/officeDocument/2006/relationships" xmlns:m="http://schemas.openxmlformats.org/officeDocument/2006/math" xmlns:v="urn:schemas-microsoft-com:vml" xmlns:wp14="http://schemas.microsoft.com/office/word/2010/wordprocessingDrawing" xmlns:wp="http://schemas.openxmlformats.org/drawingml/2006/wordprocessingDrawing" xmlns:w10="urn:schemas-microsoft-com:office:word" xmlns:w="http://schemas.openxmlformats.org/wordprocessingml/2006/main" xmlns:w14="http://schemas.microsoft.com/office/word/2010/wordml" xmlns:w15="http://schemas.microsoft.com/office/word/2012/wordml" xmlns:w16cex="http://schemas.microsoft.com/office/word/2018/wordml/cex" xmlns:w16cid="http://schemas.microsoft.com/office/word/2016/wordml/cid" xmlns:w16="http://schemas.microsoft.com/office/word/2018/wordml" xmlns:w16du="http://schemas.microsoft.com/office/word/2023/wordml/word16du" xmlns:w16sdtdh="http://schemas.microsoft.com/office/word/2020/wordml/sdtdatahash" xmlns:w16sdtfl="http://schemas.microsoft.com/office/word/2024/wordml/sdtformatlock" xmlns:w16se="http://schemas.microsoft.com/office/word/2015/wordml/symex" xmlns:wpg="http://schemas.microsoft.com/office/word/2010/wordprocessingGroup" xmlns:wpi="http://schemas.microsoft.com/office/word/2010/wordprocessingInk" xmlns:wne="http://schemas.microsoft.com/office/word/2006/wordml" xmlns:wps="http://schemas.microsoft.com/office/word/2010/wordprocessingShape" mc:Ignorable="w14 w15 w16se w16cid w16 w16cex w16sdtdh w16sdtfl w16du wp14">
-  <w:footnote w:type="separator" w:id="-1">
-    <w:p>
-      <w:pPr>
-        <w:rPr>
-          <w:rFonts w:hint="eastAsia"/>
-        </w:rPr>
-      </w:pPr>
-      <w:r>
-        <w:separator/>
-      </w:r>
-    </w:p>
-  </w:footnote>
-  <w:footnote w:type="continuationSeparator" w:id="0">
-    <w:p>
-      <w:pPr>
-        <w:rPr>
-          <w:rFonts w:hint="eastAsia"/>
-        </w:rPr>
-      </w:pPr>
-      <w:r>
-        <w:continuationSeparator/>
-      </w:r>
-    </w:p>
-  </w:footnote>
-</w:footnotes>
-</file>
-
 <file path=word/numbering.xml><?xml version="1.0" encoding="utf-8"?>
-<w:numbering xmlns:wpc="http://schemas.microsoft.com/office/word/2010/wordprocessingCanvas" xmlns:cx="http://schemas.microsoft.com/office/drawing/2014/chartex" xmlns:cx1="http://schemas.microsoft.com/office/drawing/2015/9/8/chartex" xmlns:cx2="http://schemas.microsoft.com/office/drawing/2015/10/21/chartex" xmlns:cx3="http://schemas.microsoft.com/office/drawing/2016/5/9/chartex" xmlns:cx4="http://schemas.microsoft.com/office/drawing/2016/5/10/chartex" xmlns:cx5="http://schemas.microsoft.com/office/drawing/2016/5/11/chartex" xmlns:cx6="http://schemas.microsoft.com/office/drawing/2016/5/12/chartex" xmlns:cx7="http://schemas.microsoft.com/office/drawing/2016/5/13/chartex" xmlns:cx8="http://schemas.microsoft.com/office/drawing/2016/5/14/chartex" xmlns:mc="http://schemas.openxmlformats.org/markup-compatibility/2006" xmlns:aink="http://schemas.microsoft.com/office/drawing/2016/ink" xmlns:am3d="http://schemas.microsoft.com/office/drawing/2017/model3d" xmlns:o="urn:schemas-microsoft-com:office:office" xmlns:oel="http://schemas.microsoft.com/office/2019/extlst" xmlns:r="http://schemas.openxmlformats.org/officeDocument/2006/relationships" xmlns:m="http://schemas.openxmlformats.org/officeDocument/2006/math" xmlns:v="urn:schemas-microsoft-com:vml" xmlns:wp14="http://schemas.microsoft.com/office/word/2010/wordprocessingDrawing" xmlns:wp="http://schemas.openxmlformats.org/drawingml/2006/wordprocessingDrawing" xmlns:w10="urn:schemas-microsoft-com:office:word" xmlns:w="http://schemas.openxmlformats.org/wordprocessingml/2006/main" xmlns:w14="http://schemas.microsoft.com/office/word/2010/wordml" xmlns:w15="http://schemas.microsoft.com/office/word/2012/wordml" xmlns:w16cex="http://schemas.microsoft.com/office/word/2018/wordml/cex" xmlns:w16cid="http://schemas.microsoft.com/office/word/2016/wordml/cid" xmlns:w16="http://schemas.microsoft.com/office/word/2018/wordml" xmlns:w16du="http://schemas.microsoft.com/office/word/2023/wordml/word16du" xmlns:w16sdtdh="http://schemas.microsoft.com/office/word/2020/wordml/sdtdatahash" xmlns:w16sdtfl="http://schemas.microsoft.com/office/word/2024/wordml/sdtformatlock" xmlns:w16se="http://schemas.microsoft.com/office/word/2015/wordml/symex" xmlns:wpg="http://schemas.microsoft.com/office/word/2010/wordprocessingGroup" xmlns:wpi="http://schemas.microsoft.com/office/word/2010/wordprocessingInk" xmlns:wne="http://schemas.microsoft.com/office/word/2006/wordml" xmlns:wps="http://schemas.microsoft.com/office/word/2010/wordprocessingShape" mc:Ignorable="w14 w15 w16se w16cid w16 w16cex w16sdtdh w16sdtfl w16du wp14">
-  <w:abstractNum w:abstractNumId="0" w15:restartNumberingAfterBreak="0">
-    <w:nsid w:val="0EB973BB"/>
+<w:numbering xmlns:wpc="http://schemas.microsoft.com/office/word/2010/wordprocessingCanvas" xmlns:mc="http://schemas.openxmlformats.org/markup-compatibility/2006" xmlns:o="urn:schemas-microsoft-com:office:office" xmlns:r="http://schemas.openxmlformats.org/officeDocument/2006/relationships" xmlns:m="http://schemas.openxmlformats.org/officeDocument/2006/math" xmlns:v="urn:schemas-microsoft-com:vml" xmlns:wp14="http://schemas.microsoft.com/office/word/2010/wordprocessingDrawing" xmlns:wp="http://schemas.openxmlformats.org/drawingml/2006/wordprocessingDrawing" xmlns:w10="urn:schemas-microsoft-com:office:word" xmlns:w="http://schemas.openxmlformats.org/wordprocessingml/2006/main" xmlns:w14="http://schemas.microsoft.com/office/word/2010/wordml" xmlns:wpg="http://schemas.microsoft.com/office/word/2010/wordprocessingGroup" xmlns:wpi="http://schemas.microsoft.com/office/word/2010/wordprocessingInk" xmlns:wne="http://schemas.microsoft.com/office/word/2006/wordml" xmlns:wps="http://schemas.microsoft.com/office/word/2010/wordprocessingShape" xmlns:wpsCustomData="http://www.wps.cn/officeDocument/2013/wpsCustomData" mc:Ignorable="w14 wp14">
+  <w:abstractNum w:abstractNumId="0">
+    <w:nsid w:val="120D29F4"/>
     <w:multiLevelType w:val="multilevel"/>
-    <w:tmpl w:val="50F400C0"/>
-    <w:lvl w:ilvl="0">
+    <w:tmpl w:val="120D29F4"/>
+    <w:lvl w:ilvl="0" w:tentative="0">
       <w:start w:val="1"/>
       <w:numFmt w:val="decimal"/>
       <w:lvlText w:val="%1."/>
       <w:lvlJc w:val="left"/>
       <w:pPr>
         <w:tabs>
-          <w:tab w:val="num" w:pos="720"/>
+          <w:tab w:val="left" w:pos="720"/>
         </w:tabs>
         <w:ind w:left="720" w:hanging="360"/>
       </w:pPr>
     </w:lvl>
-    <w:lvl w:ilvl="1" w:tentative="1">
+    <w:lvl w:ilvl="1" w:tentative="0">
       <w:start w:val="1"/>
       <w:numFmt w:val="decimal"/>
       <w:lvlText w:val="%2."/>
       <w:lvlJc w:val="left"/>
       <w:pPr>
         <w:tabs>
-          <w:tab w:val="num" w:pos="1440"/>
+          <w:tab w:val="left" w:pos="1440"/>
         </w:tabs>
         <w:ind w:left="1440" w:hanging="360"/>
       </w:pPr>
     </w:lvl>
-    <w:lvl w:ilvl="2" w:tentative="1">
+    <w:lvl w:ilvl="2" w:tentative="0">
       <w:start w:val="1"/>
       <w:numFmt w:val="decimal"/>
       <w:lvlText w:val="%3."/>
       <w:lvlJc w:val="left"/>
       <w:pPr>
         <w:tabs>
-          <w:tab w:val="num" w:pos="2160"/>
+          <w:tab w:val="left" w:pos="2160"/>
         </w:tabs>
         <w:ind w:left="2160" w:hanging="360"/>
       </w:pPr>
     </w:lvl>
-    <w:lvl w:ilvl="3" w:tentative="1">
+    <w:lvl w:ilvl="3" w:tentative="0">
       <w:start w:val="1"/>
       <w:numFmt w:val="decimal"/>
       <w:lvlText w:val="%4."/>
       <w:lvlJc w:val="left"/>
       <w:pPr>
         <w:tabs>
-          <w:tab w:val="num" w:pos="2880"/>
+          <w:tab w:val="left" w:pos="2880"/>
         </w:tabs>
         <w:ind w:left="2880" w:hanging="360"/>
       </w:pPr>
     </w:lvl>
-    <w:lvl w:ilvl="4" w:tentative="1">
+    <w:lvl w:ilvl="4" w:tentative="0">
       <w:start w:val="1"/>
       <w:numFmt w:val="decimal"/>
       <w:lvlText w:val="%5."/>
       <w:lvlJc w:val="left"/>
       <w:pPr>
         <w:tabs>
-          <w:tab w:val="num" w:pos="3600"/>
+          <w:tab w:val="left" w:pos="3600"/>
         </w:tabs>
         <w:ind w:left="3600" w:hanging="360"/>
       </w:pPr>
     </w:lvl>
-    <w:lvl w:ilvl="5" w:tentative="1">
+    <w:lvl w:ilvl="5" w:tentative="0">
       <w:start w:val="1"/>
       <w:numFmt w:val="decimal"/>
       <w:lvlText w:val="%6."/>
       <w:lvlJc w:val="left"/>
       <w:pPr>
         <w:tabs>
-          <w:tab w:val="num" w:pos="4320"/>
+          <w:tab w:val="left" w:pos="4320"/>
         </w:tabs>
         <w:ind w:left="4320" w:hanging="360"/>
       </w:pPr>
     </w:lvl>
-    <w:lvl w:ilvl="6" w:tentative="1">
+    <w:lvl w:ilvl="6" w:tentative="0">
       <w:start w:val="1"/>
       <w:numFmt w:val="decimal"/>
       <w:lvlText w:val="%7."/>
       <w:lvlJc w:val="left"/>
       <w:pPr>
         <w:tabs>
-          <w:tab w:val="num" w:pos="5040"/>
+          <w:tab w:val="left" w:pos="5040"/>
         </w:tabs>
         <w:ind w:left="5040" w:hanging="360"/>
       </w:pPr>
     </w:lvl>
-    <w:lvl w:ilvl="7" w:tentative="1">
+    <w:lvl w:ilvl="7" w:tentative="0">
       <w:start w:val="1"/>
       <w:numFmt w:val="decimal"/>
       <w:lvlText w:val="%8."/>
       <w:lvlJc w:val="left"/>
       <w:pPr>
         <w:tabs>
-          <w:tab w:val="num" w:pos="5760"/>
+          <w:tab w:val="left" w:pos="5760"/>
         </w:tabs>
         <w:ind w:left="5760" w:hanging="360"/>
       </w:pPr>
     </w:lvl>
-    <w:lvl w:ilvl="8" w:tentative="1">
+    <w:lvl w:ilvl="8" w:tentative="0">
       <w:start w:val="1"/>
       <w:numFmt w:val="decimal"/>
       <w:lvlText w:val="%9."/>
       <w:lvlJc w:val="left"/>
       <w:pPr>
         <w:tabs>
-          <w:tab w:val="num" w:pos="6480"/>
+          <w:tab w:val="left" w:pos="6480"/>
         </w:tabs>
         <w:ind w:left="6480" w:hanging="360"/>
       </w:pPr>
     </w:lvl>
   </w:abstractNum>
-  <w:abstractNum w:abstractNumId="1" w15:restartNumberingAfterBreak="0">
-    <w:nsid w:val="120D29F4"/>
+  <w:abstractNum w:abstractNumId="1">
+    <w:nsid w:val="75650150"/>
     <w:multiLevelType w:val="multilevel"/>
-    <w:tmpl w:val="420C16FE"/>
-    <w:lvl w:ilvl="0">
+    <w:tmpl w:val="75650150"/>
+    <w:lvl w:ilvl="0" w:tentative="0">
       <w:start w:val="1"/>
       <w:numFmt w:val="decimal"/>
       <w:lvlText w:val="%1."/>
       <w:lvlJc w:val="left"/>
       <w:pPr>
         <w:tabs>
-          <w:tab w:val="num" w:pos="720"/>
+          <w:tab w:val="left" w:pos="720"/>
         </w:tabs>
         <w:ind w:left="720" w:hanging="360"/>
       </w:pPr>
     </w:lvl>
-    <w:lvl w:ilvl="1" w:tentative="1">
+    <w:lvl w:ilvl="1" w:tentative="0">
       <w:start w:val="1"/>
       <w:numFmt w:val="decimal"/>
       <w:lvlText w:val="%2."/>
       <w:lvlJc w:val="left"/>
       <w:pPr>
         <w:tabs>
-          <w:tab w:val="num" w:pos="1440"/>
+          <w:tab w:val="left" w:pos="1440"/>
         </w:tabs>
         <w:ind w:left="1440" w:hanging="360"/>
       </w:pPr>
     </w:lvl>
-    <w:lvl w:ilvl="2" w:tentative="1">
+    <w:lvl w:ilvl="2" w:tentative="0">
       <w:start w:val="1"/>
       <w:numFmt w:val="decimal"/>
       <w:lvlText w:val="%3."/>
       <w:lvlJc w:val="left"/>
       <w:pPr>
         <w:tabs>
-          <w:tab w:val="num" w:pos="2160"/>
+          <w:tab w:val="left" w:pos="2160"/>
         </w:tabs>
         <w:ind w:left="2160" w:hanging="360"/>
       </w:pPr>
     </w:lvl>
-    <w:lvl w:ilvl="3" w:tentative="1">
+    <w:lvl w:ilvl="3" w:tentative="0">
       <w:start w:val="1"/>
       <w:numFmt w:val="decimal"/>
       <w:lvlText w:val="%4."/>
       <w:lvlJc w:val="left"/>
       <w:pPr>
         <w:tabs>
-          <w:tab w:val="num" w:pos="2880"/>
+          <w:tab w:val="left" w:pos="2880"/>
         </w:tabs>
         <w:ind w:left="2880" w:hanging="360"/>
       </w:pPr>
     </w:lvl>
-    <w:lvl w:ilvl="4" w:tentative="1">
+    <w:lvl w:ilvl="4" w:tentative="0">
       <w:start w:val="1"/>
       <w:numFmt w:val="decimal"/>
       <w:lvlText w:val="%5."/>
       <w:lvlJc w:val="left"/>
       <w:pPr>
         <w:tabs>
-          <w:tab w:val="num" w:pos="3600"/>
+          <w:tab w:val="left" w:pos="3600"/>
         </w:tabs>
         <w:ind w:left="3600" w:hanging="360"/>
       </w:pPr>
     </w:lvl>
-    <w:lvl w:ilvl="5" w:tentative="1">
+    <w:lvl w:ilvl="5" w:tentative="0">
       <w:start w:val="1"/>
       <w:numFmt w:val="decimal"/>
       <w:lvlText w:val="%6."/>
       <w:lvlJc w:val="left"/>
       <w:pPr>
         <w:tabs>
-          <w:tab w:val="num" w:pos="4320"/>
+          <w:tab w:val="left" w:pos="4320"/>
         </w:tabs>
         <w:ind w:left="4320" w:hanging="360"/>
       </w:pPr>
     </w:lvl>
-    <w:lvl w:ilvl="6" w:tentative="1">
+    <w:lvl w:ilvl="6" w:tentative="0">
       <w:start w:val="1"/>
       <w:numFmt w:val="decimal"/>
       <w:lvlText w:val="%7."/>
       <w:lvlJc w:val="left"/>
       <w:pPr>
         <w:tabs>
-          <w:tab w:val="num" w:pos="5040"/>
+          <w:tab w:val="left" w:pos="5040"/>
         </w:tabs>
         <w:ind w:left="5040" w:hanging="360"/>
       </w:pPr>
     </w:lvl>
-    <w:lvl w:ilvl="7" w:tentative="1">
+    <w:lvl w:ilvl="7" w:tentative="0">
       <w:start w:val="1"/>
       <w:numFmt w:val="decimal"/>
       <w:lvlText w:val="%8."/>
       <w:lvlJc w:val="left"/>
       <w:pPr>
         <w:tabs>
-          <w:tab w:val="num" w:pos="5760"/>
+          <w:tab w:val="left" w:pos="5760"/>
         </w:tabs>
         <w:ind w:left="5760" w:hanging="360"/>
       </w:pPr>
     </w:lvl>
-    <w:lvl w:ilvl="8" w:tentative="1">
+    <w:lvl w:ilvl="8" w:tentative="0">
       <w:start w:val="1"/>
       <w:numFmt w:val="decimal"/>
       <w:lvlText w:val="%9."/>
       <w:lvlJc w:val="left"/>
       <w:pPr>
         <w:tabs>
-          <w:tab w:val="num" w:pos="6480"/>
+          <w:tab w:val="left" w:pos="6480"/>
         </w:tabs>
         <w:ind w:left="6480" w:hanging="360"/>
       </w:pPr>
     </w:lvl>
   </w:abstractNum>
-  <w:abstractNum w:abstractNumId="2" w15:restartNumberingAfterBreak="0">
-    <w:nsid w:val="75650150"/>
+  <w:abstractNum w:abstractNumId="2">
+    <w:nsid w:val="7CDE2126"/>
     <w:multiLevelType w:val="multilevel"/>
-    <w:tmpl w:val="FE32471C"/>
-    <w:lvl w:ilvl="0">
+    <w:tmpl w:val="7CDE2126"/>
+    <w:lvl w:ilvl="0" w:tentative="0">
       <w:start w:val="1"/>
       <w:numFmt w:val="decimal"/>
       <w:lvlText w:val="%1."/>
       <w:lvlJc w:val="left"/>
       <w:pPr>
         <w:tabs>
-          <w:tab w:val="num" w:pos="720"/>
+          <w:tab w:val="left" w:pos="720"/>
         </w:tabs>
         <w:ind w:left="720" w:hanging="360"/>
       </w:pPr>
     </w:lvl>
-    <w:lvl w:ilvl="1" w:tentative="1">
+    <w:lvl w:ilvl="1" w:tentative="0">
       <w:start w:val="1"/>
       <w:numFmt w:val="decimal"/>
       <w:lvlText w:val="%2."/>
       <w:lvlJc w:val="left"/>
       <w:pPr>
         <w:tabs>
-          <w:tab w:val="num" w:pos="1440"/>
+          <w:tab w:val="left" w:pos="1440"/>
         </w:tabs>
         <w:ind w:left="1440" w:hanging="360"/>
       </w:pPr>
     </w:lvl>
-    <w:lvl w:ilvl="2" w:tentative="1">
+    <w:lvl w:ilvl="2" w:tentative="0">
       <w:start w:val="1"/>
       <w:numFmt w:val="decimal"/>
       <w:lvlText w:val="%3."/>
       <w:lvlJc w:val="left"/>
       <w:pPr>
         <w:tabs>
-          <w:tab w:val="num" w:pos="2160"/>
+          <w:tab w:val="left" w:pos="2160"/>
         </w:tabs>
         <w:ind w:left="2160" w:hanging="360"/>
       </w:pPr>
     </w:lvl>
-    <w:lvl w:ilvl="3" w:tentative="1">
+    <w:lvl w:ilvl="3" w:tentative="0">
       <w:start w:val="1"/>
       <w:numFmt w:val="decimal"/>
       <w:lvlText w:val="%4."/>
       <w:lvlJc w:val="left"/>
       <w:pPr>
         <w:tabs>
-          <w:tab w:val="num" w:pos="2880"/>
+          <w:tab w:val="left" w:pos="2880"/>
         </w:tabs>
         <w:ind w:left="2880" w:hanging="360"/>
       </w:pPr>
     </w:lvl>
-    <w:lvl w:ilvl="4" w:tentative="1">
+    <w:lvl w:ilvl="4" w:tentative="0">
       <w:start w:val="1"/>
       <w:numFmt w:val="decimal"/>
       <w:lvlText w:val="%5."/>
       <w:lvlJc w:val="left"/>
       <w:pPr>
         <w:tabs>
-          <w:tab w:val="num" w:pos="3600"/>
+          <w:tab w:val="left" w:pos="3600"/>
         </w:tabs>
         <w:ind w:left="3600" w:hanging="360"/>
       </w:pPr>
     </w:lvl>
-    <w:lvl w:ilvl="5" w:tentative="1">
+    <w:lvl w:ilvl="5" w:tentative="0">
       <w:start w:val="1"/>
       <w:numFmt w:val="decimal"/>
       <w:lvlText w:val="%6."/>
       <w:lvlJc w:val="left"/>
       <w:pPr>
         <w:tabs>
-          <w:tab w:val="num" w:pos="4320"/>
+          <w:tab w:val="left" w:pos="4320"/>
         </w:tabs>
         <w:ind w:left="4320" w:hanging="360"/>
       </w:pPr>
     </w:lvl>
-    <w:lvl w:ilvl="6" w:tentative="1">
+    <w:lvl w:ilvl="6" w:tentative="0">
       <w:start w:val="1"/>
       <w:numFmt w:val="decimal"/>
       <w:lvlText w:val="%7."/>
       <w:lvlJc w:val="left"/>
       <w:pPr>
         <w:tabs>
-          <w:tab w:val="num" w:pos="5040"/>
+          <w:tab w:val="left" w:pos="5040"/>
         </w:tabs>
         <w:ind w:left="5040" w:hanging="360"/>
       </w:pPr>
     </w:lvl>
-    <w:lvl w:ilvl="7" w:tentative="1">
+    <w:lvl w:ilvl="7" w:tentative="0">
       <w:start w:val="1"/>
       <w:numFmt w:val="decimal"/>
       <w:lvlText w:val="%8."/>
       <w:lvlJc w:val="left"/>
       <w:pPr>
         <w:tabs>
-          <w:tab w:val="num" w:pos="5760"/>
+          <w:tab w:val="left" w:pos="5760"/>
         </w:tabs>
         <w:ind w:left="5760" w:hanging="360"/>
       </w:pPr>
     </w:lvl>
-    <w:lvl w:ilvl="8" w:tentative="1">
+    <w:lvl w:ilvl="8" w:tentative="0">
       <w:start w:val="1"/>
       <w:numFmt w:val="decimal"/>
       <w:lvlText w:val="%9."/>
       <w:lvlJc w:val="left"/>
       <w:pPr>
         <w:tabs>
-          <w:tab w:val="num" w:pos="6480"/>
+          <w:tab w:val="left" w:pos="6480"/>
         </w:tabs>
         <w:ind w:left="6480" w:hanging="360"/>
       </w:pPr>
     </w:lvl>
   </w:abstractNum>
-  <w:abstractNum w:abstractNumId="3" w15:restartNumberingAfterBreak="0">
-    <w:nsid w:val="7CDE2126"/>
-    <w:multiLevelType w:val="multilevel"/>
-    <w:tmpl w:val="F0627E04"/>
-    <w:lvl w:ilvl="0">
-      <w:start w:val="1"/>
-      <w:numFmt w:val="decimal"/>
-      <w:lvlText w:val="%1."/>
-      <w:lvlJc w:val="left"/>
-      <w:pPr>
-        <w:tabs>
-          <w:tab w:val="num" w:pos="720"/>
-        </w:tabs>
-        <w:ind w:left="720" w:hanging="360"/>
-      </w:pPr>
-    </w:lvl>
-    <w:lvl w:ilvl="1" w:tentative="1">
-      <w:start w:val="1"/>
-      <w:numFmt w:val="decimal"/>
-      <w:lvlText w:val="%2."/>
-      <w:lvlJc w:val="left"/>
-      <w:pPr>
-        <w:tabs>
-          <w:tab w:val="num" w:pos="1440"/>
-        </w:tabs>
-        <w:ind w:left="1440" w:hanging="360"/>
-      </w:pPr>
-    </w:lvl>
-    <w:lvl w:ilvl="2" w:tentative="1">
-      <w:start w:val="1"/>
-      <w:numFmt w:val="decimal"/>
-      <w:lvlText w:val="%3."/>
-      <w:lvlJc w:val="left"/>
-      <w:pPr>
-        <w:tabs>
-          <w:tab w:val="num" w:pos="2160"/>
-        </w:tabs>
-        <w:ind w:left="2160" w:hanging="360"/>
-      </w:pPr>
-    </w:lvl>
-    <w:lvl w:ilvl="3" w:tentative="1">
-      <w:start w:val="1"/>
-      <w:numFmt w:val="decimal"/>
-      <w:lvlText w:val="%4."/>
-      <w:lvlJc w:val="left"/>
-      <w:pPr>
-        <w:tabs>
-          <w:tab w:val="num" w:pos="2880"/>
-        </w:tabs>
-        <w:ind w:left="2880" w:hanging="360"/>
-      </w:pPr>
-    </w:lvl>
-    <w:lvl w:ilvl="4" w:tentative="1">
-      <w:start w:val="1"/>
-      <w:numFmt w:val="decimal"/>
-      <w:lvlText w:val="%5."/>
-      <w:lvlJc w:val="left"/>
-      <w:pPr>
-        <w:tabs>
-          <w:tab w:val="num" w:pos="3600"/>
-        </w:tabs>
-        <w:ind w:left="3600" w:hanging="360"/>
-      </w:pPr>
-    </w:lvl>
-    <w:lvl w:ilvl="5" w:tentative="1">
-      <w:start w:val="1"/>
-      <w:numFmt w:val="decimal"/>
-      <w:lvlText w:val="%6."/>
-      <w:lvlJc w:val="left"/>
-      <w:pPr>
-        <w:tabs>
-          <w:tab w:val="num" w:pos="4320"/>
-        </w:tabs>
-        <w:ind w:left="4320" w:hanging="360"/>
-      </w:pPr>
-    </w:lvl>
-    <w:lvl w:ilvl="6" w:tentative="1">
-      <w:start w:val="1"/>
-      <w:numFmt w:val="decimal"/>
-      <w:lvlText w:val="%7."/>
-      <w:lvlJc w:val="left"/>
-      <w:pPr>
-        <w:tabs>
-          <w:tab w:val="num" w:pos="5040"/>
-        </w:tabs>
-        <w:ind w:left="5040" w:hanging="360"/>
-      </w:pPr>
-    </w:lvl>
-    <w:lvl w:ilvl="7" w:tentative="1">
-      <w:start w:val="1"/>
-      <w:numFmt w:val="decimal"/>
-      <w:lvlText w:val="%8."/>
-      <w:lvlJc w:val="left"/>
-      <w:pPr>
-        <w:tabs>
-          <w:tab w:val="num" w:pos="5760"/>
-        </w:tabs>
-        <w:ind w:left="5760" w:hanging="360"/>
-      </w:pPr>
-    </w:lvl>
-    <w:lvl w:ilvl="8" w:tentative="1">
-      <w:start w:val="1"/>
-      <w:numFmt w:val="decimal"/>
-      <w:lvlText w:val="%9."/>
-      <w:lvlJc w:val="left"/>
-      <w:pPr>
-        <w:tabs>
-          <w:tab w:val="num" w:pos="6480"/>
-        </w:tabs>
-        <w:ind w:left="6480" w:hanging="360"/>
-      </w:pPr>
-    </w:lvl>
-  </w:abstractNum>
-  <w:num w:numId="1" w16cid:durableId="599341733">
+  <w:num w:numId="1">
     <w:abstractNumId w:val="0"/>
   </w:num>
-  <w:num w:numId="2" w16cid:durableId="898251416">
+  <w:num w:numId="2">
     <w:abstractNumId w:val="1"/>
   </w:num>
-  <w:num w:numId="3" w16cid:durableId="1067269146">
+  <w:num w:numId="3">
     <w:abstractNumId w:val="2"/>
-  </w:num>
-  <w:num w:numId="4" w16cid:durableId="1904368911">
-    <w:abstractNumId w:val="3"/>
   </w:num>
 </w:numbering>
 </file>
 
 <file path=word/styles.xml><?xml version="1.0" encoding="utf-8"?>
-<w:styles xmlns:mc="http://schemas.openxmlformats.org/markup-compatibility/2006" xmlns:r="http://schemas.openxmlformats.org/officeDocument/2006/relationships" xmlns:w="http://schemas.openxmlformats.org/wordprocessingml/2006/main" xmlns:w14="http://schemas.microsoft.com/office/word/2010/wordml" xmlns:w15="http://schemas.microsoft.com/office/word/2012/wordml" xmlns:w16cex="http://schemas.microsoft.com/office/word/2018/wordml/cex" xmlns:w16cid="http://schemas.microsoft.com/office/word/2016/wordml/cid" xmlns:w16="http://schemas.microsoft.com/office/word/2018/wordml" xmlns:w16du="http://schemas.microsoft.com/office/word/2023/wordml/word16du" xmlns:w16sdtdh="http://schemas.microsoft.com/office/word/2020/wordml/sdtdatahash" xmlns:w16sdtfl="http://schemas.microsoft.com/office/word/2024/wordml/sdtformatlock" xmlns:w16se="http://schemas.microsoft.com/office/word/2015/wordml/symex" mc:Ignorable="w14 w15 w16se w16cid w16 w16cex w16sdtdh w16sdtfl w16du">
+<w:styles xmlns:mc="http://schemas.openxmlformats.org/markup-compatibility/2006" xmlns:o="urn:schemas-microsoft-com:office:office" xmlns:r="http://schemas.openxmlformats.org/officeDocument/2006/relationships" xmlns:m="http://schemas.openxmlformats.org/officeDocument/2006/math" xmlns:v="urn:schemas-microsoft-com:vml" xmlns:w="http://schemas.openxmlformats.org/wordprocessingml/2006/main" xmlns:w14="http://schemas.microsoft.com/office/word/2010/wordml" xmlns:w10="urn:schemas-microsoft-com:office:word" xmlns:sl="http://schemas.openxmlformats.org/schemaLibrary/2006/main" xmlns:wpsCustomData="http://www.wps.cn/officeDocument/2013/wpsCustomData" mc:Ignorable="w14">
   <w:docDefaults>
     <w:rPrDefault>
       <w:rPr>
-        <w:rFonts w:asciiTheme="minorHAnsi" w:eastAsiaTheme="minorEastAsia" w:hAnsiTheme="minorHAnsi" w:cstheme="minorBidi"/>
-        <w:kern w:val="2"/>
-        <w:sz w:val="21"/>
-        <w:szCs w:val="22"/>
-        <w:lang w:val="en-US" w:eastAsia="zh-CN" w:bidi="ar-SA"/>
+        <w:rFonts w:ascii="Times New Roman" w:hAnsi="Times New Roman" w:eastAsia="宋体" w:cs="Times New Roman"/>
       </w:rPr>
     </w:rPrDefault>
     <w:pPrDefault/>
   </w:docDefaults>
-  <w:latentStyles w:defLockedState="0" w:defUIPriority="99" w:defSemiHidden="0" w:defUnhideWhenUsed="0" w:defQFormat="0" w:count="376">
-    <w:lsdException w:name="Normal" w:uiPriority="0" w:qFormat="1"/>
-    <w:lsdException w:name="heading 1" w:uiPriority="9" w:qFormat="1"/>
-    <w:lsdException w:name="heading 2" w:semiHidden="1" w:uiPriority="9" w:unhideWhenUsed="1" w:qFormat="1"/>
-    <w:lsdException w:name="heading 3" w:semiHidden="1" w:uiPriority="9" w:unhideWhenUsed="1" w:qFormat="1"/>
-    <w:lsdException w:name="heading 4" w:semiHidden="1" w:uiPriority="9" w:unhideWhenUsed="1" w:qFormat="1"/>
-    <w:lsdException w:name="heading 5" w:semiHidden="1" w:uiPriority="9" w:unhideWhenUsed="1" w:qFormat="1"/>
-    <w:lsdException w:name="heading 6" w:semiHidden="1" w:uiPriority="9" w:unhideWhenUsed="1" w:qFormat="1"/>
-    <w:lsdException w:name="heading 7" w:semiHidden="1" w:uiPriority="9" w:unhideWhenUsed="1" w:qFormat="1"/>
-    <w:lsdException w:name="heading 8" w:semiHidden="1" w:uiPriority="9" w:unhideWhenUsed="1" w:qFormat="1"/>
-    <w:lsdException w:name="heading 9" w:semiHidden="1" w:uiPriority="9" w:unhideWhenUsed="1" w:qFormat="1"/>
-    <w:lsdException w:name="index 1" w:semiHidden="1" w:unhideWhenUsed="1"/>
-    <w:lsdException w:name="index 2" w:semiHidden="1" w:unhideWhenUsed="1"/>
-    <w:lsdException w:name="index 3" w:semiHidden="1" w:unhideWhenUsed="1"/>
-    <w:lsdException w:name="index 4" w:semiHidden="1" w:unhideWhenUsed="1"/>
-    <w:lsdException w:name="index 5" w:semiHidden="1" w:unhideWhenUsed="1"/>
-    <w:lsdException w:name="index 6" w:semiHidden="1" w:unhideWhenUsed="1"/>
-    <w:lsdException w:name="index 7" w:semiHidden="1" w:unhideWhenUsed="1"/>
-    <w:lsdException w:name="index 8" w:semiHidden="1" w:unhideWhenUsed="1"/>
-    <w:lsdException w:name="index 9" w:semiHidden="1" w:unhideWhenUsed="1"/>
-    <w:lsdException w:name="toc 1" w:semiHidden="1" w:uiPriority="39" w:unhideWhenUsed="1"/>
-    <w:lsdException w:name="toc 2" w:semiHidden="1" w:uiPriority="39" w:unhideWhenUsed="1"/>
-    <w:lsdException w:name="toc 3" w:semiHidden="1" w:uiPriority="39" w:unhideWhenUsed="1"/>
-    <w:lsdException w:name="toc 4" w:semiHidden="1" w:uiPriority="39" w:unhideWhenUsed="1"/>
-    <w:lsdException w:name="toc 5" w:semiHidden="1" w:uiPriority="39" w:unhideWhenUsed="1"/>
-    <w:lsdException w:name="toc 6" w:semiHidden="1" w:uiPriority="39" w:unhideWhenUsed="1"/>
-    <w:lsdException w:name="toc 7" w:semiHidden="1" w:uiPriority="39" w:unhideWhenUsed="1"/>
-    <w:lsdException w:name="toc 8" w:semiHidden="1" w:uiPriority="39" w:unhideWhenUsed="1"/>
-    <w:lsdException w:name="toc 9" w:semiHidden="1" w:uiPriority="39" w:unhideWhenUsed="1"/>
-    <w:lsdException w:name="Normal Indent" w:semiHidden="1" w:unhideWhenUsed="1"/>
-    <w:lsdException w:name="footnote text" w:semiHidden="1" w:unhideWhenUsed="1"/>
-    <w:lsdException w:name="annotation text" w:semiHidden="1" w:unhideWhenUsed="1"/>
-    <w:lsdException w:name="header" w:semiHidden="1" w:unhideWhenUsed="1"/>
-    <w:lsdException w:name="footer" w:semiHidden="1" w:unhideWhenUsed="1"/>
-    <w:lsdException w:name="index heading" w:semiHidden="1" w:unhideWhenUsed="1"/>
-    <w:lsdException w:name="caption" w:semiHidden="1" w:uiPriority="35" w:unhideWhenUsed="1" w:qFormat="1"/>
-    <w:lsdException w:name="table of figures" w:semiHidden="1" w:unhideWhenUsed="1"/>
-    <w:lsdException w:name="envelope address" w:semiHidden="1" w:unhideWhenUsed="1"/>
-    <w:lsdException w:name="envelope return" w:semiHidden="1" w:unhideWhenUsed="1"/>
-    <w:lsdException w:name="footnote reference" w:semiHidden="1" w:unhideWhenUsed="1"/>
-    <w:lsdException w:name="annotation reference" w:semiHidden="1" w:unhideWhenUsed="1"/>
-    <w:lsdException w:name="line number" w:semiHidden="1" w:unhideWhenUsed="1"/>
-    <w:lsdException w:name="page number" w:semiHidden="1" w:unhideWhenUsed="1"/>
-    <w:lsdException w:name="endnote reference" w:semiHidden="1" w:unhideWhenUsed="1"/>
-    <w:lsdException w:name="endnote text" w:semiHidden="1" w:unhideWhenUsed="1"/>
-    <w:lsdException w:name="table of authorities" w:semiHidden="1" w:unhideWhenUsed="1"/>
-    <w:lsdException w:name="macro" w:semiHidden="1" w:unhideWhenUsed="1"/>
-    <w:lsdException w:name="toa heading" w:semiHidden="1" w:unhideWhenUsed="1"/>
-    <w:lsdException w:name="List" w:semiHidden="1" w:unhideWhenUsed="1"/>
-    <w:lsdException w:name="List Bullet" w:semiHidden="1" w:unhideWhenUsed="1"/>
-    <w:lsdException w:name="List Number" w:semiHidden="1" w:unhideWhenUsed="1"/>
-    <w:lsdException w:name="List 2" w:semiHidden="1" w:unhideWhenUsed="1"/>
-    <w:lsdException w:name="List 3" w:semiHidden="1" w:unhideWhenUsed="1"/>
-    <w:lsdException w:name="List 4" w:semiHidden="1" w:unhideWhenUsed="1"/>
-    <w:lsdException w:name="List 5" w:semiHidden="1" w:unhideWhenUsed="1"/>
-    <w:lsdException w:name="List Bullet 2" w:semiHidden="1" w:unhideWhenUsed="1"/>
-    <w:lsdException w:name="List Bullet 3" w:semiHidden="1" w:unhideWhenUsed="1"/>
-    <w:lsdException w:name="List Bullet 4" w:semiHidden="1" w:unhideWhenUsed="1"/>
-    <w:lsdException w:name="List Bullet 5" w:semiHidden="1" w:unhideWhenUsed="1"/>
-    <w:lsdException w:name="List Number 2" w:semiHidden="1" w:unhideWhenUsed="1"/>
-    <w:lsdException w:name="List Number 3" w:semiHidden="1" w:unhideWhenUsed="1"/>
-    <w:lsdException w:name="List Number 4" w:semiHidden="1" w:unhideWhenUsed="1"/>
-    <w:lsdException w:name="List Number 5" w:semiHidden="1" w:unhideWhenUsed="1"/>
-    <w:lsdException w:name="Title" w:uiPriority="10" w:qFormat="1"/>
-    <w:lsdException w:name="Closing" w:semiHidden="1" w:unhideWhenUsed="1"/>
-    <w:lsdException w:name="Signature" w:semiHidden="1" w:unhideWhenUsed="1"/>
-    <w:lsdException w:name="Default Paragraph Font" w:semiHidden="1" w:uiPriority="1" w:unhideWhenUsed="1"/>
-    <w:lsdException w:name="Body Text" w:semiHidden="1" w:unhideWhenUsed="1"/>
-    <w:lsdException w:name="Body Text Indent" w:semiHidden="1" w:unhideWhenUsed="1"/>
-    <w:lsdException w:name="List Continue" w:semiHidden="1" w:unhideWhenUsed="1"/>
-    <w:lsdException w:name="List Continue 2" w:semiHidden="1" w:unhideWhenUsed="1"/>
-    <w:lsdException w:name="List Continue 3" w:semiHidden="1" w:unhideWhenUsed="1"/>
-    <w:lsdException w:name="List Continue 4" w:semiHidden="1" w:unhideWhenUsed="1"/>
-    <w:lsdException w:name="List Continue 5" w:semiHidden="1" w:unhideWhenUsed="1"/>
-    <w:lsdException w:name="Message Header" w:semiHidden="1" w:unhideWhenUsed="1"/>
-    <w:lsdException w:name="Subtitle" w:uiPriority="11" w:qFormat="1"/>
-    <w:lsdException w:name="Salutation" w:semiHidden="1" w:unhideWhenUsed="1"/>
-    <w:lsdException w:name="Date" w:semiHidden="1" w:unhideWhenUsed="1"/>
-    <w:lsdException w:name="Body Text First Indent" w:semiHidden="1" w:unhideWhenUsed="1"/>
-    <w:lsdException w:name="Body Text First Indent 2" w:semiHidden="1" w:unhideWhenUsed="1"/>
-    <w:lsdException w:name="Note Heading" w:semiHidden="1" w:unhideWhenUsed="1"/>
-    <w:lsdException w:name="Body Text 2" w:semiHidden="1" w:unhideWhenUsed="1"/>
-    <w:lsdException w:name="Body Text 3" w:semiHidden="1" w:unhideWhenUsed="1"/>
-    <w:lsdException w:name="Body Text Indent 2" w:semiHidden="1" w:unhideWhenUsed="1"/>
-    <w:lsdException w:name="Body Text Indent 3" w:semiHidden="1" w:unhideWhenUsed="1"/>
-    <w:lsdException w:name="Block Text" w:semiHidden="1" w:unhideWhenUsed="1"/>
-    <w:lsdException w:name="Hyperlink" w:semiHidden="1" w:unhideWhenUsed="1"/>
-    <w:lsdException w:name="FollowedHyperlink" w:semiHidden="1" w:unhideWhenUsed="1"/>
-    <w:lsdException w:name="Strong" w:uiPriority="22" w:qFormat="1"/>
-    <w:lsdException w:name="Emphasis" w:uiPriority="20" w:qFormat="1"/>
-    <w:lsdException w:name="Document Map" w:semiHidden="1" w:unhideWhenUsed="1"/>
-    <w:lsdException w:name="Plain Text" w:semiHidden="1" w:unhideWhenUsed="1"/>
-    <w:lsdException w:name="E-mail Signature" w:semiHidden="1" w:unhideWhenUsed="1"/>
-    <w:lsdException w:name="HTML Top of Form" w:semiHidden="1" w:unhideWhenUsed="1"/>
-    <w:lsdException w:name="HTML Bottom of Form" w:semiHidden="1" w:unhideWhenUsed="1"/>
-    <w:lsdException w:name="Normal (Web)" w:semiHidden="1" w:unhideWhenUsed="1"/>
-    <w:lsdException w:name="HTML Acronym" w:semiHidden="1" w:unhideWhenUsed="1"/>
-    <w:lsdException w:name="HTML Address" w:semiHidden="1" w:unhideWhenUsed="1"/>
-    <w:lsdException w:name="HTML Cite" w:semiHidden="1" w:unhideWhenUsed="1"/>
-    <w:lsdException w:name="HTML Code" w:semiHidden="1" w:unhideWhenUsed="1"/>
-    <w:lsdException w:name="HTML Definition" w:semiHidden="1" w:unhideWhenUsed="1"/>
-    <w:lsdException w:name="HTML Keyboard" w:semiHidden="1" w:unhideWhenUsed="1"/>
-    <w:lsdException w:name="HTML Preformatted" w:semiHidden="1" w:unhideWhenUsed="1"/>
-    <w:lsdException w:name="HTML Sample" w:semiHidden="1" w:unhideWhenUsed="1"/>
-    <w:lsdException w:name="HTML Typewriter" w:semiHidden="1" w:unhideWhenUsed="1"/>
-    <w:lsdException w:name="HTML Variable" w:semiHidden="1" w:unhideWhenUsed="1"/>
-    <w:lsdException w:name="Normal Table" w:semiHidden="1" w:unhideWhenUsed="1"/>
-    <w:lsdException w:name="annotation subject" w:semiHidden="1" w:unhideWhenUsed="1"/>
-    <w:lsdException w:name="No List" w:semiHidden="1" w:unhideWhenUsed="1"/>
-    <w:lsdException w:name="Outline List 1" w:semiHidden="1" w:unhideWhenUsed="1"/>
-    <w:lsdException w:name="Outline List 2" w:semiHidden="1" w:unhideWhenUsed="1"/>
-    <w:lsdException w:name="Outline List 3" w:semiHidden="1" w:unhideWhenUsed="1"/>
-    <w:lsdException w:name="Table Simple 1" w:semiHidden="1" w:unhideWhenUsed="1"/>
-    <w:lsdException w:name="Table Simple 2" w:semiHidden="1" w:unhideWhenUsed="1"/>
-    <w:lsdException w:name="Table Simple 3" w:semiHidden="1" w:unhideWhenUsed="1"/>
-    <w:lsdException w:name="Table Classic 1" w:semiHidden="1" w:unhideWhenUsed="1"/>
-    <w:lsdException w:name="Table Classic 2" w:semiHidden="1" w:unhideWhenUsed="1"/>
-    <w:lsdException w:name="Table Classic 3" w:semiHidden="1" w:unhideWhenUsed="1"/>
-    <w:lsdException w:name="Table Classic 4" w:semiHidden="1" w:unhideWhenUsed="1"/>
-    <w:lsdException w:name="Table Colorful 1" w:semiHidden="1" w:unhideWhenUsed="1"/>
-    <w:lsdException w:name="Table Colorful 2" w:semiHidden="1" w:unhideWhenUsed="1"/>
-    <w:lsdException w:name="Table Colorful 3" w:semiHidden="1" w:unhideWhenUsed="1"/>
-    <w:lsdException w:name="Table Columns 1" w:semiHidden="1" w:unhideWhenUsed="1"/>
-    <w:lsdException w:name="Table Columns 2" w:semiHidden="1" w:unhideWhenUsed="1"/>
-    <w:lsdException w:name="Table Columns 3" w:semiHidden="1" w:unhideWhenUsed="1"/>
-    <w:lsdException w:name="Table Columns 4" w:semiHidden="1" w:unhideWhenUsed="1"/>
-    <w:lsdException w:name="Table Columns 5" w:semiHidden="1" w:unhideWhenUsed="1"/>
-    <w:lsdException w:name="Table Grid 1" w:semiHidden="1" w:unhideWhenUsed="1"/>
-    <w:lsdException w:name="Table Grid 2" w:semiHidden="1" w:unhideWhenUsed="1"/>
-    <w:lsdException w:name="Table Grid 3" w:semiHidden="1" w:unhideWhenUsed="1"/>
-    <w:lsdException w:name="Table Grid 4" w:semiHidden="1" w:unhideWhenUsed="1"/>
-    <w:lsdException w:name="Table Grid 5" w:semiHidden="1" w:unhideWhenUsed="1"/>
-    <w:lsdException w:name="Table Grid 6" w:semiHidden="1" w:unhideWhenUsed="1"/>
-    <w:lsdException w:name="Table Grid 7" w:semiHidden="1" w:unhideWhenUsed="1"/>
-    <w:lsdException w:name="Table Grid 8" w:semiHidden="1" w:unhideWhenUsed="1"/>
-    <w:lsdException w:name="Table List 1" w:semiHidden="1" w:unhideWhenUsed="1"/>
-    <w:lsdException w:name="Table List 2" w:semiHidden="1" w:unhideWhenUsed="1"/>
-    <w:lsdException w:name="Table List 3" w:semiHidden="1" w:unhideWhenUsed="1"/>
-    <w:lsdException w:name="Table List 4" w:semiHidden="1" w:unhideWhenUsed="1"/>
-    <w:lsdException w:name="Table List 5" w:semiHidden="1" w:unhideWhenUsed="1"/>
-    <w:lsdException w:name="Table List 6" w:semiHidden="1" w:unhideWhenUsed="1"/>
-    <w:lsdException w:name="Table List 7" w:semiHidden="1" w:unhideWhenUsed="1"/>
-    <w:lsdException w:name="Table List 8" w:semiHidden="1" w:unhideWhenUsed="1"/>
-    <w:lsdException w:name="Table 3D effects 1" w:semiHidden="1" w:unhideWhenUsed="1"/>
-    <w:lsdException w:name="Table 3D effects 2" w:semiHidden="1" w:unhideWhenUsed="1"/>
-    <w:lsdException w:name="Table 3D effects 3" w:semiHidden="1" w:unhideWhenUsed="1"/>
-    <w:lsdException w:name="Table Contemporary" w:semiHidden="1" w:unhideWhenUsed="1"/>
-    <w:lsdException w:name="Table Elegant" w:semiHidden="1" w:unhideWhenUsed="1"/>
-    <w:lsdException w:name="Table Professional" w:semiHidden="1" w:unhideWhenUsed="1"/>
-    <w:lsdException w:name="Table Subtle 1" w:semiHidden="1" w:unhideWhenUsed="1"/>
-    <w:lsdException w:name="Table Subtle 2" w:semiHidden="1" w:unhideWhenUsed="1"/>
-    <w:lsdException w:name="Table Web 1" w:semiHidden="1" w:unhideWhenUsed="1"/>
-    <w:lsdException w:name="Table Web 2" w:semiHidden="1" w:unhideWhenUsed="1"/>
-    <w:lsdException w:name="Table Web 3" w:semiHidden="1" w:unhideWhenUsed="1"/>
-    <w:lsdException w:name="Balloon Text" w:semiHidden="1" w:unhideWhenUsed="1"/>
-    <w:lsdException w:name="Table Grid" w:uiPriority="39"/>
-    <w:lsdException w:name="Table Theme" w:semiHidden="1" w:unhideWhenUsed="1"/>
-    <w:lsdException w:name="Placeholder Text" w:semiHidden="1"/>
-    <w:lsdException w:name="No Spacing" w:uiPriority="1" w:qFormat="1"/>
-    <w:lsdException w:name="Light Shading" w:uiPriority="60"/>
-    <w:lsdException w:name="Light List" w:uiPriority="61"/>
-    <w:lsdException w:name="Light Grid" w:uiPriority="62"/>
-    <w:lsdException w:name="Medium Shading 1" w:uiPriority="63"/>
-    <w:lsdException w:name="Medium Shading 2" w:uiPriority="64"/>
-    <w:lsdException w:name="Medium List 1" w:uiPriority="65"/>
-    <w:lsdException w:name="Medium List 2" w:uiPriority="66"/>
-    <w:lsdException w:name="Medium Grid 1" w:uiPriority="67"/>
-    <w:lsdException w:name="Medium Grid 2" w:uiPriority="68"/>
-    <w:lsdException w:name="Medium Grid 3" w:uiPriority="69"/>
-    <w:lsdException w:name="Dark List" w:uiPriority="70"/>
-    <w:lsdException w:name="Colorful Shading" w:uiPriority="71"/>
-    <w:lsdException w:name="Colorful List" w:uiPriority="72"/>
-    <w:lsdException w:name="Colorful Grid" w:uiPriority="73"/>
-    <w:lsdException w:name="Light Shading Accent 1" w:uiPriority="60"/>
-    <w:lsdException w:name="Light List Accent 1" w:uiPriority="61"/>
-    <w:lsdException w:name="Light Grid Accent 1" w:uiPriority="62"/>
-    <w:lsdException w:name="Medium Shading 1 Accent 1" w:uiPriority="63"/>
-    <w:lsdException w:name="Medium Shading 2 Accent 1" w:uiPriority="64"/>
-    <w:lsdException w:name="Medium List 1 Accent 1" w:uiPriority="65"/>
-    <w:lsdException w:name="Revision" w:semiHidden="1"/>
-    <w:lsdException w:name="List Paragraph" w:uiPriority="34" w:qFormat="1"/>
-    <w:lsdException w:name="Quote" w:uiPriority="29" w:qFormat="1"/>
-    <w:lsdException w:name="Intense Quote" w:uiPriority="30" w:qFormat="1"/>
-    <w:lsdException w:name="Medium List 2 Accent 1" w:uiPriority="66"/>
-    <w:lsdException w:name="Medium Grid 1 Accent 1" w:uiPriority="67"/>
-    <w:lsdException w:name="Medium Grid 2 Accent 1" w:uiPriority="68"/>
-    <w:lsdException w:name="Medium Grid 3 Accent 1" w:uiPriority="69"/>
-    <w:lsdException w:name="Dark List Accent 1" w:uiPriority="70"/>
-    <w:lsdException w:name="Colorful Shading Accent 1" w:uiPriority="71"/>
-    <w:lsdException w:name="Colorful List Accent 1" w:uiPriority="72"/>
-    <w:lsdException w:name="Colorful Grid Accent 1" w:uiPriority="73"/>
-    <w:lsdException w:name="Light Shading Accent 2" w:uiPriority="60"/>
-    <w:lsdException w:name="Light List Accent 2" w:uiPriority="61"/>
-    <w:lsdException w:name="Light Grid Accent 2" w:uiPriority="62"/>
-    <w:lsdException w:name="Medium Shading 1 Accent 2" w:uiPriority="63"/>
-    <w:lsdException w:name="Medium Shading 2 Accent 2" w:uiPriority="64"/>
-    <w:lsdException w:name="Medium List 1 Accent 2" w:uiPriority="65"/>
-    <w:lsdException w:name="Medium List 2 Accent 2" w:uiPriority="66"/>
-    <w:lsdException w:name="Medium Grid 1 Accent 2" w:uiPriority="67"/>
-    <w:lsdException w:name="Medium Grid 2 Accent 2" w:uiPriority="68"/>
-    <w:lsdException w:name="Medium Grid 3 Accent 2" w:uiPriority="69"/>
-    <w:lsdException w:name="Dark List Accent 2" w:uiPriority="70"/>
-    <w:lsdException w:name="Colorful Shading Accent 2" w:uiPriority="71"/>
-    <w:lsdException w:name="Colorful List Accent 2" w:uiPriority="72"/>
-    <w:lsdException w:name="Colorful Grid Accent 2" w:uiPriority="73"/>
-    <w:lsdException w:name="Light Shading Accent 3" w:uiPriority="60"/>
-    <w:lsdException w:name="Light List Accent 3" w:uiPriority="61"/>
-    <w:lsdException w:name="Light Grid Accent 3" w:uiPriority="62"/>
-    <w:lsdException w:name="Medium Shading 1 Accent 3" w:uiPriority="63"/>
-    <w:lsdException w:name="Medium Shading 2 Accent 3" w:uiPriority="64"/>
-    <w:lsdException w:name="Medium List 1 Accent 3" w:uiPriority="65"/>
-    <w:lsdException w:name="Medium List 2 Accent 3" w:uiPriority="66"/>
-    <w:lsdException w:name="Medium Grid 1 Accent 3" w:uiPriority="67"/>
-    <w:lsdException w:name="Medium Grid 2 Accent 3" w:uiPriority="68"/>
-    <w:lsdException w:name="Medium Grid 3 Accent 3" w:uiPriority="69"/>
-    <w:lsdException w:name="Dark List Accent 3" w:uiPriority="70"/>
-    <w:lsdException w:name="Colorful Shading Accent 3" w:uiPriority="71"/>
-    <w:lsdException w:name="Colorful List Accent 3" w:uiPriority="72"/>
-    <w:lsdException w:name="Colorful Grid Accent 3" w:uiPriority="73"/>
-    <w:lsdException w:name="Light Shading Accent 4" w:uiPriority="60"/>
-    <w:lsdException w:name="Light List Accent 4" w:uiPriority="61"/>
-    <w:lsdException w:name="Light Grid Accent 4" w:uiPriority="62"/>
-    <w:lsdException w:name="Medium Shading 1 Accent 4" w:uiPriority="63"/>
-    <w:lsdException w:name="Medium Shading 2 Accent 4" w:uiPriority="64"/>
-    <w:lsdException w:name="Medium List 1 Accent 4" w:uiPriority="65"/>
-    <w:lsdException w:name="Medium List 2 Accent 4" w:uiPriority="66"/>
-    <w:lsdException w:name="Medium Grid 1 Accent 4" w:uiPriority="67"/>
-    <w:lsdException w:name="Medium Grid 2 Accent 4" w:uiPriority="68"/>
-    <w:lsdException w:name="Medium Grid 3 Accent 4" w:uiPriority="69"/>
-    <w:lsdException w:name="Dark List Accent 4" w:uiPriority="70"/>
-    <w:lsdException w:name="Colorful Shading Accent 4" w:uiPriority="71"/>
-    <w:lsdException w:name="Colorful List Accent 4" w:uiPriority="72"/>
-    <w:lsdException w:name="Colorful Grid Accent 4" w:uiPriority="73"/>
-    <w:lsdException w:name="Light Shading Accent 5" w:uiPriority="60"/>
-    <w:lsdException w:name="Light List Accent 5" w:uiPriority="61"/>
-    <w:lsdException w:name="Light Grid Accent 5" w:uiPriority="62"/>
-    <w:lsdException w:name="Medium Shading 1 Accent 5" w:uiPriority="63"/>
-    <w:lsdException w:name="Medium Shading 2 Accent 5" w:uiPriority="64"/>
-    <w:lsdException w:name="Medium List 1 Accent 5" w:uiPriority="65"/>
-    <w:lsdException w:name="Medium List 2 Accent 5" w:uiPriority="66"/>
-    <w:lsdException w:name="Medium Grid 1 Accent 5" w:uiPriority="67"/>
-    <w:lsdException w:name="Medium Grid 2 Accent 5" w:uiPriority="68"/>
-    <w:lsdException w:name="Medium Grid 3 Accent 5" w:uiPriority="69"/>
-    <w:lsdException w:name="Dark List Accent 5" w:uiPriority="70"/>
-    <w:lsdException w:name="Colorful Shading Accent 5" w:uiPriority="71"/>
-    <w:lsdException w:name="Colorful List Accent 5" w:uiPriority="72"/>
-    <w:lsdException w:name="Colorful Grid Accent 5" w:uiPriority="73"/>
-    <w:lsdException w:name="Light Shading Accent 6" w:uiPriority="60"/>
-    <w:lsdException w:name="Light List Accent 6" w:uiPriority="61"/>
-    <w:lsdException w:name="Light Grid Accent 6" w:uiPriority="62"/>
-    <w:lsdException w:name="Medium Shading 1 Accent 6" w:uiPriority="63"/>
-    <w:lsdException w:name="Medium Shading 2 Accent 6" w:uiPriority="64"/>
-    <w:lsdException w:name="Medium List 1 Accent 6" w:uiPriority="65"/>
-    <w:lsdException w:name="Medium List 2 Accent 6" w:uiPriority="66"/>
-    <w:lsdException w:name="Medium Grid 1 Accent 6" w:uiPriority="67"/>
-    <w:lsdException w:name="Medium Grid 2 Accent 6" w:uiPriority="68"/>
-    <w:lsdException w:name="Medium Grid 3 Accent 6" w:uiPriority="69"/>
-    <w:lsdException w:name="Dark List Accent 6" w:uiPriority="70"/>
-    <w:lsdException w:name="Colorful Shading Accent 6" w:uiPriority="71"/>
-    <w:lsdException w:name="Colorful List Accent 6" w:uiPriority="72"/>
-    <w:lsdException w:name="Colorful Grid Accent 6" w:uiPriority="73"/>
-    <w:lsdException w:name="Subtle Emphasis" w:uiPriority="19" w:qFormat="1"/>
-    <w:lsdException w:name="Intense Emphasis" w:uiPriority="21" w:qFormat="1"/>
-    <w:lsdException w:name="Subtle Reference" w:uiPriority="31" w:qFormat="1"/>
-    <w:lsdException w:name="Intense Reference" w:uiPriority="32" w:qFormat="1"/>
-    <w:lsdException w:name="Book Title" w:uiPriority="33" w:qFormat="1"/>
-    <w:lsdException w:name="Bibliography" w:semiHidden="1" w:uiPriority="37" w:unhideWhenUsed="1"/>
-    <w:lsdException w:name="TOC Heading" w:semiHidden="1" w:uiPriority="39" w:unhideWhenUsed="1" w:qFormat="1"/>
-    <w:lsdException w:name="Plain Table 1" w:uiPriority="41"/>
-    <w:lsdException w:name="Plain Table 2" w:uiPriority="42"/>
-    <w:lsdException w:name="Plain Table 3" w:uiPriority="43"/>
-    <w:lsdException w:name="Plain Table 4" w:uiPriority="44"/>
-    <w:lsdException w:name="Plain Table 5" w:uiPriority="45"/>
-    <w:lsdException w:name="Grid Table Light" w:uiPriority="40"/>
-    <w:lsdException w:name="Grid Table 1 Light" w:uiPriority="46"/>
-    <w:lsdException w:name="Grid Table 2" w:uiPriority="47"/>
-    <w:lsdException w:name="Grid Table 3" w:uiPriority="48"/>
-    <w:lsdException w:name="Grid Table 4" w:uiPriority="49"/>
-    <w:lsdException w:name="Grid Table 5 Dark" w:uiPriority="50"/>
-    <w:lsdException w:name="Grid Table 6 Colorful" w:uiPriority="51"/>
-    <w:lsdException w:name="Grid Table 7 Colorful" w:uiPriority="52"/>
-    <w:lsdException w:name="Grid Table 1 Light Accent 1" w:uiPriority="46"/>
-    <w:lsdException w:name="Grid Table 2 Accent 1" w:uiPriority="47"/>
-    <w:lsdException w:name="Grid Table 3 Accent 1" w:uiPriority="48"/>
-    <w:lsdException w:name="Grid Table 4 Accent 1" w:uiPriority="49"/>
-    <w:lsdException w:name="Grid Table 5 Dark Accent 1" w:uiPriority="50"/>
-    <w:lsdException w:name="Grid Table 6 Colorful Accent 1" w:uiPriority="51"/>
-    <w:lsdException w:name="Grid Table 7 Colorful Accent 1" w:uiPriority="52"/>
-    <w:lsdException w:name="Grid Table 1 Light Accent 2" w:uiPriority="46"/>
-    <w:lsdException w:name="Grid Table 2 Accent 2" w:uiPriority="47"/>
-    <w:lsdException w:name="Grid Table 3 Accent 2" w:uiPriority="48"/>
-    <w:lsdException w:name="Grid Table 4 Accent 2" w:uiPriority="49"/>
-    <w:lsdException w:name="Grid Table 5 Dark Accent 2" w:uiPriority="50"/>
-    <w:lsdException w:name="Grid Table 6 Colorful Accent 2" w:uiPriority="51"/>
-    <w:lsdException w:name="Grid Table 7 Colorful Accent 2" w:uiPriority="52"/>
-    <w:lsdException w:name="Grid Table 1 Light Accent 3" w:uiPriority="46"/>
-    <w:lsdException w:name="Grid Table 2 Accent 3" w:uiPriority="47"/>
-    <w:lsdException w:name="Grid Table 3 Accent 3" w:uiPriority="48"/>
-    <w:lsdException w:name="Grid Table 4 Accent 3" w:uiPriority="49"/>
-    <w:lsdException w:name="Grid Table 5 Dark Accent 3" w:uiPriority="50"/>
-    <w:lsdException w:name="Grid Table 6 Colorful Accent 3" w:uiPriority="51"/>
-    <w:lsdException w:name="Grid Table 7 Colorful Accent 3" w:uiPriority="52"/>
-    <w:lsdException w:name="Grid Table 1 Light Accent 4" w:uiPriority="46"/>
-    <w:lsdException w:name="Grid Table 2 Accent 4" w:uiPriority="47"/>
-    <w:lsdException w:name="Grid Table 3 Accent 4" w:uiPriority="48"/>
-    <w:lsdException w:name="Grid Table 4 Accent 4" w:uiPriority="49"/>
-    <w:lsdException w:name="Grid Table 5 Dark Accent 4" w:uiPriority="50"/>
-    <w:lsdException w:name="Grid Table 6 Colorful Accent 4" w:uiPriority="51"/>
-    <w:lsdException w:name="Grid Table 7 Colorful Accent 4" w:uiPriority="52"/>
-    <w:lsdException w:name="Grid Table 1 Light Accent 5" w:uiPriority="46"/>
-    <w:lsdException w:name="Grid Table 2 Accent 5" w:uiPriority="47"/>
-    <w:lsdException w:name="Grid Table 3 Accent 5" w:uiPriority="48"/>
-    <w:lsdException w:name="Grid Table 4 Accent 5" w:uiPriority="49"/>
-    <w:lsdException w:name="Grid Table 5 Dark Accent 5" w:uiPriority="50"/>
-    <w:lsdException w:name="Grid Table 6 Colorful Accent 5" w:uiPriority="51"/>
-    <w:lsdException w:name="Grid Table 7 Colorful Accent 5" w:uiPriority="52"/>
-    <w:lsdException w:name="Grid Table 1 Light Accent 6" w:uiPriority="46"/>
-    <w:lsdException w:name="Grid Table 2 Accent 6" w:uiPriority="47"/>
-    <w:lsdException w:name="Grid Table 3 Accent 6" w:uiPriority="48"/>
-    <w:lsdException w:name="Grid Table 4 Accent 6" w:uiPriority="49"/>
-    <w:lsdException w:name="Grid Table 5 Dark Accent 6" w:uiPriority="50"/>
-    <w:lsdException w:name="Grid Table 6 Colorful Accent 6" w:uiPriority="51"/>
-    <w:lsdException w:name="Grid Table 7 Colorful Accent 6" w:uiPriority="52"/>
-    <w:lsdException w:name="List Table 1 Light" w:uiPriority="46"/>
-    <w:lsdException w:name="List Table 2" w:uiPriority="47"/>
-    <w:lsdException w:name="List Table 3" w:uiPriority="48"/>
-    <w:lsdException w:name="List Table 4" w:uiPriority="49"/>
-    <w:lsdException w:name="List Table 5 Dark" w:uiPriority="50"/>
-    <w:lsdException w:name="List Table 6 Colorful" w:uiPriority="51"/>
-    <w:lsdException w:name="List Table 7 Colorful" w:uiPriority="52"/>
-    <w:lsdException w:name="List Table 1 Light Accent 1" w:uiPriority="46"/>
-    <w:lsdException w:name="List Table 2 Accent 1" w:uiPriority="47"/>
-    <w:lsdException w:name="List Table 3 Accent 1" w:uiPriority="48"/>
-    <w:lsdException w:name="List Table 4 Accent 1" w:uiPriority="49"/>
-    <w:lsdException w:name="List Table 5 Dark Accent 1" w:uiPriority="50"/>
-    <w:lsdException w:name="List Table 6 Colorful Accent 1" w:uiPriority="51"/>
-    <w:lsdException w:name="List Table 7 Colorful Accent 1" w:uiPriority="52"/>
-    <w:lsdException w:name="List Table 1 Light Accent 2" w:uiPriority="46"/>
-    <w:lsdException w:name="List Table 2 Accent 2" w:uiPriority="47"/>
-    <w:lsdException w:name="List Table 3 Accent 2" w:uiPriority="48"/>
-    <w:lsdException w:name="List Table 4 Accent 2" w:uiPriority="49"/>
-    <w:lsdException w:name="List Table 5 Dark Accent 2" w:uiPriority="50"/>
-    <w:lsdException w:name="List Table 6 Colorful Accent 2" w:uiPriority="51"/>
-    <w:lsdException w:name="List Table 7 Colorful Accent 2" w:uiPriority="52"/>
-    <w:lsdException w:name="List Table 1 Light Accent 3" w:uiPriority="46"/>
-    <w:lsdException w:name="List Table 2 Accent 3" w:uiPriority="47"/>
-    <w:lsdException w:name="List Table 3 Accent 3" w:uiPriority="48"/>
-    <w:lsdException w:name="List Table 4 Accent 3" w:uiPriority="49"/>
-    <w:lsdException w:name="List Table 5 Dark Accent 3" w:uiPriority="50"/>
-    <w:lsdException w:name="List Table 6 Colorful Accent 3" w:uiPriority="51"/>
-    <w:lsdException w:name="List Table 7 Colorful Accent 3" w:uiPriority="52"/>
-    <w:lsdException w:name="List Table 1 Light Accent 4" w:uiPriority="46"/>
-    <w:lsdException w:name="List Table 2 Accent 4" w:uiPriority="47"/>
-    <w:lsdException w:name="List Table 3 Accent 4" w:uiPriority="48"/>
-    <w:lsdException w:name="List Table 4 Accent 4" w:uiPriority="49"/>
-    <w:lsdException w:name="List Table 5 Dark Accent 4" w:uiPriority="50"/>
-    <w:lsdException w:name="List Table 6 Colorful Accent 4" w:uiPriority="51"/>
-    <w:lsdException w:name="List Table 7 Colorful Accent 4" w:uiPriority="52"/>
-    <w:lsdException w:name="List Table 1 Light Accent 5" w:uiPriority="46"/>
-    <w:lsdException w:name="List Table 2 Accent 5" w:uiPriority="47"/>
-    <w:lsdException w:name="List Table 3 Accent 5" w:uiPriority="48"/>
-    <w:lsdException w:name="List Table 4 Accent 5" w:uiPriority="49"/>
-    <w:lsdException w:name="List Table 5 Dark Accent 5" w:uiPriority="50"/>
-    <w:lsdException w:name="List Table 6 Colorful Accent 5" w:uiPriority="51"/>
-    <w:lsdException w:name="List Table 7 Colorful Accent 5" w:uiPriority="52"/>
-    <w:lsdException w:name="List Table 1 Light Accent 6" w:uiPriority="46"/>
-    <w:lsdException w:name="List Table 2 Accent 6" w:uiPriority="47"/>
-    <w:lsdException w:name="List Table 3 Accent 6" w:uiPriority="48"/>
-    <w:lsdException w:name="List Table 4 Accent 6" w:uiPriority="49"/>
-    <w:lsdException w:name="List Table 5 Dark Accent 6" w:uiPriority="50"/>
-    <w:lsdException w:name="List Table 6 Colorful Accent 6" w:uiPriority="51"/>
-    <w:lsdException w:name="List Table 7 Colorful Accent 6" w:uiPriority="52"/>
-    <w:lsdException w:name="Mention" w:semiHidden="1" w:unhideWhenUsed="1"/>
-    <w:lsdException w:name="Smart Hyperlink" w:semiHidden="1" w:unhideWhenUsed="1"/>
-    <w:lsdException w:name="Hashtag" w:semiHidden="1" w:unhideWhenUsed="1"/>
-    <w:lsdException w:name="Unresolved Mention" w:semiHidden="1" w:unhideWhenUsed="1"/>
-    <w:lsdException w:name="Smart Link" w:semiHidden="1" w:unhideWhenUsed="1"/>
+  <w:latentStyles w:count="260" w:defQFormat="0" w:defUnhideWhenUsed="1" w:defSemiHidden="1" w:defUIPriority="99" w:defLockedState="0">
+    <w:lsdException w:qFormat="1" w:unhideWhenUsed="0" w:uiPriority="0" w:semiHidden="0" w:name="Normal"/>
+    <w:lsdException w:qFormat="1" w:unhideWhenUsed="0" w:uiPriority="9" w:semiHidden="0" w:name="heading 1"/>
+    <w:lsdException w:qFormat="1" w:uiPriority="9" w:name="heading 2"/>
+    <w:lsdException w:qFormat="1" w:uiPriority="9" w:name="heading 3"/>
+    <w:lsdException w:qFormat="1" w:uiPriority="9" w:name="heading 4"/>
+    <w:lsdException w:qFormat="1" w:uiPriority="9" w:name="heading 5"/>
+    <w:lsdException w:qFormat="1" w:uiPriority="9" w:name="heading 6"/>
+    <w:lsdException w:qFormat="1" w:uiPriority="9" w:name="heading 7"/>
+    <w:lsdException w:qFormat="1" w:uiPriority="9" w:name="heading 8"/>
+    <w:lsdException w:qFormat="1" w:uiPriority="9" w:name="heading 9"/>
+    <w:lsdException w:uiPriority="99" w:name="index 1"/>
+    <w:lsdException w:uiPriority="99" w:name="index 2"/>
+    <w:lsdException w:uiPriority="99" w:name="index 3"/>
+    <w:lsdException w:uiPriority="99" w:name="index 4"/>
+    <w:lsdException w:uiPriority="99" w:name="index 5"/>
+    <w:lsdException w:uiPriority="99" w:name="index 6"/>
+    <w:lsdException w:uiPriority="99" w:name="index 7"/>
+    <w:lsdException w:uiPriority="99" w:name="index 8"/>
+    <w:lsdException w:uiPriority="99" w:name="index 9"/>
+    <w:lsdException w:uiPriority="39" w:name="toc 1"/>
+    <w:lsdException w:uiPriority="39" w:name="toc 2"/>
+    <w:lsdException w:uiPriority="39" w:name="toc 3"/>
+    <w:lsdException w:uiPriority="39" w:name="toc 4"/>
+    <w:lsdException w:uiPriority="39" w:name="toc 5"/>
+    <w:lsdException w:uiPriority="39" w:name="toc 6"/>
+    <w:lsdException w:uiPriority="39" w:name="toc 7"/>
+    <w:lsdException w:uiPriority="39" w:name="toc 8"/>
+    <w:lsdException w:uiPriority="39" w:name="toc 9"/>
+    <w:lsdException w:uiPriority="99" w:name="Normal Indent"/>
+    <w:lsdException w:uiPriority="99" w:name="footnote text"/>
+    <w:lsdException w:uiPriority="99" w:name="annotation text"/>
+    <w:lsdException w:qFormat="1" w:uiPriority="99" w:semiHidden="0" w:name="header"/>
+    <w:lsdException w:qFormat="1" w:uiPriority="99" w:semiHidden="0" w:name="footer"/>
+    <w:lsdException w:uiPriority="99" w:name="index heading"/>
+    <w:lsdException w:qFormat="1" w:uiPriority="35" w:name="caption"/>
+    <w:lsdException w:uiPriority="99" w:name="table of figures"/>
+    <w:lsdException w:uiPriority="99" w:name="envelope address"/>
+    <w:lsdException w:uiPriority="99" w:name="envelope return"/>
+    <w:lsdException w:uiPriority="99" w:name="footnote reference"/>
+    <w:lsdException w:uiPriority="99" w:name="annotation reference"/>
+    <w:lsdException w:uiPriority="99" w:name="line number"/>
+    <w:lsdException w:uiPriority="99" w:name="page number"/>
+    <w:lsdException w:uiPriority="99" w:name="endnote reference"/>
+    <w:lsdException w:uiPriority="99" w:name="endnote text"/>
+    <w:lsdException w:uiPriority="99" w:name="table of authorities"/>
+    <w:lsdException w:uiPriority="99" w:name="macro"/>
+    <w:lsdException w:uiPriority="99" w:name="toa heading"/>
+    <w:lsdException w:uiPriority="99" w:name="List"/>
+    <w:lsdException w:uiPriority="99" w:name="List Bullet"/>
+    <w:lsdException w:uiPriority="99" w:name="List Number"/>
+    <w:lsdException w:uiPriority="99" w:name="List 2"/>
+    <w:lsdException w:uiPriority="99" w:name="List 3"/>
+    <w:lsdException w:uiPriority="99" w:name="List 4"/>
+    <w:lsdException w:uiPriority="99" w:name="List 5"/>
+    <w:lsdException w:uiPriority="99" w:name="List Bullet 2"/>
+    <w:lsdException w:uiPriority="99" w:name="List Bullet 3"/>
+    <w:lsdException w:uiPriority="99" w:name="List Bullet 4"/>
+    <w:lsdException w:uiPriority="99" w:name="List Bullet 5"/>
+    <w:lsdException w:uiPriority="99" w:name="List Number 2"/>
+    <w:lsdException w:uiPriority="99" w:name="List Number 3"/>
+    <w:lsdException w:uiPriority="99" w:name="List Number 4"/>
+    <w:lsdException w:uiPriority="99" w:name="List Number 5"/>
+    <w:lsdException w:qFormat="1" w:unhideWhenUsed="0" w:uiPriority="10" w:semiHidden="0" w:name="Title"/>
+    <w:lsdException w:uiPriority="99" w:name="Closing"/>
+    <w:lsdException w:uiPriority="99" w:name="Signature"/>
+    <w:lsdException w:qFormat="1" w:uiPriority="1" w:semiHidden="0" w:name="Default Paragraph Font"/>
+    <w:lsdException w:uiPriority="99" w:name="Body Text"/>
+    <w:lsdException w:uiPriority="99" w:name="Body Text Indent"/>
+    <w:lsdException w:uiPriority="99" w:name="List Continue"/>
+    <w:lsdException w:uiPriority="99" w:name="List Continue 2"/>
+    <w:lsdException w:uiPriority="99" w:name="List Continue 3"/>
+    <w:lsdException w:uiPriority="99" w:name="List Continue 4"/>
+    <w:lsdException w:uiPriority="99" w:name="List Continue 5"/>
+    <w:lsdException w:uiPriority="99" w:name="Message Header"/>
+    <w:lsdException w:qFormat="1" w:unhideWhenUsed="0" w:uiPriority="11" w:semiHidden="0" w:name="Subtitle"/>
+    <w:lsdException w:uiPriority="99" w:name="Salutation"/>
+    <w:lsdException w:uiPriority="99" w:name="Date"/>
+    <w:lsdException w:uiPriority="99" w:name="Body Text First Indent"/>
+    <w:lsdException w:uiPriority="99" w:name="Body Text First Indent 2"/>
+    <w:lsdException w:uiPriority="99" w:name="Note Heading"/>
+    <w:lsdException w:uiPriority="99" w:name="Body Text 2"/>
+    <w:lsdException w:uiPriority="99" w:name="Body Text 3"/>
+    <w:lsdException w:uiPriority="99" w:name="Body Text Indent 2"/>
+    <w:lsdException w:uiPriority="99" w:name="Body Text Indent 3"/>
+    <w:lsdException w:uiPriority="99" w:name="Block Text"/>
+    <w:lsdException w:uiPriority="99" w:name="Hyperlink"/>
+    <w:lsdException w:uiPriority="99" w:name="FollowedHyperlink"/>
+    <w:lsdException w:qFormat="1" w:unhideWhenUsed="0" w:uiPriority="22" w:semiHidden="0" w:name="Strong"/>
+    <w:lsdException w:qFormat="1" w:unhideWhenUsed="0" w:uiPriority="20" w:semiHidden="0" w:name="Emphasis"/>
+    <w:lsdException w:uiPriority="99" w:name="Document Map"/>
+    <w:lsdException w:uiPriority="99" w:name="Plain Text"/>
+    <w:lsdException w:uiPriority="99" w:name="E-mail Signature"/>
+    <w:lsdException w:uiPriority="99" w:name="Normal (Web)"/>
+    <w:lsdException w:uiPriority="99" w:name="HTML Acronym"/>
+    <w:lsdException w:uiPriority="99" w:name="HTML Address"/>
+    <w:lsdException w:uiPriority="99" w:name="HTML Cite"/>
+    <w:lsdException w:uiPriority="99" w:name="HTML Code"/>
+    <w:lsdException w:uiPriority="99" w:name="HTML Definition"/>
+    <w:lsdException w:uiPriority="99" w:name="HTML Keyboard"/>
+    <w:lsdException w:uiPriority="99" w:name="HTML Preformatted"/>
+    <w:lsdException w:uiPriority="99" w:name="HTML Sample"/>
+    <w:lsdException w:uiPriority="99" w:name="HTML Typewriter"/>
+    <w:lsdException w:uiPriority="99" w:name="HTML Variable"/>
+    <w:lsdException w:uiPriority="99" w:name="Normal Table"/>
+    <w:lsdException w:uiPriority="99" w:name="annotation subject"/>
+    <w:lsdException w:uiPriority="99" w:name="Table Simple 1"/>
+    <w:lsdException w:uiPriority="99" w:name="Table Simple 2"/>
+    <w:lsdException w:uiPriority="99" w:name="Table Simple 3"/>
+    <w:lsdException w:uiPriority="99" w:name="Table Classic 1"/>
+    <w:lsdException w:uiPriority="99" w:name="Table Classic 2"/>
+    <w:lsdException w:uiPriority="99" w:name="Table Classic 3"/>
+    <w:lsdException w:uiPriority="99" w:name="Table Classic 4"/>
+    <w:lsdException w:uiPriority="99" w:name="Table Colorful 1"/>
+    <w:lsdException w:uiPriority="99" w:name="Table Colorful 2"/>
+    <w:lsdException w:uiPriority="99" w:name="Table Colorful 3"/>
+    <w:lsdException w:uiPriority="99" w:name="Table Columns 1"/>
+    <w:lsdException w:uiPriority="99" w:name="Table Columns 2"/>
+    <w:lsdException w:uiPriority="99" w:name="Table Columns 3"/>
+    <w:lsdException w:uiPriority="99" w:name="Table Columns 4"/>
+    <w:lsdException w:uiPriority="99" w:name="Table Columns 5"/>
+    <w:lsdException w:uiPriority="99" w:name="Table Grid 1"/>
+    <w:lsdException w:uiPriority="99" w:name="Table Grid 2"/>
+    <w:lsdException w:uiPriority="99" w:name="Table Grid 3"/>
+    <w:lsdException w:uiPriority="99" w:name="Table Grid 4"/>
+    <w:lsdException w:uiPriority="99" w:name="Table Grid 5"/>
+    <w:lsdException w:uiPriority="99" w:name="Table Grid 6"/>
+    <w:lsdException w:uiPriority="99" w:name="Table Grid 7"/>
+    <w:lsdException w:uiPriority="99" w:name="Table Grid 8"/>
+    <w:lsdException w:uiPriority="99" w:name="Table List 1"/>
+    <w:lsdException w:uiPriority="99" w:name="Table List 2"/>
+    <w:lsdException w:uiPriority="99" w:name="Table List 3"/>
+    <w:lsdException w:uiPriority="99" w:name="Table List 4"/>
+    <w:lsdException w:uiPriority="99" w:name="Table List 5"/>
+    <w:lsdException w:uiPriority="99" w:name="Table List 6"/>
+    <w:lsdException w:uiPriority="99" w:name="Table List 7"/>
+    <w:lsdException w:uiPriority="99" w:name="Table List 8"/>
+    <w:lsdException w:uiPriority="99" w:name="Table 3D effects 1"/>
+    <w:lsdException w:uiPriority="99" w:name="Table 3D effects 2"/>
+    <w:lsdException w:uiPriority="99" w:name="Table 3D effects 3"/>
+    <w:lsdException w:uiPriority="99" w:name="Table Contemporary"/>
+    <w:lsdException w:uiPriority="99" w:name="Table Elegant"/>
+    <w:lsdException w:uiPriority="99" w:name="Table Professional"/>
+    <w:lsdException w:uiPriority="99" w:name="Table Subtle 1"/>
+    <w:lsdException w:uiPriority="99" w:name="Table Subtle 2"/>
+    <w:lsdException w:uiPriority="99" w:name="Table Web 1"/>
+    <w:lsdException w:uiPriority="99" w:name="Table Web 2"/>
+    <w:lsdException w:uiPriority="99" w:name="Table Web 3"/>
+    <w:lsdException w:uiPriority="99" w:name="Balloon Text"/>
+    <w:lsdException w:unhideWhenUsed="0" w:uiPriority="39" w:semiHidden="0" w:name="Table Grid"/>
+    <w:lsdException w:uiPriority="99" w:name="Table Theme"/>
+    <w:lsdException w:unhideWhenUsed="0" w:uiPriority="60" w:semiHidden="0" w:name="Light Shading"/>
+    <w:lsdException w:unhideWhenUsed="0" w:uiPriority="61" w:semiHidden="0" w:name="Light List"/>
+    <w:lsdException w:unhideWhenUsed="0" w:uiPriority="62" w:semiHidden="0" w:name="Light Grid"/>
+    <w:lsdException w:unhideWhenUsed="0" w:uiPriority="63" w:semiHidden="0" w:name="Medium Shading 1"/>
+    <w:lsdException w:unhideWhenUsed="0" w:uiPriority="64" w:semiHidden="0" w:name="Medium Shading 2"/>
+    <w:lsdException w:unhideWhenUsed="0" w:uiPriority="65" w:semiHidden="0" w:name="Medium List 1"/>
+    <w:lsdException w:unhideWhenUsed="0" w:uiPriority="66" w:semiHidden="0" w:name="Medium List 2"/>
+    <w:lsdException w:unhideWhenUsed="0" w:uiPriority="67" w:semiHidden="0" w:name="Medium Grid 1"/>
+    <w:lsdException w:unhideWhenUsed="0" w:uiPriority="68" w:semiHidden="0" w:name="Medium Grid 2"/>
+    <w:lsdException w:unhideWhenUsed="0" w:uiPriority="69" w:semiHidden="0" w:name="Medium Grid 3"/>
+    <w:lsdException w:unhideWhenUsed="0" w:uiPriority="70" w:semiHidden="0" w:name="Dark List"/>
+    <w:lsdException w:unhideWhenUsed="0" w:uiPriority="71" w:semiHidden="0" w:name="Colorful Shading"/>
+    <w:lsdException w:unhideWhenUsed="0" w:uiPriority="72" w:semiHidden="0" w:name="Colorful List"/>
+    <w:lsdException w:unhideWhenUsed="0" w:uiPriority="73" w:semiHidden="0" w:name="Colorful Grid"/>
+    <w:lsdException w:unhideWhenUsed="0" w:uiPriority="60" w:semiHidden="0" w:name="Light Shading Accent 1"/>
+    <w:lsdException w:unhideWhenUsed="0" w:uiPriority="61" w:semiHidden="0" w:name="Light List Accent 1"/>
+    <w:lsdException w:unhideWhenUsed="0" w:uiPriority="62" w:semiHidden="0" w:name="Light Grid Accent 1"/>
+    <w:lsdException w:unhideWhenUsed="0" w:uiPriority="63" w:semiHidden="0" w:name="Medium Shading 1 Accent 1"/>
+    <w:lsdException w:unhideWhenUsed="0" w:uiPriority="64" w:semiHidden="0" w:name="Medium Shading 2 Accent 1"/>
+    <w:lsdException w:unhideWhenUsed="0" w:uiPriority="65" w:semiHidden="0" w:name="Medium List 1 Accent 1"/>
+    <w:lsdException w:qFormat="1" w:unhideWhenUsed="0" w:uiPriority="34" w:semiHidden="0" w:name="List Paragraph"/>
+    <w:lsdException w:qFormat="1" w:unhideWhenUsed="0" w:uiPriority="29" w:semiHidden="0" w:name="Quote"/>
+    <w:lsdException w:qFormat="1" w:unhideWhenUsed="0" w:uiPriority="30" w:semiHidden="0" w:name="Intense Quote"/>
+    <w:lsdException w:unhideWhenUsed="0" w:uiPriority="66" w:semiHidden="0" w:name="Medium List 2 Accent 1"/>
+    <w:lsdException w:unhideWhenUsed="0" w:uiPriority="67" w:semiHidden="0" w:name="Medium Grid 1 Accent 1"/>
+    <w:lsdException w:unhideWhenUsed="0" w:uiPriority="68" w:semiHidden="0" w:name="Medium Grid 2 Accent 1"/>
+    <w:lsdException w:unhideWhenUsed="0" w:uiPriority="69" w:semiHidden="0" w:name="Medium Grid 3 Accent 1"/>
+    <w:lsdException w:unhideWhenUsed="0" w:uiPriority="70" w:semiHidden="0" w:name="Dark List Accent 1"/>
+    <w:lsdException w:unhideWhenUsed="0" w:uiPriority="71" w:semiHidden="0" w:name="Colorful Shading Accent 1"/>
+    <w:lsdException w:unhideWhenUsed="0" w:uiPriority="72" w:semiHidden="0" w:name="Colorful List Accent 1"/>
+    <w:lsdException w:unhideWhenUsed="0" w:uiPriority="73" w:semiHidden="0" w:name="Colorful Grid Accent 1"/>
+    <w:lsdException w:unhideWhenUsed="0" w:uiPriority="60" w:semiHidden="0" w:name="Light Shading Accent 2"/>
+    <w:lsdException w:unhideWhenUsed="0" w:uiPriority="61" w:semiHidden="0" w:name="Light List Accent 2"/>
+    <w:lsdException w:unhideWhenUsed="0" w:uiPriority="62" w:semiHidden="0" w:name="Light Grid Accent 2"/>
+    <w:lsdException w:unhideWhenUsed="0" w:uiPriority="63" w:semiHidden="0" w:name="Medium Shading 1 Accent 2"/>
+    <w:lsdException w:unhideWhenUsed="0" w:uiPriority="64" w:semiHidden="0" w:name="Medium Shading 2 Accent 2"/>
+    <w:lsdException w:unhideWhenUsed="0" w:uiPriority="65" w:semiHidden="0" w:name="Medium List 1 Accent 2"/>
+    <w:lsdException w:unhideWhenUsed="0" w:uiPriority="66" w:semiHidden="0" w:name="Medium List 2 Accent 2"/>
+    <w:lsdException w:unhideWhenUsed="0" w:uiPriority="67" w:semiHidden="0" w:name="Medium Grid 1 Accent 2"/>
+    <w:lsdException w:unhideWhenUsed="0" w:uiPriority="68" w:semiHidden="0" w:name="Medium Grid 2 Accent 2"/>
+    <w:lsdException w:unhideWhenUsed="0" w:uiPriority="69" w:semiHidden="0" w:name="Medium Grid 3 Accent 2"/>
+    <w:lsdException w:unhideWhenUsed="0" w:uiPriority="70" w:semiHidden="0" w:name="Dark List Accent 2"/>
+    <w:lsdException w:unhideWhenUsed="0" w:uiPriority="71" w:semiHidden="0" w:name="Colorful Shading Accent 2"/>
+    <w:lsdException w:unhideWhenUsed="0" w:uiPriority="72" w:semiHidden="0" w:name="Colorful List Accent 2"/>
+    <w:lsdException w:unhideWhenUsed="0" w:uiPriority="73" w:semiHidden="0" w:name="Colorful Grid Accent 2"/>
+    <w:lsdException w:unhideWhenUsed="0" w:uiPriority="60" w:semiHidden="0" w:name="Light Shading Accent 3"/>
+    <w:lsdException w:unhideWhenUsed="0" w:uiPriority="61" w:semiHidden="0" w:name="Light List Accent 3"/>
+    <w:lsdException w:unhideWhenUsed="0" w:uiPriority="62" w:semiHidden="0" w:name="Light Grid Accent 3"/>
+    <w:lsdException w:unhideWhenUsed="0" w:uiPriority="63" w:semiHidden="0" w:name="Medium Shading 1 Accent 3"/>
+    <w:lsdException w:unhideWhenUsed="0" w:uiPriority="64" w:semiHidden="0" w:name="Medium Shading 2 Accent 3"/>
+    <w:lsdException w:unhideWhenUsed="0" w:uiPriority="65" w:semiHidden="0" w:name="Medium List 1 Accent 3"/>
+    <w:lsdException w:unhideWhenUsed="0" w:uiPriority="66" w:semiHidden="0" w:name="Medium List 2 Accent 3"/>
+    <w:lsdException w:unhideWhenUsed="0" w:uiPriority="67" w:semiHidden="0" w:name="Medium Grid 1 Accent 3"/>
+    <w:lsdException w:unhideWhenUsed="0" w:uiPriority="68" w:semiHidden="0" w:name="Medium Grid 2 Accent 3"/>
+    <w:lsdException w:unhideWhenUsed="0" w:uiPriority="69" w:semiHidden="0" w:name="Medium Grid 3 Accent 3"/>
+    <w:lsdException w:unhideWhenUsed="0" w:uiPriority="70" w:semiHidden="0" w:name="Dark List Accent 3"/>
+    <w:lsdException w:unhideWhenUsed="0" w:uiPriority="71" w:semiHidden="0" w:name="Colorful Shading Accent 3"/>
+    <w:lsdException w:unhideWhenUsed="0" w:uiPriority="72" w:semiHidden="0" w:name="Colorful List Accent 3"/>
+    <w:lsdException w:unhideWhenUsed="0" w:uiPriority="73" w:semiHidden="0" w:name="Colorful Grid Accent 3"/>
+    <w:lsdException w:unhideWhenUsed="0" w:uiPriority="60" w:semiHidden="0" w:name="Light Shading Accent 4"/>
+    <w:lsdException w:unhideWhenUsed="0" w:uiPriority="61" w:semiHidden="0" w:name="Light List Accent 4"/>
+    <w:lsdException w:unhideWhenUsed="0" w:uiPriority="62" w:semiHidden="0" w:name="Light Grid Accent 4"/>
+    <w:lsdException w:unhideWhenUsed="0" w:uiPriority="63" w:semiHidden="0" w:name="Medium Shading 1 Accent 4"/>
+    <w:lsdException w:unhideWhenUsed="0" w:uiPriority="64" w:semiHidden="0" w:name="Medium Shading 2 Accent 4"/>
+    <w:lsdException w:unhideWhenUsed="0" w:uiPriority="65" w:semiHidden="0" w:name="Medium List 1 Accent 4"/>
+    <w:lsdException w:unhideWhenUsed="0" w:uiPriority="66" w:semiHidden="0" w:name="Medium List 2 Accent 4"/>
+    <w:lsdException w:unhideWhenUsed="0" w:uiPriority="67" w:semiHidden="0" w:name="Medium Grid 1 Accent 4"/>
+    <w:lsdException w:unhideWhenUsed="0" w:uiPriority="68" w:semiHidden="0" w:name="Medium Grid 2 Accent 4"/>
+    <w:lsdException w:unhideWhenUsed="0" w:uiPriority="69" w:semiHidden="0" w:name="Medium Grid 3 Accent 4"/>
+    <w:lsdException w:unhideWhenUsed="0" w:uiPriority="70" w:semiHidden="0" w:name="Dark List Accent 4"/>
+    <w:lsdException w:unhideWhenUsed="0" w:uiPriority="71" w:semiHidden="0" w:name="Colorful Shading Accent 4"/>
+    <w:lsdException w:unhideWhenUsed="0" w:uiPriority="72" w:semiHidden="0" w:name="Colorful List Accent 4"/>
+    <w:lsdException w:unhideWhenUsed="0" w:uiPriority="73" w:semiHidden="0" w:name="Colorful Grid Accent 4"/>
+    <w:lsdException w:unhideWhenUsed="0" w:uiPriority="60" w:semiHidden="0" w:name="Light Shading Accent 5"/>
+    <w:lsdException w:unhideWhenUsed="0" w:uiPriority="61" w:semiHidden="0" w:name="Light List Accent 5"/>
+    <w:lsdException w:unhideWhenUsed="0" w:uiPriority="62" w:semiHidden="0" w:name="Light Grid Accent 5"/>
+    <w:lsdException w:unhideWhenUsed="0" w:uiPriority="63" w:semiHidden="0" w:name="Medium Shading 1 Accent 5"/>
+    <w:lsdException w:unhideWhenUsed="0" w:uiPriority="64" w:semiHidden="0" w:name="Medium Shading 2 Accent 5"/>
+    <w:lsdException w:unhideWhenUsed="0" w:uiPriority="65" w:semiHidden="0" w:name="Medium List 1 Accent 5"/>
+    <w:lsdException w:unhideWhenUsed="0" w:uiPriority="66" w:semiHidden="0" w:name="Medium List 2 Accent 5"/>
+    <w:lsdException w:unhideWhenUsed="0" w:uiPriority="67" w:semiHidden="0" w:name="Medium Grid 1 Accent 5"/>
+    <w:lsdException w:unhideWhenUsed="0" w:uiPriority="68" w:semiHidden="0" w:name="Medium Grid 2 Accent 5"/>
+    <w:lsdException w:unhideWhenUsed="0" w:uiPriority="69" w:semiHidden="0" w:name="Medium Grid 3 Accent 5"/>
+    <w:lsdException w:unhideWhenUsed="0" w:uiPriority="70" w:semiHidden="0" w:name="Dark List Accent 5"/>
+    <w:lsdException w:unhideWhenUsed="0" w:uiPriority="71" w:semiHidden="0" w:name="Colorful Shading Accent 5"/>
+    <w:lsdException w:unhideWhenUsed="0" w:uiPriority="72" w:semiHidden="0" w:name="Colorful List Accent 5"/>
+    <w:lsdException w:unhideWhenUsed="0" w:uiPriority="73" w:semiHidden="0" w:name="Colorful Grid Accent 5"/>
+    <w:lsdException w:unhideWhenUsed="0" w:uiPriority="60" w:semiHidden="0" w:name="Light Shading Accent 6"/>
+    <w:lsdException w:unhideWhenUsed="0" w:uiPriority="61" w:semiHidden="0" w:name="Light List Accent 6"/>
+    <w:lsdException w:unhideWhenUsed="0" w:uiPriority="62" w:semiHidden="0" w:name="Light Grid Accent 6"/>
+    <w:lsdException w:unhideWhenUsed="0" w:uiPriority="63" w:semiHidden="0" w:name="Medium Shading 1 Accent 6"/>
+    <w:lsdException w:unhideWhenUsed="0" w:uiPriority="64" w:semiHidden="0" w:name="Medium Shading 2 Accent 6"/>
+    <w:lsdException w:unhideWhenUsed="0" w:uiPriority="65" w:semiHidden="0" w:name="Medium List 1 Accent 6"/>
+    <w:lsdException w:unhideWhenUsed="0" w:uiPriority="66" w:semiHidden="0" w:name="Medium List 2 Accent 6"/>
+    <w:lsdException w:unhideWhenUsed="0" w:uiPriority="67" w:semiHidden="0" w:name="Medium Grid 1 Accent 6"/>
+    <w:lsdException w:unhideWhenUsed="0" w:uiPriority="68" w:semiHidden="0" w:name="Medium Grid 2 Accent 6"/>
+    <w:lsdException w:unhideWhenUsed="0" w:uiPriority="69" w:semiHidden="0" w:name="Medium Grid 3 Accent 6"/>
+    <w:lsdException w:unhideWhenUsed="0" w:uiPriority="70" w:semiHidden="0" w:name="Dark List Accent 6"/>
+    <w:lsdException w:unhideWhenUsed="0" w:uiPriority="71" w:semiHidden="0" w:name="Colorful Shading Accent 6"/>
+    <w:lsdException w:unhideWhenUsed="0" w:uiPriority="72" w:semiHidden="0" w:name="Colorful List Accent 6"/>
+    <w:lsdException w:unhideWhenUsed="0" w:uiPriority="73" w:semiHidden="0" w:name="Colorful Grid Accent 6"/>
   </w:latentStyles>
-  <w:style w:type="paragraph" w:default="1" w:styleId="a">
+  <w:style w:type="paragraph" w:default="1" w:styleId="1">
     <w:name w:val="Normal"/>
     <w:qFormat/>
+    <w:uiPriority w:val="0"/>
     <w:pPr>
       <w:widowControl w:val="0"/>
       <w:jc w:val="both"/>
     </w:pPr>
+    <w:rPr>
+      <w:rFonts w:asciiTheme="minorHAnsi" w:hAnsiTheme="minorHAnsi" w:eastAsiaTheme="minorEastAsia" w:cstheme="minorBidi"/>
+      <w:kern w:val="2"/>
+      <w:sz w:val="21"/>
+      <w:szCs w:val="22"/>
+      <w:lang w:val="en-US" w:eastAsia="zh-CN" w:bidi="ar-SA"/>
+    </w:rPr>
   </w:style>
-  <w:style w:type="paragraph" w:styleId="1">
+  <w:style w:type="paragraph" w:styleId="2">
     <w:name w:val="heading 1"/>
-    <w:basedOn w:val="a"/>
-    <w:next w:val="a"/>
-    <w:link w:val="10"/>
+    <w:basedOn w:val="1"/>
+    <w:next w:val="1"/>
+    <w:link w:val="19"/>
+    <w:qFormat/>
     <w:uiPriority w:val="9"/>
-    <w:qFormat/>
-    <w:rsid w:val="007D7B2A"/>
     <w:pPr>
       <w:keepNext/>
       <w:keepLines/>
@@ -4608,22 +4475,21 @@
       <w:outlineLvl w:val="0"/>
     </w:pPr>
     <w:rPr>
-      <w:rFonts w:asciiTheme="majorHAnsi" w:eastAsiaTheme="majorEastAsia" w:hAnsiTheme="majorHAnsi" w:cstheme="majorBidi"/>
-      <w:color w:val="0F4761" w:themeColor="accent1" w:themeShade="BF"/>
+      <w:rFonts w:asciiTheme="majorHAnsi" w:hAnsiTheme="majorHAnsi" w:eastAsiaTheme="majorEastAsia" w:cstheme="majorBidi"/>
+      <w:color w:val="104862" w:themeColor="accent1" w:themeShade="BF"/>
       <w:sz w:val="48"/>
       <w:szCs w:val="48"/>
     </w:rPr>
   </w:style>
-  <w:style w:type="paragraph" w:styleId="2">
+  <w:style w:type="paragraph" w:styleId="3">
     <w:name w:val="heading 2"/>
-    <w:basedOn w:val="a"/>
-    <w:next w:val="a"/>
+    <w:basedOn w:val="1"/>
+    <w:next w:val="1"/>
     <w:link w:val="20"/>
-    <w:uiPriority w:val="9"/>
     <w:semiHidden/>
     <w:unhideWhenUsed/>
     <w:qFormat/>
-    <w:rsid w:val="007D7B2A"/>
+    <w:uiPriority w:val="9"/>
     <w:pPr>
       <w:keepNext/>
       <w:keepLines/>
@@ -4631,22 +4497,21 @@
       <w:outlineLvl w:val="1"/>
     </w:pPr>
     <w:rPr>
-      <w:rFonts w:asciiTheme="majorHAnsi" w:eastAsiaTheme="majorEastAsia" w:hAnsiTheme="majorHAnsi" w:cstheme="majorBidi"/>
-      <w:color w:val="0F4761" w:themeColor="accent1" w:themeShade="BF"/>
+      <w:rFonts w:asciiTheme="majorHAnsi" w:hAnsiTheme="majorHAnsi" w:eastAsiaTheme="majorEastAsia" w:cstheme="majorBidi"/>
+      <w:color w:val="104862" w:themeColor="accent1" w:themeShade="BF"/>
       <w:sz w:val="40"/>
       <w:szCs w:val="40"/>
     </w:rPr>
   </w:style>
-  <w:style w:type="paragraph" w:styleId="3">
+  <w:style w:type="paragraph" w:styleId="4">
     <w:name w:val="heading 3"/>
-    <w:basedOn w:val="a"/>
-    <w:next w:val="a"/>
-    <w:link w:val="30"/>
-    <w:uiPriority w:val="9"/>
+    <w:basedOn w:val="1"/>
+    <w:next w:val="1"/>
+    <w:link w:val="21"/>
     <w:semiHidden/>
     <w:unhideWhenUsed/>
     <w:qFormat/>
-    <w:rsid w:val="007D7B2A"/>
+    <w:uiPriority w:val="9"/>
     <w:pPr>
       <w:keepNext/>
       <w:keepLines/>
@@ -4654,22 +4519,21 @@
       <w:outlineLvl w:val="2"/>
     </w:pPr>
     <w:rPr>
-      <w:rFonts w:asciiTheme="majorHAnsi" w:eastAsiaTheme="majorEastAsia" w:hAnsiTheme="majorHAnsi" w:cstheme="majorBidi"/>
-      <w:color w:val="0F4761" w:themeColor="accent1" w:themeShade="BF"/>
+      <w:rFonts w:asciiTheme="majorHAnsi" w:hAnsiTheme="majorHAnsi" w:eastAsiaTheme="majorEastAsia" w:cstheme="majorBidi"/>
+      <w:color w:val="104862" w:themeColor="accent1" w:themeShade="BF"/>
       <w:sz w:val="32"/>
       <w:szCs w:val="32"/>
     </w:rPr>
   </w:style>
-  <w:style w:type="paragraph" w:styleId="4">
+  <w:style w:type="paragraph" w:styleId="5">
     <w:name w:val="heading 4"/>
-    <w:basedOn w:val="a"/>
-    <w:next w:val="a"/>
-    <w:link w:val="40"/>
-    <w:uiPriority w:val="9"/>
+    <w:basedOn w:val="1"/>
+    <w:next w:val="1"/>
+    <w:link w:val="22"/>
     <w:semiHidden/>
     <w:unhideWhenUsed/>
     <w:qFormat/>
-    <w:rsid w:val="007D7B2A"/>
+    <w:uiPriority w:val="9"/>
     <w:pPr>
       <w:keepNext/>
       <w:keepLines/>
@@ -4678,21 +4542,20 @@
     </w:pPr>
     <w:rPr>
       <w:rFonts w:cstheme="majorBidi"/>
-      <w:color w:val="0F4761" w:themeColor="accent1" w:themeShade="BF"/>
+      <w:color w:val="104862" w:themeColor="accent1" w:themeShade="BF"/>
       <w:sz w:val="28"/>
       <w:szCs w:val="28"/>
     </w:rPr>
   </w:style>
-  <w:style w:type="paragraph" w:styleId="5">
+  <w:style w:type="paragraph" w:styleId="6">
     <w:name w:val="heading 5"/>
-    <w:basedOn w:val="a"/>
-    <w:next w:val="a"/>
-    <w:link w:val="50"/>
-    <w:uiPriority w:val="9"/>
+    <w:basedOn w:val="1"/>
+    <w:next w:val="1"/>
+    <w:link w:val="23"/>
     <w:semiHidden/>
     <w:unhideWhenUsed/>
     <w:qFormat/>
-    <w:rsid w:val="007D7B2A"/>
+    <w:uiPriority w:val="9"/>
     <w:pPr>
       <w:keepNext/>
       <w:keepLines/>
@@ -4701,21 +4564,20 @@
     </w:pPr>
     <w:rPr>
       <w:rFonts w:cstheme="majorBidi"/>
-      <w:color w:val="0F4761" w:themeColor="accent1" w:themeShade="BF"/>
+      <w:color w:val="104862" w:themeColor="accent1" w:themeShade="BF"/>
       <w:sz w:val="24"/>
       <w:szCs w:val="24"/>
     </w:rPr>
   </w:style>
-  <w:style w:type="paragraph" w:styleId="6">
+  <w:style w:type="paragraph" w:styleId="7">
     <w:name w:val="heading 6"/>
-    <w:basedOn w:val="a"/>
-    <w:next w:val="a"/>
-    <w:link w:val="60"/>
-    <w:uiPriority w:val="9"/>
+    <w:basedOn w:val="1"/>
+    <w:next w:val="1"/>
+    <w:link w:val="24"/>
     <w:semiHidden/>
     <w:unhideWhenUsed/>
     <w:qFormat/>
-    <w:rsid w:val="007D7B2A"/>
+    <w:uiPriority w:val="9"/>
     <w:pPr>
       <w:keepNext/>
       <w:keepLines/>
@@ -4726,19 +4588,18 @@
       <w:rFonts w:cstheme="majorBidi"/>
       <w:b/>
       <w:bCs/>
-      <w:color w:val="0F4761" w:themeColor="accent1" w:themeShade="BF"/>
+      <w:color w:val="104862" w:themeColor="accent1" w:themeShade="BF"/>
     </w:rPr>
   </w:style>
-  <w:style w:type="paragraph" w:styleId="7">
+  <w:style w:type="paragraph" w:styleId="8">
     <w:name w:val="heading 7"/>
-    <w:basedOn w:val="a"/>
-    <w:next w:val="a"/>
-    <w:link w:val="70"/>
-    <w:uiPriority w:val="9"/>
+    <w:basedOn w:val="1"/>
+    <w:next w:val="1"/>
+    <w:link w:val="25"/>
     <w:semiHidden/>
     <w:unhideWhenUsed/>
     <w:qFormat/>
-    <w:rsid w:val="007D7B2A"/>
+    <w:uiPriority w:val="9"/>
     <w:pPr>
       <w:keepNext/>
       <w:keepLines/>
@@ -4750,18 +4611,25 @@
       <w:b/>
       <w:bCs/>
       <w:color w:val="595959" w:themeColor="text1" w:themeTint="A6"/>
+      <w14:textFill>
+        <w14:solidFill>
+          <w14:schemeClr w14:val="tx1">
+            <w14:lumMod w14:val="65000"/>
+            <w14:lumOff w14:val="35000"/>
+          </w14:schemeClr>
+        </w14:solidFill>
+      </w14:textFill>
     </w:rPr>
   </w:style>
-  <w:style w:type="paragraph" w:styleId="8">
+  <w:style w:type="paragraph" w:styleId="9">
     <w:name w:val="heading 8"/>
-    <w:basedOn w:val="a"/>
-    <w:next w:val="a"/>
-    <w:link w:val="80"/>
-    <w:uiPriority w:val="9"/>
+    <w:basedOn w:val="1"/>
+    <w:next w:val="1"/>
+    <w:link w:val="26"/>
     <w:semiHidden/>
     <w:unhideWhenUsed/>
     <w:qFormat/>
-    <w:rsid w:val="007D7B2A"/>
+    <w:uiPriority w:val="9"/>
     <w:pPr>
       <w:keepNext/>
       <w:keepLines/>
@@ -4770,18 +4638,25 @@
     <w:rPr>
       <w:rFonts w:cstheme="majorBidi"/>
       <w:color w:val="595959" w:themeColor="text1" w:themeTint="A6"/>
+      <w14:textFill>
+        <w14:solidFill>
+          <w14:schemeClr w14:val="tx1">
+            <w14:lumMod w14:val="65000"/>
+            <w14:lumOff w14:val="35000"/>
+          </w14:schemeClr>
+        </w14:solidFill>
+      </w14:textFill>
     </w:rPr>
   </w:style>
-  <w:style w:type="paragraph" w:styleId="9">
+  <w:style w:type="paragraph" w:styleId="10">
     <w:name w:val="heading 9"/>
-    <w:basedOn w:val="a"/>
-    <w:next w:val="a"/>
-    <w:link w:val="90"/>
-    <w:uiPriority w:val="9"/>
+    <w:basedOn w:val="1"/>
+    <w:next w:val="1"/>
+    <w:link w:val="27"/>
     <w:semiHidden/>
     <w:unhideWhenUsed/>
     <w:qFormat/>
-    <w:rsid w:val="007D7B2A"/>
+    <w:uiPriority w:val="9"/>
     <w:pPr>
       <w:keepNext/>
       <w:keepLines/>
@@ -4790,20 +4665,28 @@
     <w:rPr>
       <w:rFonts w:eastAsiaTheme="majorEastAsia" w:cstheme="majorBidi"/>
       <w:color w:val="595959" w:themeColor="text1" w:themeTint="A6"/>
+      <w14:textFill>
+        <w14:solidFill>
+          <w14:schemeClr w14:val="tx1">
+            <w14:lumMod w14:val="65000"/>
+            <w14:lumOff w14:val="35000"/>
+          </w14:schemeClr>
+        </w14:solidFill>
+      </w14:textFill>
     </w:rPr>
   </w:style>
-  <w:style w:type="character" w:default="1" w:styleId="a0">
+  <w:style w:type="character" w:default="1" w:styleId="17">
     <w:name w:val="Default Paragraph Font"/>
+    <w:unhideWhenUsed/>
+    <w:qFormat/>
     <w:uiPriority w:val="1"/>
-    <w:unhideWhenUsed/>
   </w:style>
-  <w:style w:type="table" w:default="1" w:styleId="a1">
+  <w:style w:type="table" w:default="1" w:styleId="16">
     <w:name w:val="Normal Table"/>
-    <w:uiPriority w:val="99"/>
     <w:semiHidden/>
     <w:unhideWhenUsed/>
+    <w:uiPriority w:val="99"/>
     <w:tblPr>
-      <w:tblInd w:w="0" w:type="dxa"/>
       <w:tblCellMar>
         <w:top w:w="0" w:type="dxa"/>
         <w:left w:w="108" w:type="dxa"/>
@@ -4812,314 +4695,33 @@
       </w:tblCellMar>
     </w:tblPr>
   </w:style>
-  <w:style w:type="numbering" w:default="1" w:styleId="a2">
-    <w:name w:val="No List"/>
+  <w:style w:type="paragraph" w:styleId="11">
+    <w:name w:val="footer"/>
+    <w:basedOn w:val="1"/>
+    <w:link w:val="38"/>
+    <w:unhideWhenUsed/>
+    <w:qFormat/>
     <w:uiPriority w:val="99"/>
-    <w:semiHidden/>
-    <w:unhideWhenUsed/>
-  </w:style>
-  <w:style w:type="character" w:customStyle="1" w:styleId="10">
-    <w:name w:val="标题 1 字符"/>
-    <w:basedOn w:val="a0"/>
-    <w:link w:val="1"/>
-    <w:uiPriority w:val="9"/>
-    <w:rsid w:val="007D7B2A"/>
+    <w:pPr>
+      <w:tabs>
+        <w:tab w:val="center" w:pos="4153"/>
+        <w:tab w:val="right" w:pos="8306"/>
+      </w:tabs>
+      <w:snapToGrid w:val="0"/>
+      <w:jc w:val="left"/>
+    </w:pPr>
     <w:rPr>
-      <w:rFonts w:asciiTheme="majorHAnsi" w:eastAsiaTheme="majorEastAsia" w:hAnsiTheme="majorHAnsi" w:cstheme="majorBidi"/>
-      <w:color w:val="0F4761" w:themeColor="accent1" w:themeShade="BF"/>
-      <w:sz w:val="48"/>
-      <w:szCs w:val="48"/>
+      <w:sz w:val="18"/>
+      <w:szCs w:val="18"/>
     </w:rPr>
   </w:style>
-  <w:style w:type="character" w:customStyle="1" w:styleId="20">
-    <w:name w:val="标题 2 字符"/>
-    <w:basedOn w:val="a0"/>
-    <w:link w:val="2"/>
-    <w:uiPriority w:val="9"/>
-    <w:semiHidden/>
-    <w:rsid w:val="007D7B2A"/>
-    <w:rPr>
-      <w:rFonts w:asciiTheme="majorHAnsi" w:eastAsiaTheme="majorEastAsia" w:hAnsiTheme="majorHAnsi" w:cstheme="majorBidi"/>
-      <w:color w:val="0F4761" w:themeColor="accent1" w:themeShade="BF"/>
-      <w:sz w:val="40"/>
-      <w:szCs w:val="40"/>
-    </w:rPr>
-  </w:style>
-  <w:style w:type="character" w:customStyle="1" w:styleId="30">
-    <w:name w:val="标题 3 字符"/>
-    <w:basedOn w:val="a0"/>
-    <w:link w:val="3"/>
-    <w:uiPriority w:val="9"/>
-    <w:semiHidden/>
-    <w:rsid w:val="007D7B2A"/>
-    <w:rPr>
-      <w:rFonts w:asciiTheme="majorHAnsi" w:eastAsiaTheme="majorEastAsia" w:hAnsiTheme="majorHAnsi" w:cstheme="majorBidi"/>
-      <w:color w:val="0F4761" w:themeColor="accent1" w:themeShade="BF"/>
-      <w:sz w:val="32"/>
-      <w:szCs w:val="32"/>
-    </w:rPr>
-  </w:style>
-  <w:style w:type="character" w:customStyle="1" w:styleId="40">
-    <w:name w:val="标题 4 字符"/>
-    <w:basedOn w:val="a0"/>
-    <w:link w:val="4"/>
-    <w:uiPriority w:val="9"/>
-    <w:semiHidden/>
-    <w:rsid w:val="007D7B2A"/>
-    <w:rPr>
-      <w:rFonts w:cstheme="majorBidi"/>
-      <w:color w:val="0F4761" w:themeColor="accent1" w:themeShade="BF"/>
-      <w:sz w:val="28"/>
-      <w:szCs w:val="28"/>
-    </w:rPr>
-  </w:style>
-  <w:style w:type="character" w:customStyle="1" w:styleId="50">
-    <w:name w:val="标题 5 字符"/>
-    <w:basedOn w:val="a0"/>
-    <w:link w:val="5"/>
-    <w:uiPriority w:val="9"/>
-    <w:semiHidden/>
-    <w:rsid w:val="007D7B2A"/>
-    <w:rPr>
-      <w:rFonts w:cstheme="majorBidi"/>
-      <w:color w:val="0F4761" w:themeColor="accent1" w:themeShade="BF"/>
-      <w:sz w:val="24"/>
-      <w:szCs w:val="24"/>
-    </w:rPr>
-  </w:style>
-  <w:style w:type="character" w:customStyle="1" w:styleId="60">
-    <w:name w:val="标题 6 字符"/>
-    <w:basedOn w:val="a0"/>
-    <w:link w:val="6"/>
-    <w:uiPriority w:val="9"/>
-    <w:semiHidden/>
-    <w:rsid w:val="007D7B2A"/>
-    <w:rPr>
-      <w:rFonts w:cstheme="majorBidi"/>
-      <w:b/>
-      <w:bCs/>
-      <w:color w:val="0F4761" w:themeColor="accent1" w:themeShade="BF"/>
-    </w:rPr>
-  </w:style>
-  <w:style w:type="character" w:customStyle="1" w:styleId="70">
-    <w:name w:val="标题 7 字符"/>
-    <w:basedOn w:val="a0"/>
-    <w:link w:val="7"/>
-    <w:uiPriority w:val="9"/>
-    <w:semiHidden/>
-    <w:rsid w:val="007D7B2A"/>
-    <w:rPr>
-      <w:rFonts w:cstheme="majorBidi"/>
-      <w:b/>
-      <w:bCs/>
-      <w:color w:val="595959" w:themeColor="text1" w:themeTint="A6"/>
-    </w:rPr>
-  </w:style>
-  <w:style w:type="character" w:customStyle="1" w:styleId="80">
-    <w:name w:val="标题 8 字符"/>
-    <w:basedOn w:val="a0"/>
-    <w:link w:val="8"/>
-    <w:uiPriority w:val="9"/>
-    <w:semiHidden/>
-    <w:rsid w:val="007D7B2A"/>
-    <w:rPr>
-      <w:rFonts w:cstheme="majorBidi"/>
-      <w:color w:val="595959" w:themeColor="text1" w:themeTint="A6"/>
-    </w:rPr>
-  </w:style>
-  <w:style w:type="character" w:customStyle="1" w:styleId="90">
-    <w:name w:val="标题 9 字符"/>
-    <w:basedOn w:val="a0"/>
-    <w:link w:val="9"/>
-    <w:uiPriority w:val="9"/>
-    <w:semiHidden/>
-    <w:rsid w:val="007D7B2A"/>
-    <w:rPr>
-      <w:rFonts w:eastAsiaTheme="majorEastAsia" w:cstheme="majorBidi"/>
-      <w:color w:val="595959" w:themeColor="text1" w:themeTint="A6"/>
-    </w:rPr>
-  </w:style>
-  <w:style w:type="paragraph" w:styleId="a3">
-    <w:name w:val="Title"/>
-    <w:basedOn w:val="a"/>
-    <w:next w:val="a"/>
-    <w:link w:val="a4"/>
-    <w:uiPriority w:val="10"/>
+  <w:style w:type="paragraph" w:styleId="12">
+    <w:name w:val="header"/>
+    <w:basedOn w:val="1"/>
+    <w:link w:val="37"/>
+    <w:unhideWhenUsed/>
     <w:qFormat/>
-    <w:rsid w:val="007D7B2A"/>
-    <w:pPr>
-      <w:spacing w:after="80"/>
-      <w:contextualSpacing/>
-      <w:jc w:val="center"/>
-    </w:pPr>
-    <w:rPr>
-      <w:rFonts w:asciiTheme="majorHAnsi" w:eastAsiaTheme="majorEastAsia" w:hAnsiTheme="majorHAnsi" w:cstheme="majorBidi"/>
-      <w:spacing w:val="-10"/>
-      <w:kern w:val="28"/>
-      <w:sz w:val="56"/>
-      <w:szCs w:val="56"/>
-    </w:rPr>
-  </w:style>
-  <w:style w:type="character" w:customStyle="1" w:styleId="a4">
-    <w:name w:val="标题 字符"/>
-    <w:basedOn w:val="a0"/>
-    <w:link w:val="a3"/>
-    <w:uiPriority w:val="10"/>
-    <w:rsid w:val="007D7B2A"/>
-    <w:rPr>
-      <w:rFonts w:asciiTheme="majorHAnsi" w:eastAsiaTheme="majorEastAsia" w:hAnsiTheme="majorHAnsi" w:cstheme="majorBidi"/>
-      <w:spacing w:val="-10"/>
-      <w:kern w:val="28"/>
-      <w:sz w:val="56"/>
-      <w:szCs w:val="56"/>
-    </w:rPr>
-  </w:style>
-  <w:style w:type="paragraph" w:styleId="a5">
-    <w:name w:val="Subtitle"/>
-    <w:basedOn w:val="a"/>
-    <w:next w:val="a"/>
-    <w:link w:val="a6"/>
-    <w:uiPriority w:val="11"/>
-    <w:qFormat/>
-    <w:rsid w:val="007D7B2A"/>
-    <w:pPr>
-      <w:numPr>
-        <w:ilvl w:val="1"/>
-      </w:numPr>
-      <w:spacing w:after="160"/>
-      <w:jc w:val="center"/>
-    </w:pPr>
-    <w:rPr>
-      <w:rFonts w:asciiTheme="majorHAnsi" w:eastAsiaTheme="majorEastAsia" w:hAnsiTheme="majorHAnsi" w:cstheme="majorBidi"/>
-      <w:color w:val="595959" w:themeColor="text1" w:themeTint="A6"/>
-      <w:spacing w:val="15"/>
-      <w:sz w:val="28"/>
-      <w:szCs w:val="28"/>
-    </w:rPr>
-  </w:style>
-  <w:style w:type="character" w:customStyle="1" w:styleId="a6">
-    <w:name w:val="副标题 字符"/>
-    <w:basedOn w:val="a0"/>
-    <w:link w:val="a5"/>
-    <w:uiPriority w:val="11"/>
-    <w:rsid w:val="007D7B2A"/>
-    <w:rPr>
-      <w:rFonts w:asciiTheme="majorHAnsi" w:eastAsiaTheme="majorEastAsia" w:hAnsiTheme="majorHAnsi" w:cstheme="majorBidi"/>
-      <w:color w:val="595959" w:themeColor="text1" w:themeTint="A6"/>
-      <w:spacing w:val="15"/>
-      <w:sz w:val="28"/>
-      <w:szCs w:val="28"/>
-    </w:rPr>
-  </w:style>
-  <w:style w:type="paragraph" w:styleId="a7">
-    <w:name w:val="Quote"/>
-    <w:basedOn w:val="a"/>
-    <w:next w:val="a"/>
-    <w:link w:val="a8"/>
-    <w:uiPriority w:val="29"/>
-    <w:qFormat/>
-    <w:rsid w:val="007D7B2A"/>
-    <w:pPr>
-      <w:spacing w:before="160" w:after="160"/>
-      <w:jc w:val="center"/>
-    </w:pPr>
-    <w:rPr>
-      <w:i/>
-      <w:iCs/>
-      <w:color w:val="404040" w:themeColor="text1" w:themeTint="BF"/>
-    </w:rPr>
-  </w:style>
-  <w:style w:type="character" w:customStyle="1" w:styleId="a8">
-    <w:name w:val="引用 字符"/>
-    <w:basedOn w:val="a0"/>
-    <w:link w:val="a7"/>
-    <w:uiPriority w:val="29"/>
-    <w:rsid w:val="007D7B2A"/>
-    <w:rPr>
-      <w:i/>
-      <w:iCs/>
-      <w:color w:val="404040" w:themeColor="text1" w:themeTint="BF"/>
-    </w:rPr>
-  </w:style>
-  <w:style w:type="paragraph" w:styleId="a9">
-    <w:name w:val="List Paragraph"/>
-    <w:basedOn w:val="a"/>
-    <w:uiPriority w:val="34"/>
-    <w:qFormat/>
-    <w:rsid w:val="007D7B2A"/>
-    <w:pPr>
-      <w:ind w:left="720"/>
-      <w:contextualSpacing/>
-    </w:pPr>
-  </w:style>
-  <w:style w:type="character" w:styleId="aa">
-    <w:name w:val="Intense Emphasis"/>
-    <w:basedOn w:val="a0"/>
-    <w:uiPriority w:val="21"/>
-    <w:qFormat/>
-    <w:rsid w:val="007D7B2A"/>
-    <w:rPr>
-      <w:i/>
-      <w:iCs/>
-      <w:color w:val="0F4761" w:themeColor="accent1" w:themeShade="BF"/>
-    </w:rPr>
-  </w:style>
-  <w:style w:type="paragraph" w:styleId="ab">
-    <w:name w:val="Intense Quote"/>
-    <w:basedOn w:val="a"/>
-    <w:next w:val="a"/>
-    <w:link w:val="ac"/>
-    <w:uiPriority w:val="30"/>
-    <w:qFormat/>
-    <w:rsid w:val="007D7B2A"/>
-    <w:pPr>
-      <w:pBdr>
-        <w:top w:val="single" w:sz="4" w:space="10" w:color="0F4761" w:themeColor="accent1" w:themeShade="BF"/>
-        <w:bottom w:val="single" w:sz="4" w:space="10" w:color="0F4761" w:themeColor="accent1" w:themeShade="BF"/>
-      </w:pBdr>
-      <w:spacing w:before="360" w:after="360"/>
-      <w:ind w:left="864" w:right="864"/>
-      <w:jc w:val="center"/>
-    </w:pPr>
-    <w:rPr>
-      <w:i/>
-      <w:iCs/>
-      <w:color w:val="0F4761" w:themeColor="accent1" w:themeShade="BF"/>
-    </w:rPr>
-  </w:style>
-  <w:style w:type="character" w:customStyle="1" w:styleId="ac">
-    <w:name w:val="明显引用 字符"/>
-    <w:basedOn w:val="a0"/>
-    <w:link w:val="ab"/>
-    <w:uiPriority w:val="30"/>
-    <w:rsid w:val="007D7B2A"/>
-    <w:rPr>
-      <w:i/>
-      <w:iCs/>
-      <w:color w:val="0F4761" w:themeColor="accent1" w:themeShade="BF"/>
-    </w:rPr>
-  </w:style>
-  <w:style w:type="character" w:styleId="ad">
-    <w:name w:val="Intense Reference"/>
-    <w:basedOn w:val="a0"/>
-    <w:uiPriority w:val="32"/>
-    <w:qFormat/>
-    <w:rsid w:val="007D7B2A"/>
-    <w:rPr>
-      <w:b/>
-      <w:bCs/>
-      <w:smallCaps/>
-      <w:color w:val="0F4761" w:themeColor="accent1" w:themeShade="BF"/>
-      <w:spacing w:val="5"/>
-    </w:rPr>
-  </w:style>
-  <w:style w:type="paragraph" w:styleId="ae">
-    <w:name w:val="header"/>
-    <w:basedOn w:val="a"/>
-    <w:link w:val="af"/>
     <w:uiPriority w:val="99"/>
-    <w:unhideWhenUsed/>
-    <w:rsid w:val="000A51EE"/>
     <w:pPr>
       <w:tabs>
         <w:tab w:val="center" w:pos="4153"/>
@@ -5133,43 +4735,410 @@
       <w:szCs w:val="18"/>
     </w:rPr>
   </w:style>
-  <w:style w:type="character" w:customStyle="1" w:styleId="af">
+  <w:style w:type="paragraph" w:styleId="13">
+    <w:name w:val="Subtitle"/>
+    <w:basedOn w:val="1"/>
+    <w:next w:val="1"/>
+    <w:link w:val="29"/>
+    <w:qFormat/>
+    <w:uiPriority w:val="11"/>
+    <w:pPr>
+      <w:spacing w:after="160"/>
+      <w:jc w:val="center"/>
+    </w:pPr>
+    <w:rPr>
+      <w:rFonts w:asciiTheme="majorHAnsi" w:hAnsiTheme="majorHAnsi" w:eastAsiaTheme="majorEastAsia" w:cstheme="majorBidi"/>
+      <w:color w:val="595959" w:themeColor="text1" w:themeTint="A6"/>
+      <w:spacing w:val="15"/>
+      <w:sz w:val="28"/>
+      <w:szCs w:val="28"/>
+      <w14:textFill>
+        <w14:solidFill>
+          <w14:schemeClr w14:val="tx1">
+            <w14:lumMod w14:val="65000"/>
+            <w14:lumOff w14:val="35000"/>
+          </w14:schemeClr>
+        </w14:solidFill>
+      </w14:textFill>
+    </w:rPr>
+  </w:style>
+  <w:style w:type="paragraph" w:styleId="14">
+    <w:name w:val="HTML Preformatted"/>
+    <w:basedOn w:val="1"/>
+    <w:semiHidden/>
+    <w:unhideWhenUsed/>
+    <w:uiPriority w:val="99"/>
+    <w:pPr>
+      <w:tabs>
+        <w:tab w:val="left" w:pos="916"/>
+        <w:tab w:val="left" w:pos="1832"/>
+        <w:tab w:val="left" w:pos="2748"/>
+        <w:tab w:val="left" w:pos="3664"/>
+        <w:tab w:val="left" w:pos="4580"/>
+        <w:tab w:val="left" w:pos="5496"/>
+        <w:tab w:val="left" w:pos="6412"/>
+        <w:tab w:val="left" w:pos="7328"/>
+        <w:tab w:val="left" w:pos="8244"/>
+        <w:tab w:val="left" w:pos="9160"/>
+        <w:tab w:val="left" w:pos="10076"/>
+        <w:tab w:val="left" w:pos="10992"/>
+        <w:tab w:val="left" w:pos="11908"/>
+        <w:tab w:val="left" w:pos="12824"/>
+        <w:tab w:val="left" w:pos="13740"/>
+        <w:tab w:val="left" w:pos="14656"/>
+      </w:tabs>
+      <w:jc w:val="left"/>
+    </w:pPr>
+    <w:rPr>
+      <w:rFonts w:hint="eastAsia" w:ascii="宋体" w:hAnsi="宋体" w:eastAsia="宋体" w:cs="宋体"/>
+      <w:kern w:val="0"/>
+      <w:sz w:val="24"/>
+      <w:szCs w:val="24"/>
+      <w:lang w:val="en-US" w:eastAsia="zh-CN" w:bidi="ar"/>
+    </w:rPr>
+  </w:style>
+  <w:style w:type="paragraph" w:styleId="15">
+    <w:name w:val="Title"/>
+    <w:basedOn w:val="1"/>
+    <w:next w:val="1"/>
+    <w:link w:val="28"/>
+    <w:qFormat/>
+    <w:uiPriority w:val="10"/>
+    <w:pPr>
+      <w:spacing w:after="80"/>
+      <w:contextualSpacing/>
+      <w:jc w:val="center"/>
+    </w:pPr>
+    <w:rPr>
+      <w:rFonts w:asciiTheme="majorHAnsi" w:hAnsiTheme="majorHAnsi" w:eastAsiaTheme="majorEastAsia" w:cstheme="majorBidi"/>
+      <w:spacing w:val="-10"/>
+      <w:kern w:val="28"/>
+      <w:sz w:val="56"/>
+      <w:szCs w:val="56"/>
+    </w:rPr>
+  </w:style>
+  <w:style w:type="character" w:styleId="18">
+    <w:name w:val="HTML Code"/>
+    <w:basedOn w:val="17"/>
+    <w:semiHidden/>
+    <w:unhideWhenUsed/>
+    <w:uiPriority w:val="99"/>
+    <w:rPr>
+      <w:rFonts w:ascii="Courier New" w:hAnsi="Courier New"/>
+      <w:sz w:val="20"/>
+    </w:rPr>
+  </w:style>
+  <w:style w:type="character" w:customStyle="1" w:styleId="19">
+    <w:name w:val="标题 1 字符"/>
+    <w:basedOn w:val="17"/>
+    <w:link w:val="2"/>
+    <w:qFormat/>
+    <w:uiPriority w:val="9"/>
+    <w:rPr>
+      <w:rFonts w:asciiTheme="majorHAnsi" w:hAnsiTheme="majorHAnsi" w:eastAsiaTheme="majorEastAsia" w:cstheme="majorBidi"/>
+      <w:color w:val="104862" w:themeColor="accent1" w:themeShade="BF"/>
+      <w:sz w:val="48"/>
+      <w:szCs w:val="48"/>
+    </w:rPr>
+  </w:style>
+  <w:style w:type="character" w:customStyle="1" w:styleId="20">
+    <w:name w:val="标题 2 字符"/>
+    <w:basedOn w:val="17"/>
+    <w:link w:val="3"/>
+    <w:semiHidden/>
+    <w:qFormat/>
+    <w:uiPriority w:val="9"/>
+    <w:rPr>
+      <w:rFonts w:asciiTheme="majorHAnsi" w:hAnsiTheme="majorHAnsi" w:eastAsiaTheme="majorEastAsia" w:cstheme="majorBidi"/>
+      <w:color w:val="104862" w:themeColor="accent1" w:themeShade="BF"/>
+      <w:sz w:val="40"/>
+      <w:szCs w:val="40"/>
+    </w:rPr>
+  </w:style>
+  <w:style w:type="character" w:customStyle="1" w:styleId="21">
+    <w:name w:val="标题 3 字符"/>
+    <w:basedOn w:val="17"/>
+    <w:link w:val="4"/>
+    <w:semiHidden/>
+    <w:qFormat/>
+    <w:uiPriority w:val="9"/>
+    <w:rPr>
+      <w:rFonts w:asciiTheme="majorHAnsi" w:hAnsiTheme="majorHAnsi" w:eastAsiaTheme="majorEastAsia" w:cstheme="majorBidi"/>
+      <w:color w:val="104862" w:themeColor="accent1" w:themeShade="BF"/>
+      <w:sz w:val="32"/>
+      <w:szCs w:val="32"/>
+    </w:rPr>
+  </w:style>
+  <w:style w:type="character" w:customStyle="1" w:styleId="22">
+    <w:name w:val="标题 4 字符"/>
+    <w:basedOn w:val="17"/>
+    <w:link w:val="5"/>
+    <w:semiHidden/>
+    <w:qFormat/>
+    <w:uiPriority w:val="9"/>
+    <w:rPr>
+      <w:rFonts w:cstheme="majorBidi"/>
+      <w:color w:val="104862" w:themeColor="accent1" w:themeShade="BF"/>
+      <w:sz w:val="28"/>
+      <w:szCs w:val="28"/>
+    </w:rPr>
+  </w:style>
+  <w:style w:type="character" w:customStyle="1" w:styleId="23">
+    <w:name w:val="标题 5 字符"/>
+    <w:basedOn w:val="17"/>
+    <w:link w:val="6"/>
+    <w:semiHidden/>
+    <w:qFormat/>
+    <w:uiPriority w:val="9"/>
+    <w:rPr>
+      <w:rFonts w:cstheme="majorBidi"/>
+      <w:color w:val="104862" w:themeColor="accent1" w:themeShade="BF"/>
+      <w:sz w:val="24"/>
+      <w:szCs w:val="24"/>
+    </w:rPr>
+  </w:style>
+  <w:style w:type="character" w:customStyle="1" w:styleId="24">
+    <w:name w:val="标题 6 字符"/>
+    <w:basedOn w:val="17"/>
+    <w:link w:val="7"/>
+    <w:semiHidden/>
+    <w:qFormat/>
+    <w:uiPriority w:val="9"/>
+    <w:rPr>
+      <w:rFonts w:cstheme="majorBidi"/>
+      <w:b/>
+      <w:bCs/>
+      <w:color w:val="104862" w:themeColor="accent1" w:themeShade="BF"/>
+    </w:rPr>
+  </w:style>
+  <w:style w:type="character" w:customStyle="1" w:styleId="25">
+    <w:name w:val="标题 7 字符"/>
+    <w:basedOn w:val="17"/>
+    <w:link w:val="8"/>
+    <w:semiHidden/>
+    <w:qFormat/>
+    <w:uiPriority w:val="9"/>
+    <w:rPr>
+      <w:rFonts w:cstheme="majorBidi"/>
+      <w:b/>
+      <w:bCs/>
+      <w:color w:val="595959" w:themeColor="text1" w:themeTint="A6"/>
+      <w14:textFill>
+        <w14:solidFill>
+          <w14:schemeClr w14:val="tx1">
+            <w14:lumMod w14:val="65000"/>
+            <w14:lumOff w14:val="35000"/>
+          </w14:schemeClr>
+        </w14:solidFill>
+      </w14:textFill>
+    </w:rPr>
+  </w:style>
+  <w:style w:type="character" w:customStyle="1" w:styleId="26">
+    <w:name w:val="标题 8 字符"/>
+    <w:basedOn w:val="17"/>
+    <w:link w:val="9"/>
+    <w:semiHidden/>
+    <w:qFormat/>
+    <w:uiPriority w:val="9"/>
+    <w:rPr>
+      <w:rFonts w:cstheme="majorBidi"/>
+      <w:color w:val="595959" w:themeColor="text1" w:themeTint="A6"/>
+      <w14:textFill>
+        <w14:solidFill>
+          <w14:schemeClr w14:val="tx1">
+            <w14:lumMod w14:val="65000"/>
+            <w14:lumOff w14:val="35000"/>
+          </w14:schemeClr>
+        </w14:solidFill>
+      </w14:textFill>
+    </w:rPr>
+  </w:style>
+  <w:style w:type="character" w:customStyle="1" w:styleId="27">
+    <w:name w:val="标题 9 字符"/>
+    <w:basedOn w:val="17"/>
+    <w:link w:val="10"/>
+    <w:semiHidden/>
+    <w:qFormat/>
+    <w:uiPriority w:val="9"/>
+    <w:rPr>
+      <w:rFonts w:eastAsiaTheme="majorEastAsia" w:cstheme="majorBidi"/>
+      <w:color w:val="595959" w:themeColor="text1" w:themeTint="A6"/>
+      <w14:textFill>
+        <w14:solidFill>
+          <w14:schemeClr w14:val="tx1">
+            <w14:lumMod w14:val="65000"/>
+            <w14:lumOff w14:val="35000"/>
+          </w14:schemeClr>
+        </w14:solidFill>
+      </w14:textFill>
+    </w:rPr>
+  </w:style>
+  <w:style w:type="character" w:customStyle="1" w:styleId="28">
+    <w:name w:val="标题 字符"/>
+    <w:basedOn w:val="17"/>
+    <w:link w:val="15"/>
+    <w:qFormat/>
+    <w:uiPriority w:val="10"/>
+    <w:rPr>
+      <w:rFonts w:asciiTheme="majorHAnsi" w:hAnsiTheme="majorHAnsi" w:eastAsiaTheme="majorEastAsia" w:cstheme="majorBidi"/>
+      <w:spacing w:val="-10"/>
+      <w:kern w:val="28"/>
+      <w:sz w:val="56"/>
+      <w:szCs w:val="56"/>
+    </w:rPr>
+  </w:style>
+  <w:style w:type="character" w:customStyle="1" w:styleId="29">
+    <w:name w:val="副标题 字符"/>
+    <w:basedOn w:val="17"/>
+    <w:link w:val="13"/>
+    <w:qFormat/>
+    <w:uiPriority w:val="11"/>
+    <w:rPr>
+      <w:rFonts w:asciiTheme="majorHAnsi" w:hAnsiTheme="majorHAnsi" w:eastAsiaTheme="majorEastAsia" w:cstheme="majorBidi"/>
+      <w:color w:val="595959" w:themeColor="text1" w:themeTint="A6"/>
+      <w:spacing w:val="15"/>
+      <w:sz w:val="28"/>
+      <w:szCs w:val="28"/>
+      <w14:textFill>
+        <w14:solidFill>
+          <w14:schemeClr w14:val="tx1">
+            <w14:lumMod w14:val="65000"/>
+            <w14:lumOff w14:val="35000"/>
+          </w14:schemeClr>
+        </w14:solidFill>
+      </w14:textFill>
+    </w:rPr>
+  </w:style>
+  <w:style w:type="paragraph" w:styleId="30">
+    <w:name w:val="Quote"/>
+    <w:basedOn w:val="1"/>
+    <w:next w:val="1"/>
+    <w:link w:val="31"/>
+    <w:qFormat/>
+    <w:uiPriority w:val="29"/>
+    <w:pPr>
+      <w:spacing w:before="160" w:after="160"/>
+      <w:jc w:val="center"/>
+    </w:pPr>
+    <w:rPr>
+      <w:i/>
+      <w:iCs/>
+      <w:color w:val="404040" w:themeColor="text1" w:themeTint="BF"/>
+      <w14:textFill>
+        <w14:solidFill>
+          <w14:schemeClr w14:val="tx1">
+            <w14:lumMod w14:val="75000"/>
+            <w14:lumOff w14:val="25000"/>
+          </w14:schemeClr>
+        </w14:solidFill>
+      </w14:textFill>
+    </w:rPr>
+  </w:style>
+  <w:style w:type="character" w:customStyle="1" w:styleId="31">
+    <w:name w:val="引用 字符"/>
+    <w:basedOn w:val="17"/>
+    <w:link w:val="30"/>
+    <w:qFormat/>
+    <w:uiPriority w:val="29"/>
+    <w:rPr>
+      <w:i/>
+      <w:iCs/>
+      <w:color w:val="404040" w:themeColor="text1" w:themeTint="BF"/>
+      <w14:textFill>
+        <w14:solidFill>
+          <w14:schemeClr w14:val="tx1">
+            <w14:lumMod w14:val="75000"/>
+            <w14:lumOff w14:val="25000"/>
+          </w14:schemeClr>
+        </w14:solidFill>
+      </w14:textFill>
+    </w:rPr>
+  </w:style>
+  <w:style w:type="paragraph" w:styleId="32">
+    <w:name w:val="List Paragraph"/>
+    <w:basedOn w:val="1"/>
+    <w:qFormat/>
+    <w:uiPriority w:val="34"/>
+    <w:pPr>
+      <w:ind w:left="720"/>
+      <w:contextualSpacing/>
+    </w:pPr>
+  </w:style>
+  <w:style w:type="character" w:customStyle="1" w:styleId="33">
+    <w:name w:val="Intense Emphasis"/>
+    <w:basedOn w:val="17"/>
+    <w:qFormat/>
+    <w:uiPriority w:val="21"/>
+    <w:rPr>
+      <w:i/>
+      <w:iCs/>
+      <w:color w:val="104862" w:themeColor="accent1" w:themeShade="BF"/>
+    </w:rPr>
+  </w:style>
+  <w:style w:type="paragraph" w:styleId="34">
+    <w:name w:val="Intense Quote"/>
+    <w:basedOn w:val="1"/>
+    <w:next w:val="1"/>
+    <w:link w:val="35"/>
+    <w:qFormat/>
+    <w:uiPriority w:val="30"/>
+    <w:pPr>
+      <w:pBdr>
+        <w:top w:val="single" w:color="0F4761" w:themeColor="accent1" w:themeShade="BF" w:sz="4" w:space="10"/>
+        <w:bottom w:val="single" w:color="0F4761" w:themeColor="accent1" w:themeShade="BF" w:sz="4" w:space="10"/>
+      </w:pBdr>
+      <w:spacing w:before="360" w:after="360"/>
+      <w:ind w:left="864" w:right="864"/>
+      <w:jc w:val="center"/>
+    </w:pPr>
+    <w:rPr>
+      <w:i/>
+      <w:iCs/>
+      <w:color w:val="104862" w:themeColor="accent1" w:themeShade="BF"/>
+    </w:rPr>
+  </w:style>
+  <w:style w:type="character" w:customStyle="1" w:styleId="35">
+    <w:name w:val="明显引用 字符"/>
+    <w:basedOn w:val="17"/>
+    <w:link w:val="34"/>
+    <w:qFormat/>
+    <w:uiPriority w:val="30"/>
+    <w:rPr>
+      <w:i/>
+      <w:iCs/>
+      <w:color w:val="104862" w:themeColor="accent1" w:themeShade="BF"/>
+    </w:rPr>
+  </w:style>
+  <w:style w:type="character" w:customStyle="1" w:styleId="36">
+    <w:name w:val="Intense Reference"/>
+    <w:basedOn w:val="17"/>
+    <w:qFormat/>
+    <w:uiPriority w:val="32"/>
+    <w:rPr>
+      <w:b/>
+      <w:bCs/>
+      <w:smallCaps/>
+      <w:color w:val="104862" w:themeColor="accent1" w:themeShade="BF"/>
+      <w:spacing w:val="5"/>
+    </w:rPr>
+  </w:style>
+  <w:style w:type="character" w:customStyle="1" w:styleId="37">
     <w:name w:val="页眉 字符"/>
-    <w:basedOn w:val="a0"/>
-    <w:link w:val="ae"/>
+    <w:basedOn w:val="17"/>
+    <w:link w:val="12"/>
+    <w:qFormat/>
     <w:uiPriority w:val="99"/>
-    <w:rsid w:val="000A51EE"/>
     <w:rPr>
       <w:sz w:val="18"/>
       <w:szCs w:val="18"/>
     </w:rPr>
   </w:style>
-  <w:style w:type="paragraph" w:styleId="af0">
-    <w:name w:val="footer"/>
-    <w:basedOn w:val="a"/>
-    <w:link w:val="af1"/>
+  <w:style w:type="character" w:customStyle="1" w:styleId="38">
+    <w:name w:val="页脚 字符"/>
+    <w:basedOn w:val="17"/>
+    <w:link w:val="11"/>
+    <w:qFormat/>
     <w:uiPriority w:val="99"/>
-    <w:unhideWhenUsed/>
-    <w:rsid w:val="000A51EE"/>
-    <w:pPr>
-      <w:tabs>
-        <w:tab w:val="center" w:pos="4153"/>
-        <w:tab w:val="right" w:pos="8306"/>
-      </w:tabs>
-      <w:snapToGrid w:val="0"/>
-      <w:jc w:val="left"/>
-    </w:pPr>
-    <w:rPr>
-      <w:sz w:val="18"/>
-      <w:szCs w:val="18"/>
-    </w:rPr>
-  </w:style>
-  <w:style w:type="character" w:customStyle="1" w:styleId="af1">
-    <w:name w:val="页脚 字符"/>
-    <w:basedOn w:val="a0"/>
-    <w:link w:val="af0"/>
-    <w:uiPriority w:val="99"/>
-    <w:rsid w:val="000A51EE"/>
     <w:rPr>
       <w:sz w:val="18"/>
       <w:szCs w:val="18"/>
@@ -5221,7 +5190,7 @@
     </a:clrScheme>
     <a:fontScheme name="Office">
       <a:majorFont>
-        <a:latin typeface="等线 Light" panose="020F0302020204030204"/>
+        <a:latin typeface="等线 Light"/>
         <a:ea typeface=""/>
         <a:cs typeface=""/>
         <a:font script="Jpan" typeface="游ゴシック Light"/>
@@ -5254,26 +5223,9 @@
         <a:font script="Viet" typeface="Times New Roman"/>
         <a:font script="Uigh" typeface="Microsoft Uighur"/>
         <a:font script="Geor" typeface="Sylfaen"/>
-        <a:font script="Armn" typeface="Arial"/>
-        <a:font script="Bugi" typeface="Leelawadee UI"/>
-        <a:font script="Bopo" typeface="Microsoft JhengHei"/>
-        <a:font script="Java" typeface="Javanese Text"/>
-        <a:font script="Lisu" typeface="Segoe UI"/>
-        <a:font script="Mymr" typeface="Myanmar Text"/>
-        <a:font script="Nkoo" typeface="Ebrima"/>
-        <a:font script="Olck" typeface="Nirmala UI"/>
-        <a:font script="Osma" typeface="Ebrima"/>
-        <a:font script="Phag" typeface="Phagspa"/>
-        <a:font script="Syrn" typeface="Estrangelo Edessa"/>
-        <a:font script="Syrj" typeface="Estrangelo Edessa"/>
-        <a:font script="Syre" typeface="Estrangelo Edessa"/>
-        <a:font script="Sora" typeface="Nirmala UI"/>
-        <a:font script="Tale" typeface="Microsoft Tai Le"/>
-        <a:font script="Talu" typeface="Microsoft New Tai Lue"/>
-        <a:font script="Tfng" typeface="Ebrima"/>
       </a:majorFont>
       <a:minorFont>
-        <a:latin typeface="等线" panose="020F0502020204030204"/>
+        <a:latin typeface="等线"/>
         <a:ea typeface=""/>
         <a:cs typeface=""/>
         <a:font script="Jpan" typeface="游明朝"/>
@@ -5306,23 +5258,6 @@
         <a:font script="Viet" typeface="Arial"/>
         <a:font script="Uigh" typeface="Microsoft Uighur"/>
         <a:font script="Geor" typeface="Sylfaen"/>
-        <a:font script="Armn" typeface="Arial"/>
-        <a:font script="Bugi" typeface="Leelawadee UI"/>
-        <a:font script="Bopo" typeface="Microsoft JhengHei"/>
-        <a:font script="Java" typeface="Javanese Text"/>
-        <a:font script="Lisu" typeface="Segoe UI"/>
-        <a:font script="Mymr" typeface="Myanmar Text"/>
-        <a:font script="Nkoo" typeface="Ebrima"/>
-        <a:font script="Olck" typeface="Nirmala UI"/>
-        <a:font script="Osma" typeface="Ebrima"/>
-        <a:font script="Phag" typeface="Phagspa"/>
-        <a:font script="Syrn" typeface="Estrangelo Edessa"/>
-        <a:font script="Syrj" typeface="Estrangelo Edessa"/>
-        <a:font script="Syre" typeface="Estrangelo Edessa"/>
-        <a:font script="Sora" typeface="Nirmala UI"/>
-        <a:font script="Tale" typeface="Microsoft Tai Le"/>
-        <a:font script="Talu" typeface="Microsoft New Tai Lue"/>
-        <a:font script="Tfng" typeface="Ebrima"/>
       </a:minorFont>
     </a:fontScheme>
     <a:fmtScheme name="Office">
@@ -5464,11 +5399,5 @@
     </a:fmtScheme>
   </a:themeElements>
   <a:objectDefaults/>
-  <a:extraClrSchemeLst/>
-  <a:extLst>
-    <a:ext uri="{05A4C25C-085E-4340-85A3-A5531E510DB2}">
-      <thm15:themeFamily xmlns:thm15="http://schemas.microsoft.com/office/thememl/2012/main" name="Office Theme" id="{62F939B6-93AF-4DB8-9C6B-D6C7DFDC589F}" vid="{4A3C46E8-61CC-4603-A589-7422A47A8E4A}"/>
-    </a:ext>
-  </a:extLst>
 </a:theme>
 </file>